--- a/07.9 - Bao cao sai pham Phieu huong dan 2960 va Cong van 3292.docx
+++ b/07.9 - Bao cao sai pham Phieu huong dan 2960 va Cong van 3292.docx
@@ -15206,7 +15206,7 @@
         <w:t xml:space="preserve">thông tin, tài liệu, chứng cứ do người tố cáo cung cấp</w:t>
       </w:r>
       <w:r>
-        <w:t xml:space="preserve">. Tôi đã cung cấp bốn lần trong hơn chín tuần, mỗi lần đều có chứng từ tiếp nhận: ba đơn tháng 5/2026 kèm phụ lục; tập tài liệu tại buổi làm việc ngày 01/7/2026; Hồ sơ tố cáo kèm thẻ nhớ USB, phường nhận ngày 09/7/2026; và Phụ lục 5 — bảng so sánh từng nội dung Đơn khiếu nại với Công văn số 87/THCSTP — phường nhận ngày 19/7/2026. Ba trang Thông báo 5553 nêu đúng</w:t>
+        <w:t xml:space="preserve">. Tôi đã cung cấp ba lần trong hơn chín tuần, mỗi lần đều có chứng từ tiếp nhận: ba đơn tháng 5/2026 kèm phụ lục; Hồ sơ tố cáo kèm thẻ nhớ USB, phường nhận ngày 09/7/2026; và Phụ lục 5 — bảng so sánh từng nội dung Đơn khiếu nại với Công văn số 87/THCSTP — phường nhận ngày 19/7/2026. Ba trang Thông báo 5553 nêu đúng</w:t>
       </w:r>
       <w:r>
         <w:t xml:space="preserve"> </w:t>
@@ -15254,7 +15254,7 @@
         <w:t xml:space="preserve">”</w:t>
       </w:r>
       <w:r>
-        <w:t xml:space="preserve">. Không tài liệu nào trong bốn lần trên được nêu tên. Nghĩa là điều kiện mà chính Thông báo 5553 chép ra để làm căn cứ lại được xét bằng tài liệu của bên bị tố cáo, không bằng tài liệu của người tố cáo mà điều luật nhắc tới.</w:t>
+        <w:t xml:space="preserve">. Không tài liệu nào trong ba lần trên được nêu tên. Nghĩa là điều kiện mà chính Thông báo 5553 chép ra để làm căn cứ lại được xét bằng tài liệu của bên bị tố cáo, không bằng tài liệu của người tố cáo mà điều luật nhắc tới.</w:t>
       </w:r>
     </w:p>
     <w:p>

--- a/07.9 - Bao cao sai pham Phieu huong dan 2960 va Cong van 3292.docx
+++ b/07.9 - Bao cao sai pham Phieu huong dan 2960 va Cong van 3292.docx
@@ -20,7 +20,7 @@
           <w:iCs/>
           <w:i/>
         </w:rPr>
-        <w:t xml:space="preserve">Phụ lục dùng chung cho các đơn · Lập ngày 28/10/2026 · Thay Báo cáo phản biện Công văn 3292 (bản đầy đủ cùng ngày); bảng chuyển số mục cũ sang số mục mới ở Phụ lục F</w:t>
+        <w:t xml:space="preserve">Phụ lục dùng chung cho các đơn · Lập ngày 28/10/2026, chỉnh lý ngày 29/10/2026 · Thay Báo cáo phản biện Công văn 3292 (bản đầy đủ cùng ngày); bảng chuyển số mục cũ sang số mục mới ở Phụ lục F</w:t>
       </w:r>
     </w:p>
     <w:p>
@@ -370,6 +370,14 @@
         <w:spacing w:before="120"/>
       </w:pPr>
       <w:r>
+        <w:t xml:space="preserve">Một điểm ở mức A cho thấy văn bản thiếu, hoặc chưa thể hiện, một nội dung mà quy định hay lá đơn đòi hỏi; nó chưa mặc nhiên là kết luận vi phạm pháp luật — kết luận ấy thuộc cơ quan có thẩm quyền. Vì vậy các đề nghị tại mục 8 đặt dưới dạng làm rõ, khắc phục.</w:t>
+      </w:r>
+    </w:p>
+    <w:p>
+      <w:pPr>
+        <w:pStyle w:val="BodyText"/>
+      </w:pPr>
+      <w:r>
         <w:t xml:space="preserve">Báo cáo không nêu và không suy đoán động cơ của người ký bất kỳ văn bản nào. Báo cáo không xét phần chuyên môn Toán – Lý của vụ việc; phần ấy ở các phụ lục đã nộp (07.1, 07.2). Thông báo số 5553/TB-UBND chỉ được nêu ở những chỗ Công văn 3292 có trách nhiệm xem xét. Mã tệp trong ngoặc là mã tài liệu trong thư mục hồ sơ; danh mục ở Phụ lục D.</w:t>
       </w:r>
     </w:p>
@@ -615,7 +623,7 @@
         <w:t xml:space="preserve"> </w:t>
       </w:r>
       <w:r>
-        <w:t xml:space="preserve">Mẫu số 05 — mẫu mà Điều 21 Thông tư 05 quy định phải dùng — có phần ghi từng nội dung của đơn và cơ quan có thẩm quyền giải quyết nội dung ấy. Phiếu 2960 không có dòng nào như vậy, không dẫn căn cứ pháp luật nào, không ghi tên người nhận phiếu. Một lá đơn 11 trang — 6 nội dung ở Mục IV, 11 ở Mục V, 20 ở Mục VI, 17 đề nghị ở Mục VII — được trả lời bằng hai câu (P.1).</w:t>
+        <w:t xml:space="preserve">Mẫu số 05 — mẫu mà Điều 21 Thông tư 05 quy định phải dùng — có phần ghi từng nội dung của đơn và cơ quan có thẩm quyền giải quyết nội dung ấy. Phiếu 2960 không có dòng nào như vậy, và không ghi tên người nhận phiếu. Một lá đơn 11 trang — 6 nội dung ở Mục IV, 11 ở Mục V, 20 ở Mục VI, 17 đề nghị ở Mục VII — được trả lời bằng hai câu (P.1).</w:t>
       </w:r>
     </w:p>
     <w:p>
@@ -631,7 +639,7 @@
           <w:bCs/>
           <w:b/>
         </w:rPr>
-        <w:t xml:space="preserve">Phiếu áp Điều 21 cho cả lá đơn, kể cả phần chỉ Thanh tra tỉnh trả lời được.</w:t>
+        <w:t xml:space="preserve">Phiếu hướng dẫn tách cả lá đơn mà không xác định phần thuộc trách nhiệm của chính Thanh tra tỉnh.</w:t>
       </w:r>
       <w:r>
         <w:t xml:space="preserve"> </w:t>
@@ -664,7 +672,7 @@
         <w:t xml:space="preserve">”</w:t>
       </w:r>
       <w:r>
-        <w:t xml:space="preserve">: Công văn 1436 chuyển văn bản nào, hồ sơ có tài liệu nào đề ngày 18/5/2026 không, yêu cầu tại Phiếu chuyển 2329 và Văn bản 2644 đang ở trạng thái nào. Không cơ quan nào khác trả lời được những câu ấy. Phiếu hướng dẫn tôi gửi chúng</w:t>
+        <w:t xml:space="preserve">: Công văn 1436 chuyển văn bản nào, hồ sơ có tài liệu nào đề ngày 18/5/2026 không, yêu cầu tại Phiếu chuyển 2329 và Văn bản 2644 đang ở trạng thái nào. Những câu ấy trả lời được bằng hồ sơ lưu của chính Thanh tra tỉnh. Phiếu hướng dẫn tôi gửi chúng</w:t>
       </w:r>
       <w:r>
         <w:t xml:space="preserve"> </w:t>
@@ -914,7 +922,7 @@
         <w:t xml:space="preserve"> </w:t>
       </w:r>
       <w:r>
-        <w:t xml:space="preserve">— trong khi căn cứ chính là điều đơn hỏi (C.3). Đã khẳng định đơn tháng 5/2026 là đơn tố cáo, văn bản không trả lời các hệ quả của chính khẳng định ấy: thông báo việc chuyển đơn, thời hạn ở cấp phường, Điều 17 Thông tư 05, Điều 27 Luật Tố cáo (C.7, C.8); và không nói gì về đánh giá trái chiều của Thông báo 5553 đang nằm trong hồ sơ của chính mình (C.9).</w:t>
+        <w:t xml:space="preserve">— trong khi căn cứ chính là điều đơn hỏi (C.3). Đã khẳng định đơn tháng 5/2026 là đơn tố cáo, văn bản không trả lời các hệ quả của chính khẳng định ấy: thông báo việc chuyển đơn, thời hạn ở cấp phường, Điều 17 Thông tư 05, Điều 27 Luật Tố cáo (C.7, C.8); và không nói gì về đánh giá khác của Thông báo 5553 đang nằm trong hồ sơ của chính mình (C.9).</w:t>
       </w:r>
     </w:p>
     <w:p>
@@ -982,7 +990,7 @@
           <w:bCs/>
           <w:b/>
         </w:rPr>
-        <w:t xml:space="preserve">Các câu hỏi chỉ Thanh tra tỉnh trả lời được đã đi qua hai lá đơn và hai văn bản mà chưa được trả lời.</w:t>
+        <w:t xml:space="preserve">Các câu hỏi trả lời được bằng hồ sơ lưu của Thanh tra tỉnh đã đi qua hai lá đơn và hai văn bản mà chưa được trả lời.</w:t>
       </w:r>
       <w:r>
         <w:t xml:space="preserve"> </w:t>
@@ -1043,7 +1051,7 @@
         <w:t xml:space="preserve">111 ngày</w:t>
       </w:r>
       <w:r>
-        <w:t xml:space="preserve">, chưa có văn bản nào; Đơn khiếu nại phường nhận ngày 06/10/2026 — quá hạn thụ lý</w:t>
+        <w:t xml:space="preserve">, chưa có văn bản nào; Đơn khiếu nại phường nhận ngày 06/10/2026 — chưa có văn bản nào, kể cả văn bản không thụ lý,</w:t>
       </w:r>
       <w:r>
         <w:t xml:space="preserve"> </w:t>
@@ -1056,7 +1064,10 @@
         <w:t xml:space="preserve">09 ngày làm việc</w:t>
       </w:r>
       <w:r>
-        <w:t xml:space="preserve">, chưa có văn bản nào; các câu hỏi về hồ sơ của chính Thanh tra tỉnh — hỏi lần đầu từ ngày 18/9/2026,</w:t>
+        <w:t xml:space="preserve"> </w:t>
+      </w:r>
+      <w:r>
+        <w:t xml:space="preserve">sau mốc 07 ngày làm việc của Điều 27 Luật Khiếu nại; các câu hỏi về hồ sơ của chính Thanh tra tỉnh — hỏi lần đầu từ ngày 18/9/2026,</w:t>
       </w:r>
       <w:r>
         <w:t xml:space="preserve"> </w:t>
@@ -1077,7 +1088,7 @@
         <w:pStyle w:val="FirstParagraph"/>
       </w:pPr>
       <w:r>
-        <w:t xml:space="preserve">Mọi câu hỏi chưa được trả lời đều trả lời được bằng tài liệu đang nằm trong hồ sơ của Thanh tra tỉnh: bản gốc đơn nhận ngày 20/5/2026, bản lưu Công văn 1436, bản Thông báo 5553 gửi lên để báo cáo, và sổ văn bản đến của chính cơ quan. Không cần một cuộc xác minh mới.</w:t>
+        <w:t xml:space="preserve">Mọi câu hỏi chưa được trả lời đều trả lời được bằng tài liệu đang nằm trong hồ sơ của Thanh tra tỉnh: bản gốc đơn nhận ngày 20/5/2026, bản lưu Công văn 1436, bản Thông báo 5553 gửi lên để báo cáo, và sổ văn bản đến của chính cơ quan. Phần lớn các câu hỏi không đòi một cuộc xác minh mới.</w:t>
       </w:r>
     </w:p>
     <w:p>
@@ -1285,7 +1296,7 @@
               <w:rPr>
                 <w:sz w:val="22"/>
               </w:rPr>
-              <w:t xml:space="preserve">Phiếu hướng dẫn không ghi nội dung nào cần tách, cơ quan nào có thẩm quyền; không dẫn căn cứ; không ghi tên người nhận</w:t>
+              <w:t xml:space="preserve">Phiếu hướng dẫn không ghi nội dung nào cần tách, cơ quan nào có thẩm quyền; không ghi tên người nhận</w:t>
             </w:r>
           </w:p>
         </w:tc>
@@ -1392,7 +1403,7 @@
               <w:rPr>
                 <w:sz w:val="22"/>
               </w:rPr>
-              <w:t xml:space="preserve">Áp Điều 21 cho cả lá đơn, kể cả sáu nội dung chỉ hồ sơ của Thanh tra tỉnh trả lời được</w:t>
+              <w:t xml:space="preserve">Hướng dẫn tách cả lá đơn, không xác định sáu nội dung trả lời được bằng hồ sơ của Thanh tra tỉnh</w:t>
             </w:r>
           </w:p>
         </w:tc>
@@ -1856,7 +1867,7 @@
               <w:rPr>
                 <w:sz w:val="22"/>
               </w:rPr>
-              <w:t xml:space="preserve">Không giải quyết, trả lời 4/6 nội dung; không chuyển, không hướng dẫn</w:t>
+              <w:t xml:space="preserve">4/6 nội dung chưa được trả lời; văn bản không thể hiện việc chuyển hay hướng dẫn</w:t>
             </w:r>
           </w:p>
         </w:tc>
@@ -2314,7 +2325,7 @@
               <w:rPr>
                 <w:sz w:val="22"/>
               </w:rPr>
-              <w:t xml:space="preserve">Nhắc lại</w:t>
+              <w:t xml:space="preserve">Dùng lại</w:t>
             </w:r>
             <w:r>
               <w:rPr>
@@ -2344,13 +2355,7 @@
               <w:rPr>
                 <w:sz w:val="22"/>
               </w:rPr>
-              <w:t xml:space="preserve"> </w:t>
-            </w:r>
-            <w:r>
-              <w:rPr>
-                <w:sz w:val="22"/>
-              </w:rPr>
-              <w:t xml:space="preserve">thay vì đối chiếu bản gốc; câu hỏi có hay không chưa được trả lời</w:t>
+              <w:t xml:space="preserve">, chưa giải thích chênh lệch với bản gốc; câu hỏi có hay không chưa được trả lời</w:t>
             </w:r>
           </w:p>
         </w:tc>
@@ -2707,7 +2712,7 @@
               <w:rPr>
                 <w:sz w:val="22"/>
               </w:rPr>
-              <w:t xml:space="preserve">Hai đánh giá trái chiều về cùng một đơn cùng nằm trong hồ sơ, không được nhắc</w:t>
+              <w:t xml:space="preserve">Hai đánh giá khác nhau về cùng một đơn cùng nằm trong hồ sơ, chưa được làm rõ</w:t>
             </w:r>
           </w:p>
         </w:tc>
@@ -2814,7 +2819,7 @@
               <w:rPr>
                 <w:sz w:val="22"/>
               </w:rPr>
-              <w:t xml:space="preserve">Không xem xét ba điểm về Thông báo 5553, dù tài liệu đã đến tay ba lần</w:t>
+              <w:t xml:space="preserve">Chưa thể hiện kết quả xem xét ba điểm về Thông báo 5553, dù tài liệu đã đến tay ba lần</w:t>
             </w:r>
           </w:p>
         </w:tc>
@@ -2921,7 +2926,7 @@
               <w:rPr>
                 <w:sz w:val="22"/>
               </w:rPr>
-              <w:t xml:space="preserve">Ký sau hạn thụ lý Đơn khiếu nại mà Thanh tra tỉnh được đề nghị theo dõi; không nhắc</w:t>
+              <w:t xml:space="preserve">Đơn khiếu nại đã qua mốc 07 ngày làm việc mà chưa có văn bản; Công văn 3292, trả lời đơn đề nghị theo dõi việc ấy, không nhắc</w:t>
             </w:r>
           </w:p>
         </w:tc>
@@ -3135,7 +3140,7 @@
               <w:rPr>
                 <w:sz w:val="22"/>
               </w:rPr>
-              <w:t xml:space="preserve">Các câu hỏi chỉ Thanh tra tỉnh trả lời được: hỏi hai lần, qua hai văn bản, chưa được trả lời</w:t>
+              <w:t xml:space="preserve">Các câu hỏi trả lời được bằng hồ sơ của Thanh tra tỉnh: hỏi hai lần, qua hai văn bản, chưa được trả lời</w:t>
             </w:r>
           </w:p>
         </w:tc>
@@ -4314,7 +4319,7 @@
               <w:rPr>
                 <w:sz w:val="22"/>
               </w:rPr>
-              <w:t xml:space="preserve">Hạn thụ lý Đơn khiếu nại tại phường (07 ngày làm việc)</w:t>
+              <w:t xml:space="preserve">Mốc 07 ngày làm việc đối với Đơn khiếu nại tại phường (Điều 27 Luật Khiếu nại)</w:t>
             </w:r>
           </w:p>
         </w:tc>
@@ -6739,6 +6744,38 @@
             </w:pPr>
             <w:r>
               <w:rPr>
+                <w:sz w:val="22"/>
+              </w:rPr>
+              <w:t xml:space="preserve">Từng nội dung của đơn, ghi thành dòng</w:t>
+            </w:r>
+          </w:p>
+        </w:tc>
+        <w:tc>
+          <w:tcPr>
+            <w:tcW w:w="4924" w:type="dxa"/>
+            <w:vAlign w:val="top"/>
+          </w:tcPr>
+          <w:p>
+            <w:pPr>
+              <w:pStyle w:val="Compact"/>
+              <w:spacing w:before="20" w:after="20" w:line="252" w:lineRule="auto"/>
+              <w:ind w:firstLine="0"/>
+              <w:jc w:val="left"/>
+            </w:pPr>
+            <w:r>
+              <w:rPr>
+                <w:sz w:val="22"/>
+              </w:rPr>
+              <w:t xml:space="preserve">Không có. Chỉ có nhận định chung:</w:t>
+            </w:r>
+            <w:r>
+              <w:rPr>
+                <w:sz w:val="22"/>
+              </w:rPr>
+              <w:t xml:space="preserve"> </w:t>
+            </w:r>
+            <w:r>
+              <w:rPr>
                 <w:iCs/>
                 <w:i/>
                 <w:sz w:val="22"/>
@@ -6751,7 +6788,7 @@
                 <w:i/>
                 <w:sz w:val="22"/>
               </w:rPr>
-              <w:t xml:space="preserve">căn cứ quy định của pháp luật</w:t>
+              <w:t xml:space="preserve">có cả nội dung kiến nghị, phản ánh và tố cáo</w:t>
             </w:r>
             <w:r>
               <w:rPr>
@@ -6760,26 +6797,6 @@
                 <w:sz w:val="22"/>
               </w:rPr>
               <w:t xml:space="preserve">”</w:t>
-            </w:r>
-          </w:p>
-        </w:tc>
-        <w:tc>
-          <w:tcPr>
-            <w:tcW w:w="4924" w:type="dxa"/>
-            <w:vAlign w:val="top"/>
-          </w:tcPr>
-          <w:p>
-            <w:pPr>
-              <w:pStyle w:val="Compact"/>
-              <w:spacing w:before="20" w:after="20" w:line="252" w:lineRule="auto"/>
-              <w:ind w:firstLine="0"/>
-              <w:jc w:val="left"/>
-            </w:pPr>
-            <w:r>
-              <w:rPr>
-                <w:sz w:val="22"/>
-              </w:rPr>
-              <w:t xml:space="preserve">Không có. Toàn văn không dẫn văn bản, điều, khoản nào</w:t>
             </w:r>
           </w:p>
         </w:tc>
@@ -6804,7 +6821,7 @@
               <w:rPr>
                 <w:sz w:val="22"/>
               </w:rPr>
-              <w:t xml:space="preserve">Từng nội dung của đơn, ghi thành dòng</w:t>
+              <w:t xml:space="preserve">Cơ quan có thẩm quyền giải quyết ứng với từng nội dung</w:t>
             </w:r>
           </w:p>
         </w:tc>
@@ -6824,7 +6841,7 @@
               <w:rPr>
                 <w:sz w:val="22"/>
               </w:rPr>
-              <w:t xml:space="preserve">Không có. Chỉ có nhận định chung:</w:t>
+              <w:t xml:space="preserve">Không có. Chỉ có cụm chung:</w:t>
             </w:r>
             <w:r>
               <w:rPr>
@@ -6846,7 +6863,7 @@
                 <w:i/>
                 <w:sz w:val="22"/>
               </w:rPr>
-              <w:t xml:space="preserve">có cả nội dung kiến nghị, phản ánh và tố cáo</w:t>
+              <w:t xml:space="preserve">nhiều cơ quan, tổ chức, đơn vị, cá nhân</w:t>
             </w:r>
             <w:r>
               <w:rPr>
@@ -6879,7 +6896,7 @@
               <w:rPr>
                 <w:sz w:val="22"/>
               </w:rPr>
-              <w:t xml:space="preserve">Cơ quan có thẩm quyền giải quyết ứng với từng nội dung</w:t>
+              <w:t xml:space="preserve">Hướng dẫn tách đơn theo các dòng đã ghi</w:t>
             </w:r>
           </w:p>
         </w:tc>
@@ -6895,18 +6912,6 @@
               <w:ind w:firstLine="0"/>
               <w:jc w:val="left"/>
             </w:pPr>
-            <w:r>
-              <w:rPr>
-                <w:sz w:val="22"/>
-              </w:rPr>
-              <w:t xml:space="preserve">Không có. Chỉ có cụm chung:</w:t>
-            </w:r>
-            <w:r>
-              <w:rPr>
-                <w:sz w:val="22"/>
-              </w:rPr>
-              <w:t xml:space="preserve"> </w:t>
-            </w:r>
             <w:r>
               <w:rPr>
                 <w:iCs/>
@@ -6921,7 +6926,7 @@
                 <w:i/>
                 <w:sz w:val="22"/>
               </w:rPr>
-              <w:t xml:space="preserve">nhiều cơ quan, tổ chức, đơn vị, cá nhân</w:t>
+              <w:t xml:space="preserve">viết lại đơn, tách nội dung đơn và gửi đơn đến cơ quan, tổ chức, đơn vị, cá nhân có thẩm quyền giải quyết</w:t>
             </w:r>
             <w:r>
               <w:rPr>
@@ -6931,69 +6936,6 @@
               </w:rPr>
               <w:t xml:space="preserve">”</w:t>
             </w:r>
-          </w:p>
-        </w:tc>
-      </w:tr>
-      <w:tr>
-        <w:trPr>
-          <w:cantSplit/>
-        </w:trPr>
-        <w:tc>
-          <w:tcPr>
-            <w:tcW w:w="4147" w:type="dxa"/>
-            <w:vAlign w:val="top"/>
-          </w:tcPr>
-          <w:p>
-            <w:pPr>
-              <w:pStyle w:val="Compact"/>
-              <w:spacing w:before="20" w:after="20" w:line="252" w:lineRule="auto"/>
-              <w:ind w:firstLine="0"/>
-              <w:jc w:val="left"/>
-            </w:pPr>
-            <w:r>
-              <w:rPr>
-                <w:sz w:val="22"/>
-              </w:rPr>
-              <w:t xml:space="preserve">Hướng dẫn tách đơn theo các dòng đã ghi</w:t>
-            </w:r>
-          </w:p>
-        </w:tc>
-        <w:tc>
-          <w:tcPr>
-            <w:tcW w:w="4924" w:type="dxa"/>
-            <w:vAlign w:val="top"/>
-          </w:tcPr>
-          <w:p>
-            <w:pPr>
-              <w:pStyle w:val="Compact"/>
-              <w:spacing w:before="20" w:after="20" w:line="252" w:lineRule="auto"/>
-              <w:ind w:firstLine="0"/>
-              <w:jc w:val="left"/>
-            </w:pPr>
-            <w:r>
-              <w:rPr>
-                <w:iCs/>
-                <w:i/>
-                <w:sz w:val="22"/>
-              </w:rPr>
-              <w:t xml:space="preserve">“</w:t>
-            </w:r>
-            <w:r>
-              <w:rPr>
-                <w:iCs/>
-                <w:i/>
-                <w:sz w:val="22"/>
-              </w:rPr>
-              <w:t xml:space="preserve">viết lại đơn, tách nội dung đơn và gửi đơn đến cơ quan, tổ chức, đơn vị, cá nhân có thẩm quyền giải quyết</w:t>
-            </w:r>
-            <w:r>
-              <w:rPr>
-                <w:iCs/>
-                <w:i/>
-                <w:sz w:val="22"/>
-              </w:rPr>
-              <w:t xml:space="preserve">”</w:t>
-            </w:r>
             <w:r>
               <w:rPr>
                 <w:sz w:val="22"/>
@@ -7004,49 +6946,7 @@
               <w:rPr>
                 <w:sz w:val="22"/>
               </w:rPr>
-              <w:t xml:space="preserve">— không nội dung nào, không nơi nào; thêm việc</w:t>
-            </w:r>
-            <w:r>
-              <w:rPr>
-                <w:sz w:val="22"/>
-              </w:rPr>
-              <w:t xml:space="preserve"> </w:t>
-            </w:r>
-            <w:r>
-              <w:rPr>
-                <w:iCs/>
-                <w:i/>
-                <w:sz w:val="22"/>
-              </w:rPr>
-              <w:t xml:space="preserve">“</w:t>
-            </w:r>
-            <w:r>
-              <w:rPr>
-                <w:iCs/>
-                <w:i/>
-                <w:sz w:val="22"/>
-              </w:rPr>
-              <w:t xml:space="preserve">viết lại đơn</w:t>
-            </w:r>
-            <w:r>
-              <w:rPr>
-                <w:iCs/>
-                <w:i/>
-                <w:sz w:val="22"/>
-              </w:rPr>
-              <w:t xml:space="preserve">”</w:t>
-            </w:r>
-            <w:r>
-              <w:rPr>
-                <w:sz w:val="22"/>
-              </w:rPr>
-              <w:t xml:space="preserve"> </w:t>
-            </w:r>
-            <w:r>
-              <w:rPr>
-                <w:sz w:val="22"/>
-              </w:rPr>
-              <w:t xml:space="preserve">mà Điều 21 không đặt ra</w:t>
+              <w:t xml:space="preserve">— không nội dung nào, không nơi nào</w:t>
             </w:r>
           </w:p>
         </w:tc>
@@ -7171,13 +7071,13 @@
       </w:r>
     </w:p>
     <w:bookmarkEnd w:id="31"/>
-    <w:bookmarkStart w:id="32" w:name="Xc07493ef2a450adb17a018605f3158910625564"/>
+    <w:bookmarkStart w:id="32" w:name="X658c6b6683bd3f3ff98df53acaa098447f5c6ce"/>
     <w:p>
       <w:pPr>
         <w:pStyle w:val="Heading3"/>
       </w:pPr>
       <w:r>
-        <w:t xml:space="preserve">P.2. Áp Điều 21 cho cả lá đơn, kể cả phần thuộc trách nhiệm của chính Thanh tra tỉnh — mức A</w:t>
+        <w:t xml:space="preserve">P.2. Hướng dẫn tách cả lá đơn mà không xác định phần thuộc trách nhiệm của chính Thanh tra tỉnh — mức A</w:t>
       </w:r>
     </w:p>
     <w:p>
@@ -7810,7 +7710,7 @@
         <w:t xml:space="preserve">giải quyết, trả lời</w:t>
       </w:r>
       <w:r>
-        <w:t xml:space="preserve">. Điều 21 là cách chỉ đúng nơi cho từng nội dung của một lá đơn có nhiều loại nội dung; điều ấy không làm mất trách nhiệm của cơ quan nhận đơn đối với phần thuộc trách nhiệm của chính mình. Nếu phiếu được lập đúng Mẫu số 05, dòng đầu tiên lẽ ra phải là:</w:t>
+        <w:t xml:space="preserve">. Điều 21 là cách chỉ đúng nơi cho từng nội dung của một lá đơn có nhiều loại nội dung; điều ấy không làm mất trách nhiệm của cơ quan nhận đơn đối với phần thuộc trách nhiệm của chính mình. Có phần thuộc trách nhiệm của mình không có nghĩa cơ quan không được hướng dẫn tách đơn; điều tôi nêu là phiếu không xác định phần ấy. Nếu phiếu được lập đúng Mẫu số 05, dòng đầu tiên lẽ ra phải là:</w:t>
       </w:r>
       <w:r>
         <w:t xml:space="preserve"> </w:t>
@@ -9162,13 +9062,13 @@
       </w:r>
     </w:p>
     <w:bookmarkEnd w:id="40"/>
-    <w:bookmarkStart w:id="41" w:name="X07cf979c8d780901a2d9f5fe33e3aacb0aabc6f"/>
+    <w:bookmarkStart w:id="41" w:name="Xba27050f1d6e897b2481a7c7f3d941d1a581707"/>
     <w:p>
       <w:pPr>
         <w:pStyle w:val="Heading4"/>
       </w:pPr>
       <w:r>
-        <w:t xml:space="preserve">C.3.2. Áp chính tiêu chí của Công văn 3292 vào đơn được chuyển cho kết quả ngược lại [4.3]</w:t>
+        <w:t xml:space="preserve">C.3.2. Đặt ba tiêu chí của Công văn 3292 cạnh đơn được chuyển [4.3]</w:t>
       </w:r>
     </w:p>
     <w:p>
@@ -9532,7 +9432,7 @@
         <w:pStyle w:val="FirstParagraph"/>
       </w:pPr>
       <w:r>
-        <w:t xml:space="preserve">Cả sáu đề nghị đều đặt cho</w:t>
+        <w:t xml:space="preserve">Cả sáu đề nghị đều gửi</w:t>
       </w:r>
       <w:r>
         <w:t xml:space="preserve"> </w:t>
@@ -9545,7 +9445,7 @@
         <w:t xml:space="preserve">Thanh tra tỉnh</w:t>
       </w:r>
       <w:r>
-        <w:t xml:space="preserve">, và đều là việc thuộc thẩm quyền của chính Thanh tra tỉnh. Không đề nghị nào yêu cầu Ủy ban nhân dân phường Phan Thiết làm bất cứ việc gì. Không đề nghị nào dùng chữ</w:t>
+        <w:t xml:space="preserve">. Không đề nghị nào yêu cầu Ủy ban nhân dân phường Phan Thiết làm bất cứ việc gì. Không đề nghị nào dùng chữ</w:t>
       </w:r>
       <w:r>
         <w:t xml:space="preserve"> </w:t>
@@ -9819,38 +9719,7 @@
         <w:pStyle w:val="BodyText"/>
       </w:pPr>
       <w:r>
-        <w:t xml:space="preserve">Nhưng chính Công văn 3292 nói tiêu chí là</w:t>
-      </w:r>
-      <w:r>
-        <w:t xml:space="preserve"> </w:t>
-      </w:r>
-      <w:r>
-        <w:rPr>
-          <w:bCs/>
-          <w:b/>
-        </w:rPr>
-        <w:t xml:space="preserve">nội dung, mục đích và yêu cầu</w:t>
-      </w:r>
-      <w:r>
-        <w:t xml:space="preserve">, chứ không phải riêng việc đơn có nêu tên một người hay không. Nếu chỉ cần nêu tên một cán bộ và cụm</w:t>
-      </w:r>
-      <w:r>
-        <w:t xml:space="preserve"> </w:t>
-      </w:r>
-      <w:r>
-        <w:t xml:space="preserve">“</w:t>
-      </w:r>
-      <w:r>
-        <w:t xml:space="preserve">dấu hiệu vi phạm</w:t>
-      </w:r>
-      <w:r>
-        <w:t xml:space="preserve">”</w:t>
-      </w:r>
-      <w:r>
-        <w:t xml:space="preserve"> </w:t>
-      </w:r>
-      <w:r>
-        <w:t xml:space="preserve">là đủ để một đơn thành đơn tố cáo, thì không còn đơn đề nghị thanh tra nào tồn tại được — vì mọi đơn đề nghị thanh tra hành vi hành chính đều phải nêu người có hành vi ấy và phải nêu dấu hiệu, nếu không thì không có gì để thanh tra. Còn nếu Thanh tra tỉnh cho rằng một phần nội dung đơn có tính chất tố cáo, Thông tư số 05/2021/TT-TTCP có sẵn quy định cho đơn có nhiều nội dung khác nhau, và chính Thanh tra tỉnh đã viện dẫn quy định ấy bốn tháng sau (mục N.1).</w:t>
+        <w:t xml:space="preserve">Ba điểm ấy cho thấy đơn có nội dung có thể được xem là tố cáo; tôi không tranh luận về quyền phân loại của Thanh tra tỉnh. Nhưng đơn còn có những nội dung khác loại: đề nghị thanh tra trình tự tiếp nhận, giải quyết đơn thư; đề nghị thanh tra tính pháp lý của Công văn 87; đề nghị thực nghiệm xác minh. Quyền kiến nghị thanh tra không buộc cơ quan mở cuộc thanh tra theo mọi đề nghị, nhưng các nội dung ấy vẫn cần được xử lý theo một cách nào đó, và người gửi đơn cần được biết. Công văn 3292 chỉ nêu một kết quả phân loại chung cho cả đơn; với đơn có nhiều nội dung, Thông tư số 05/2021/TT-TTCP có quy định riêng, và chính Thanh tra tỉnh đã viện dẫn quy định ấy bốn tháng sau (mục N.1).</w:t>
       </w:r>
     </w:p>
     <w:p>
@@ -9868,7 +9737,7 @@
           <w:bCs/>
           <w:b/>
         </w:rPr>
-        <w:t xml:space="preserve">nội dung nào, mục đích nào, yêu cầu nào trong sáu đề nghị tại Mục V của đơn ấy là yêu cầu giải quyết tố cáo?</w:t>
+        <w:t xml:space="preserve">những nội dung nào của đơn ấy được phân loại là tố cáo; các nội dung kiến nghị còn lại được xử lý thế nào, bằng văn bản nào?</w:t>
       </w:r>
     </w:p>
     <w:bookmarkEnd w:id="41"/>
@@ -16301,7 +16170,7 @@
               <w:rPr>
                 <w:sz w:val="22"/>
               </w:rPr>
-              <w:t xml:space="preserve">Điều 9, khoản 1 Điều 24 Luật Tố cáo</w:t>
+              <w:t xml:space="preserve">Không thụ lý: thông báo ngay việc không thụ lý và lý do (khoản 1 Điều 24 Luật Tố cáo). Thụ lý: thông báo trong 05 ngày làm việc kể từ ngày ra quyết định thụ lý (khoản 3 Điều 29)</w:t>
             </w:r>
           </w:p>
         </w:tc>
@@ -16321,7 +16190,7 @@
               <w:rPr>
                 <w:sz w:val="22"/>
               </w:rPr>
-              <w:t xml:space="preserve">Cùng mốc trên</w:t>
+              <w:t xml:space="preserve">Ngay khi có kết quả xử lý ban đầu</w:t>
             </w:r>
           </w:p>
         </w:tc>
@@ -16341,7 +16210,7 @@
               <w:rPr>
                 <w:sz w:val="22"/>
               </w:rPr>
-              <w:t xml:space="preserve">Tôi</w:t>
+              <w:t xml:space="preserve">Thông báo không thụ lý ký ngày 28/8/2026; tôi</w:t>
             </w:r>
             <w:r>
               <w:rPr>
@@ -16521,7 +16390,7 @@
               <w:rPr>
                 <w:sz w:val="22"/>
               </w:rPr>
-              <w:t xml:space="preserve">Chức năng của Thanh tra tỉnh về công tác giải quyết tố cáo; việc quản lý, theo dõi đơn đã chuyển theo Thông tư số 05/2021/TT-TTCP</w:t>
+              <w:t xml:space="preserve">Chức năng của Thanh tra tỉnh về công tác giải quyết tố cáo; Điều 29 Thông tư số 05/2021/TT-TTCP (quản lý, theo dõi đơn)</w:t>
             </w:r>
           </w:p>
         </w:tc>
@@ -16720,7 +16589,7 @@
         <w:t xml:space="preserve">Thanh tra tỉnh (báo cáo)</w:t>
       </w:r>
       <w:r>
-        <w:t xml:space="preserve">. Nghĩa là bản Thông báo 5553 — với ngày ký 28/8/2026 trên đó — nằm trong hồ sơ của Thanh tra tỉnh từ tháng 9/2026. Khoảng cách 98 ngày ấy đọc được ngay trên hai con số trong cùng một văn bản: ngày 22/5/2026 ở dòng mở đầu, và ngày ký ở cuối.</w:t>
+        <w:t xml:space="preserve">; ngày Thanh tra tỉnh nhận thực tế thì sổ văn bản đến của cơ quan mới cho biết. Khoảng cách 98 ngày đọc được ngay trên hai con số trong cùng một văn bản: ngày 22/5/2026 ở dòng mở đầu, và ngày ký ở cuối.</w:t>
       </w:r>
     </w:p>
     <w:p>
@@ -17458,7 +17327,7 @@
         <w:pStyle w:val="BodyText"/>
       </w:pPr>
       <w:r>
-        <w:t xml:space="preserve">Cần nói rõ giới hạn. Việc tôi nêu điều luật hình sự không có nghĩa là đã có dấu hiệu tội phạm; xác định điều ấy thuộc cơ quan có thẩm quyền. Báo cáo này không đề nghị Thanh tra tỉnh kết luận thay cơ quan tiến hành tố tụng. Điều tôi đề nghị là việc xem xét được thể hiện bằng văn bản: chuyển thì có văn bản chuyển; không chuyển thì có nội dung nêu lý do.</w:t>
+        <w:t xml:space="preserve">Cần nói rõ giới hạn. Việc tôi nêu điều luật hình sự không có nghĩa là đã có dấu hiệu tội phạm; xác định điều ấy thuộc cơ quan có thẩm quyền. Báo cáo này không đề nghị Thanh tra tỉnh kết luận thay cơ quan tiến hành tố tụng. Điều tôi đề nghị là được biết việc xem xét ấy có được thực hiện hay không, và nếu có thì kết quả thể hiện ở đâu. Đây là đề nghị cung cấp thông tin; Điều 27 không tự quy định phải có văn bản riêng cho trường hợp không chuyển.</w:t>
       </w:r>
     </w:p>
     <w:p>
@@ -17471,13 +17340,13 @@
     </w:p>
     <w:bookmarkEnd w:id="56"/>
     <w:bookmarkEnd w:id="57"/>
-    <w:bookmarkStart w:id="58" w:name="Xc49cc1ccadafa7f50f4cfe4658f881dee234f27"/>
+    <w:bookmarkStart w:id="58" w:name="X9356a67ac1f8ea6404c68da00aafdbf58bc4ede"/>
     <w:p>
       <w:pPr>
         <w:pStyle w:val="Heading3"/>
       </w:pPr>
       <w:r>
-        <w:t xml:space="preserve">C.9. Hai đánh giá trái chiều về cùng một đơn, cùng nằm trong hồ sơ của Thanh tra tỉnh — mức B [4.19]</w:t>
+        <w:t xml:space="preserve">C.9. Hai đánh giá khác nhau về cùng một đơn, cùng nằm trong hồ sơ của Thanh tra tỉnh — mức B [4.19]</w:t>
       </w:r>
     </w:p>
     <w:p>
@@ -17944,7 +17813,7 @@
         <w:t xml:space="preserve"> </w:t>
       </w:r>
       <w:r>
-        <w:t xml:space="preserve">(mục C.10.7). Xác minh nội dung tố cáo là bước sau khi thụ lý (Điều 31 Luật Tố cáo); điều kiện thụ lý được xét ở bước xử lý ban đầu (khoản 1 Điều 24). Đơn khiếu nại ngày 06/10/2026 đã nêu điểm này (17.14, mục IV.1).</w:t>
+        <w:t xml:space="preserve">(mục C.10.7). Khoản 1 Điều 24 Luật Tố cáo cho phép kiểm tra, xác minh thông tin về người tố cáo và điều kiện thụ lý ở bước xử lý ban đầu, nên việc phường xem tài liệu trước khi quyết định không tự nó trái luật; còn xác minh nội dung tố cáo là bước sau khi thụ lý (Điều 31). Điều cần làm rõ là phần mang tên ấy thuộc bước nào, và các tài liệu trái chiều đã được đối chiếu thế nào. Đơn khiếu nại ngày 06/10/2026 đã nêu điểm này (17.14, mục IV.1).</w:t>
       </w:r>
     </w:p>
     <w:p>
@@ -17952,99 +17821,17 @@
         <w:pStyle w:val="BodyText"/>
       </w:pPr>
       <w:r>
-        <w:t xml:space="preserve">Kính đề nghị Thanh tra tỉnh trả lời rõ một trong hai hướng:</w:t>
-      </w:r>
-    </w:p>
-    <w:p>
-      <w:pPr>
-        <w:pStyle w:val="Compact"/>
-        <w:numPr>
-          <w:ilvl w:val="0"/>
-          <w:numId w:val="1014"/>
-        </w:numPr>
-      </w:pPr>
-      <w:r>
-        <w:rPr>
-          <w:bCs/>
-          <w:b/>
-        </w:rPr>
-        <w:t xml:space="preserve">Hoặc</w:t>
-      </w:r>
-      <w:r>
-        <w:t xml:space="preserve"> </w:t>
-      </w:r>
-      <w:r>
-        <w:t xml:space="preserve">Thanh tra tỉnh cho rằng nội dung đơn tháng 5/2026 có cơ sở để xác định người vi phạm, hành vi vi phạm — đúng như cách phân loại tại Công văn 1436. Khi ấy lý do không thụ lý của Thông báo 5553 trái với đánh giá của chính cơ quan đã chuyển đơn, và xin được biết ý kiến của Thanh tra tỉnh về văn bản báo cáo ấy.</w:t>
-      </w:r>
-    </w:p>
-    <w:p>
-      <w:pPr>
-        <w:pStyle w:val="Compact"/>
-        <w:numPr>
-          <w:ilvl w:val="0"/>
-          <w:numId w:val="1014"/>
-        </w:numPr>
-      </w:pPr>
-      <w:r>
-        <w:rPr>
-          <w:bCs/>
-          <w:b/>
-        </w:rPr>
-        <w:t xml:space="preserve">Hoặc</w:t>
-      </w:r>
-      <w:r>
-        <w:t xml:space="preserve"> </w:t>
-      </w:r>
-      <w:r>
-        <w:t xml:space="preserve">Thanh tra tỉnh cho rằng không có cơ sở ấy. Khi ấy việc xác định nội dung đơn là</w:t>
-      </w:r>
-      <w:r>
-        <w:t xml:space="preserve"> </w:t>
-      </w:r>
-      <w:r>
-        <w:rPr>
-          <w:iCs/>
-          <w:i/>
-        </w:rPr>
-        <w:t xml:space="preserve">“</w:t>
-      </w:r>
-      <w:r>
-        <w:rPr>
-          <w:iCs/>
-          <w:i/>
-        </w:rPr>
-        <w:t xml:space="preserve">tố cáo hành vi vi phạm pháp luật của ông Võ Phương Đăng</w:t>
-      </w:r>
-      <w:r>
-        <w:rPr>
-          <w:iCs/>
-          <w:i/>
-        </w:rPr>
-        <w:t xml:space="preserve">”</w:t>
-      </w:r>
-      <w:r>
-        <w:t xml:space="preserve"> </w:t>
-      </w:r>
-      <w:r>
-        <w:t xml:space="preserve">được dựa vào đâu, và vì sao không xử lý theo hướng khác mà Thông tư số 05/2021/TT-TTCP có sẵn (khoản 1 Điều 17; Điều 21).</w:t>
-      </w:r>
-    </w:p>
-    <w:p>
-      <w:pPr>
-        <w:pStyle w:val="FirstParagraph"/>
-      </w:pPr>
-      <w:r>
-        <w:t xml:space="preserve">Hướng nào cũng phải được nói ra. Công văn 3292 không chọn hướng nào.</w:t>
+        <w:t xml:space="preserve">Kính đề nghị Thanh tra tỉnh — cơ quan đã phân loại đơn và là nơi nhận Thông báo 5553 để báo cáo — cho biết: (i) khi tiếp nhận báo cáo ấy, Thanh tra tỉnh có ý kiến gì về căn cứ không thụ lý mà Thông báo nêu; (ii) việc đánh giá điều kiện thụ lý tại Thông báo 5553 dựa trên những tài liệu nào, và các tài liệu do người tố cáo cung cấp đã được đối chiếu thế nào (C.10.7). Báo cáo không đòi Thanh tra tỉnh chọn một trong hai đánh giá: phân loại tính chất lá đơn và xét điều kiện thụ lý là hai việc khác nhau (mục 9, ghi chú 18).</w:t>
       </w:r>
     </w:p>
     <w:bookmarkEnd w:id="58"/>
-    <w:bookmarkStart w:id="69" w:name="X7da22319b85e585619d392c9909c1121ef19eae"/>
+    <w:bookmarkStart w:id="69" w:name="X3ea0bd7e99aaff2adfb0ac3cc9851181ab103ed"/>
     <w:p>
       <w:pPr>
         <w:pStyle w:val="Heading3"/>
       </w:pPr>
       <w:r>
-        <w:t xml:space="preserve">C.10. Không xem xét ba điểm về Thông báo 5553, dù tài liệu đã đến tay ba lần — mức A</w:t>
+        <w:t xml:space="preserve">C.10. Công văn 3292 chưa thể hiện kết quả xem xét ba điểm về Thông báo 5553, dù tài liệu đã đến tay ba lần — mức A</w:t>
       </w:r>
     </w:p>
     <w:p>
@@ -18961,7 +18748,7 @@
         <w:pStyle w:val="Compact"/>
         <w:numPr>
           <w:ilvl w:val="0"/>
-          <w:numId w:val="1015"/>
+          <w:numId w:val="1014"/>
         </w:numPr>
       </w:pPr>
       <w:r>
@@ -18980,7 +18767,7 @@
         <w:pStyle w:val="Compact"/>
         <w:numPr>
           <w:ilvl w:val="0"/>
-          <w:numId w:val="1015"/>
+          <w:numId w:val="1014"/>
         </w:numPr>
       </w:pPr>
       <w:r>
@@ -18999,7 +18786,7 @@
         <w:pStyle w:val="Compact"/>
         <w:numPr>
           <w:ilvl w:val="0"/>
-          <w:numId w:val="1015"/>
+          <w:numId w:val="1014"/>
         </w:numPr>
       </w:pPr>
       <w:r>
@@ -19018,7 +18805,7 @@
         <w:pStyle w:val="Compact"/>
         <w:numPr>
           <w:ilvl w:val="0"/>
-          <w:numId w:val="1015"/>
+          <w:numId w:val="1014"/>
         </w:numPr>
       </w:pPr>
       <w:r>
@@ -22792,7 +22579,7 @@
         <w:t xml:space="preserve">Phụ lục I — phân tích Thông báo 5553 theo từng mục</w:t>
       </w:r>
       <w:r>
-        <w:t xml:space="preserve">, 57 trang, đi qua: phạm vi của Luật Khiếu nại đối với đơn vị sự nghiệp công lập và hình thức quyết định giải quyết khiếu nại (Phần R, D); đơn nào thực sự được chuyển theo Công văn 1436 (Phần B, C); vì sao Thông báo 5553 không thể là văn bản xử lý Hồ sơ tố cáo nhận ngày 09/7/2026 (A.7.2, A.7.3); nghĩa vụ theo Điều 24 và Điều 27 Luật Tố cáo (Phần K); và bảng tổng hợp các nội dung không đồng ý, có dẫn quy phạm (Phần N).</w:t>
+        <w:t xml:space="preserve">, 57 trang, đi qua: phạm vi của Luật Khiếu nại đối với đơn vị sự nghiệp công lập và hình thức quyết định giải quyết khiếu nại (Phần R, D); đơn nào thực sự được chuyển theo Công văn 1436 (Phần B, C); vì sao chưa đủ căn cứ xác định Thông báo 5553 đã xử lý Hồ sơ tố cáo nhận ngày 09/7/2026 (A.7.2, A.7.3); nghĩa vụ theo Điều 24 và Điều 27 Luật Tố cáo (Phần K); và bảng tổng hợp các nội dung không đồng ý, có dẫn quy phạm (Phần N).</w:t>
       </w:r>
     </w:p>
     <w:p>
@@ -23028,7 +22815,7 @@
         <w:t xml:space="preserve"> </w:t>
       </w:r>
       <w:r>
-        <w:t xml:space="preserve">Nếu tồn tại thì xin được biết đó là văn bản nào. Nếu không tồn tại, thì Thông báo 5553 đã từ chối thụ lý một văn bản được mô tả khác với mọi văn bản tôi đã gửi — và việc phân loại, dù đúng hay sai, không sửa được chỗ đó.</w:t>
+        <w:t xml:space="preserve">Nếu tồn tại thì xin được biết đó là văn bản nào. Nếu không có văn bản nào khớp với mô tả ấy, xin được biết Thông báo 5553 đã xét văn bản nào; việc phân loại, dù đúng hay sai, không trả lời được câu hỏi này. Ngày ghi lệch (18/5 thay vì 16/5) tự nó chưa chứng minh có văn bản không tồn tại hay hồ sơ bị làm sai lệch; vì vậy tôi chỉ đề nghị đối chiếu với bản có chữ ký đã gửi.</w:t>
       </w:r>
     </w:p>
     <w:p>
@@ -23075,7 +22862,7 @@
         <w:t xml:space="preserve">bản Thông báo 5553 gửi Thanh tra tỉnh để báo cáo</w:t>
       </w:r>
       <w:r>
-        <w:t xml:space="preserve">. Đặt ba tài liệu ấy cạnh nhau là xong, không cần một cuộc xác minh mới.</w:t>
+        <w:t xml:space="preserve">. Đặt ba tài liệu ấy cạnh nhau là trả lời được.</w:t>
       </w:r>
     </w:p>
     <w:p>
@@ -24813,13 +24600,13 @@
       </w:r>
     </w:p>
     <w:bookmarkEnd w:id="66"/>
-    <w:bookmarkStart w:id="67" w:name="X0d8aefeec420fae552f2767f1b07c0aed6657f1"/>
+    <w:bookmarkStart w:id="67" w:name="X2246442b2738fd741549105f5521db678994ba9"/>
     <w:p>
       <w:pPr>
         <w:pStyle w:val="Heading4"/>
       </w:pPr>
       <w:r>
-        <w:t xml:space="preserve">C.10.7. Ba kết luận của Thông báo 5553 lấy chính những việc bị tố cáo làm căn cứ chứng minh [5.7]</w:t>
+        <w:t xml:space="preserve">C.10.7. Ba kết luận của Thông báo 5553 dựa trên tài liệu của bên bị tố cáo, chưa thể hiện việc đối chiếu tài liệu trái chiều [5.7]</w:t>
       </w:r>
     </w:p>
     <w:p>
@@ -25368,7 +25155,7 @@
         <w:spacing w:before="120"/>
       </w:pPr>
       <w:r>
-        <w:t xml:space="preserve">Mỗi kết luận lấy một việc đang bị tố cáo và tuyên việc ấy đúng, với tài liệu của bên bị tố cáo làm nguồn duy nhất. Đó là lấy điều cần chứng minh làm căn cứ chứng minh.</w:t>
+        <w:t xml:space="preserve">Mỗi kết luận xét một việc đang bị tố cáo và kết luận việc ấy đúng, với nguồn được nêu là đơn khiếu nại và tài liệu do nhà trường cung cấp. Tài liệu của nhà trường không vì thế mà mất giá trị; điều văn bản chưa thể hiện là đã đối chiếu những tài liệu trái chiều nào — kể cả các tài liệu tôi đã nộp — và giải quyết các điểm khác nhau ra sao.</w:t>
       </w:r>
     </w:p>
     <w:p>
@@ -25430,7 +25217,7 @@
         <w:t xml:space="preserve">”</w:t>
       </w:r>
       <w:r>
-        <w:t xml:space="preserve">. Bước chuyển này là một bước trượt phạm trù thứ hai: từ nhận định về</w:t>
+        <w:t xml:space="preserve">. Bước chuyển này đi từ nhận định về</w:t>
       </w:r>
       <w:r>
         <w:t xml:space="preserve"> </w:t>
@@ -25530,7 +25317,7 @@
         <w:t xml:space="preserve"> </w:t>
       </w:r>
       <w:r>
-        <w:t xml:space="preserve">— bước trước khi thụ lý (khoản 1 Điều 24) (Phụ lục I, mục A.10).</w:t>
+        <w:t xml:space="preserve">— bước trước khi thụ lý (khoản 1 Điều 24) (Phụ lục I, mục A.10). Xin được biết phần ấy thuộc bước nào.</w:t>
       </w:r>
     </w:p>
     <w:p>
@@ -25562,7 +25349,7 @@
         <w:pStyle w:val="BodyText"/>
       </w:pPr>
       <w:r>
-        <w:t xml:space="preserve">Thông báo không thụ lý tố cáo tự nó không sai về hình thức; Luật Tố cáo cho phép không thụ lý và thông báo lý do. Điều được nêu ở đây là phạm vi, căn cứ, và ba kết luận về nội dung đặt trong một văn bản không thụ lý. Đây là ba điểm tại nội dung đề nghị thứ ba của đơn 06/10/2026 (mục 3.4.2); Công văn 3292 không nhắc. Những câu hỏi này — văn bản giải quyết khiếu nại phải mang hình thức gì; điều kiện thụ lý được xét ở bước nào; một thông báo không thụ lý có được chứa kết luận về nội dung không — là nghiệp vụ thường xuyên của cơ quan thanh tra. Trả lời chúng không cần giám định chuyên môn, chỉ cần đặt văn bản cạnh điều luật.</w:t>
+        <w:t xml:space="preserve">Thông báo không thụ lý tố cáo tự nó không sai về hình thức; Luật Tố cáo cho phép không thụ lý và thông báo lý do. Điều được nêu ở đây là phạm vi, căn cứ, và ba kết luận về nội dung đặt trong một văn bản không thụ lý. Đây là ba điểm tại nội dung đề nghị thứ ba của đơn 06/10/2026 (mục 3.4.2); Công văn 3292 không nhắc. Những câu hỏi này — văn bản giải quyết khiếu nại phải mang hình thức gì; điều kiện thụ lý được xét ở bước nào; một thông báo không thụ lý có được chứa kết luận về nội dung không — là nghiệp vụ thường xuyên của cơ quan thanh tra. Trả lời chúng không cần giám định chuyên môn.</w:t>
       </w:r>
     </w:p>
     <w:bookmarkEnd w:id="67"/>
@@ -26009,7 +25796,7 @@
         <w:pStyle w:val="Compact"/>
         <w:numPr>
           <w:ilvl w:val="0"/>
-          <w:numId w:val="1016"/>
+          <w:numId w:val="1015"/>
         </w:numPr>
       </w:pPr>
       <w:r>
@@ -26044,6 +25831,145 @@
       </w:r>
       <w:r>
         <w:t xml:space="preserve">do Công văn 1436 chuyển; ba trang không có Hồ sơ tố cáo nhận ngày 09/7/2026, không có tài liệu bổ sung nhận ngày 19/7/2026, không có Phiếu chuyển 2329 hay Văn bản 2644 (Phụ lục I, mục A.7.2).</w:t>
+      </w:r>
+    </w:p>
+    <w:p>
+      <w:pPr>
+        <w:pStyle w:val="Compact"/>
+        <w:numPr>
+          <w:ilvl w:val="0"/>
+          <w:numId w:val="1015"/>
+        </w:numPr>
+      </w:pPr>
+      <w:r>
+        <w:t xml:space="preserve">Công văn 6689 tự giới hạn ở đơn do Sở Giáo dục và Đào tạo chuyển bằng Phiếu chuyển 2707</w:t>
+      </w:r>
+      <w:r>
+        <w:t xml:space="preserve"> </w:t>
+      </w:r>
+      <w:r>
+        <w:rPr>
+          <w:iCs/>
+          <w:i/>
+        </w:rPr>
+        <w:t xml:space="preserve">“</w:t>
+      </w:r>
+      <w:r>
+        <w:rPr>
+          <w:iCs/>
+          <w:i/>
+        </w:rPr>
+        <w:t xml:space="preserve">để xem xét, xử lý theo thẩm quyền đối với các nội dung phản ánh, kiến nghị liên quan đến hoạt động chuyên môn giảng dạy tiết thao giảng môn Toán lớp 8.1 ngày 14/11/2025</w:t>
+      </w:r>
+      <w:r>
+        <w:rPr>
+          <w:iCs/>
+          <w:i/>
+        </w:rPr>
+        <w:t xml:space="preserve">”</w:t>
+      </w:r>
+      <w:r>
+        <w:t xml:space="preserve">, với trích yếu</w:t>
+      </w:r>
+      <w:r>
+        <w:t xml:space="preserve"> </w:t>
+      </w:r>
+      <w:r>
+        <w:rPr>
+          <w:iCs/>
+          <w:i/>
+        </w:rPr>
+        <w:t xml:space="preserve">“</w:t>
+      </w:r>
+      <w:r>
+        <w:rPr>
+          <w:iCs/>
+          <w:i/>
+        </w:rPr>
+        <w:t xml:space="preserve">V/v trả lời nội dung phản ánh, kiến nghị liên quan nội dung chuyên môn giảng dạy</w:t>
+      </w:r>
+      <w:r>
+        <w:rPr>
+          <w:iCs/>
+          <w:i/>
+        </w:rPr>
+        <w:t xml:space="preserve">”</w:t>
+      </w:r>
+      <w:r>
+        <w:t xml:space="preserve"> </w:t>
+      </w:r>
+      <w:r>
+        <w:t xml:space="preserve">(09.1).</w:t>
+      </w:r>
+    </w:p>
+    <w:p>
+      <w:pPr>
+        <w:pStyle w:val="Compact"/>
+        <w:numPr>
+          <w:ilvl w:val="0"/>
+          <w:numId w:val="1015"/>
+        </w:numPr>
+      </w:pPr>
+      <w:r>
+        <w:t xml:space="preserve">Lý do</w:t>
+      </w:r>
+      <w:r>
+        <w:t xml:space="preserve"> </w:t>
+      </w:r>
+      <w:r>
+        <w:t xml:space="preserve">“</w:t>
+      </w:r>
+      <w:r>
+        <w:t xml:space="preserve">trùng nội dung</w:t>
+      </w:r>
+      <w:r>
+        <w:t xml:space="preserve">”</w:t>
+      </w:r>
+      <w:r>
+        <w:t xml:space="preserve"> </w:t>
+      </w:r>
+      <w:r>
+        <w:t xml:space="preserve">chỉ được nói bằng lời ngày 04/9/2026; không có trong văn bản nào, và không có trong khoản 1 Điều 29 Luật Tố cáo (mục C.4.3, C.4.4).</w:t>
+      </w:r>
+    </w:p>
+    <w:p>
+      <w:pPr>
+        <w:pStyle w:val="FirstParagraph"/>
+      </w:pPr>
+      <w:r>
+        <w:t xml:space="preserve">Một văn bản không thể vừa xử lý một hồ sơ vừa không gọi tên hồ sơ ấy. Vì vậy cả Thông báo 5553 lẫn Công văn 6689 đều không thể được coi là văn bản xử lý ban đầu Hồ sơ tố cáo nhận ngày 09/7/2026, và nghĩa vụ theo khoản 1 Điều 24 Luật Tố cáo đối với hồ sơ ấy vẫn còn nguyên: thụ lý nếu đủ điều kiện, hoặc thông báo cho tôi lý do không thụ lý. Hạn của nghĩa vụ ấy là 20/7/2026, kéo dài tối đa 23/7/2026; đến ngày 28/10/2026 là</w:t>
+      </w:r>
+      <w:r>
+        <w:t xml:space="preserve"> </w:t>
+      </w:r>
+      <w:r>
+        <w:rPr>
+          <w:bCs/>
+          <w:b/>
+        </w:rPr>
+        <w:t xml:space="preserve">111 ngày</w:t>
+      </w:r>
+      <w:r>
+        <w:t xml:space="preserve"> </w:t>
+      </w:r>
+      <w:r>
+        <w:t xml:space="preserve">kể từ ngày phường nhận.</w:t>
+      </w:r>
+    </w:p>
+    <w:p>
+      <w:pPr>
+        <w:pStyle w:val="BodyText"/>
+      </w:pPr>
+      <w:r>
+        <w:t xml:space="preserve">Đó cũng là lý do Công văn 3292 không đáp ứng nội dung đề nghị thứ hai của đơn 06/10/2026: điều đơn hỏi là trạng thái của chính hồ sơ ấy và kết quả của chính yêu cầu báo cáo về hồ sơ ấy.</w:t>
+      </w:r>
+    </w:p>
+    <w:p>
+      <w:pPr>
+        <w:pStyle w:val="BodyText"/>
+      </w:pPr>
+      <w:r>
+        <w:t xml:space="preserve">Kính đề nghị Thanh tra tỉnh trả lời rõ một trong hai hướng:</w:t>
       </w:r>
     </w:p>
     <w:p>
@@ -26055,64 +25981,17 @@
         </w:numPr>
       </w:pPr>
       <w:r>
-        <w:t xml:space="preserve">Công văn 6689 tự giới hạn ở đơn do Sở Giáo dục và Đào tạo chuyển bằng Phiếu chuyển 2707</w:t>
-      </w:r>
-      <w:r>
-        <w:t xml:space="preserve"> </w:t>
-      </w:r>
-      <w:r>
-        <w:rPr>
-          <w:iCs/>
-          <w:i/>
-        </w:rPr>
-        <w:t xml:space="preserve">“</w:t>
-      </w:r>
-      <w:r>
-        <w:rPr>
-          <w:iCs/>
-          <w:i/>
-        </w:rPr>
-        <w:t xml:space="preserve">để xem xét, xử lý theo thẩm quyền đối với các nội dung phản ánh, kiến nghị liên quan đến hoạt động chuyên môn giảng dạy tiết thao giảng môn Toán lớp 8.1 ngày 14/11/2025</w:t>
-      </w:r>
-      <w:r>
-        <w:rPr>
-          <w:iCs/>
-          <w:i/>
-        </w:rPr>
-        <w:t xml:space="preserve">”</w:t>
-      </w:r>
-      <w:r>
-        <w:t xml:space="preserve">, với trích yếu</w:t>
-      </w:r>
-      <w:r>
-        <w:t xml:space="preserve"> </w:t>
-      </w:r>
-      <w:r>
-        <w:rPr>
-          <w:iCs/>
-          <w:i/>
-        </w:rPr>
-        <w:t xml:space="preserve">“</w:t>
-      </w:r>
-      <w:r>
-        <w:rPr>
-          <w:iCs/>
-          <w:i/>
-        </w:rPr>
-        <w:t xml:space="preserve">V/v trả lời nội dung phản ánh, kiến nghị liên quan nội dung chuyên môn giảng dạy</w:t>
-      </w:r>
-      <w:r>
-        <w:rPr>
-          <w:iCs/>
-          <w:i/>
-        </w:rPr>
-        <w:t xml:space="preserve">”</w:t>
-      </w:r>
-      <w:r>
-        <w:t xml:space="preserve"> </w:t>
-      </w:r>
-      <w:r>
-        <w:t xml:space="preserve">(09.1).</w:t>
+        <w:rPr>
+          <w:bCs/>
+          <w:b/>
+        </w:rPr>
+        <w:t xml:space="preserve">Hoặc</w:t>
+      </w:r>
+      <w:r>
+        <w:t xml:space="preserve"> </w:t>
+      </w:r>
+      <w:r>
+        <w:t xml:space="preserve">Thanh tra tỉnh tiếp nhận Thông báo 5553 như văn bản báo cáo kết quả thực hiện Phiếu chuyển 2329 và Văn bản 2644 — khi ấy xin cho biết mục nào của Thông báo 5553 xác định, đối chiếu và xử lý Hồ sơ tố cáo nhận ngày 09/7/2026; căn cứ nào cho phép dùng văn bản ban hành cho đơn do Công văn 1436 chuyển làm kết quả xử lý một hồ sơ nhận riêng ngày 09/7/2026; và tài liệu bổ sung nhận ngày 19/7/2026 đã được xét ở đâu.</w:t>
       </w:r>
     </w:p>
     <w:p>
@@ -26124,98 +26003,6 @@
         </w:numPr>
       </w:pPr>
       <w:r>
-        <w:t xml:space="preserve">Lý do</w:t>
-      </w:r>
-      <w:r>
-        <w:t xml:space="preserve"> </w:t>
-      </w:r>
-      <w:r>
-        <w:t xml:space="preserve">“</w:t>
-      </w:r>
-      <w:r>
-        <w:t xml:space="preserve">trùng nội dung</w:t>
-      </w:r>
-      <w:r>
-        <w:t xml:space="preserve">”</w:t>
-      </w:r>
-      <w:r>
-        <w:t xml:space="preserve"> </w:t>
-      </w:r>
-      <w:r>
-        <w:t xml:space="preserve">chỉ được nói bằng lời ngày 04/9/2026; không có trong văn bản nào, và không có trong khoản 1 Điều 29 Luật Tố cáo (mục C.4.3, C.4.4).</w:t>
-      </w:r>
-    </w:p>
-    <w:p>
-      <w:pPr>
-        <w:pStyle w:val="FirstParagraph"/>
-      </w:pPr>
-      <w:r>
-        <w:t xml:space="preserve">Một văn bản không thể vừa xử lý một hồ sơ vừa không gọi tên hồ sơ ấy. Vì vậy cả Thông báo 5553 lẫn Công văn 6689 đều không thể được coi là văn bản xử lý ban đầu Hồ sơ tố cáo nhận ngày 09/7/2026, và nghĩa vụ theo khoản 1 Điều 24 Luật Tố cáo đối với hồ sơ ấy vẫn còn nguyên: thụ lý nếu đủ điều kiện, hoặc thông báo cho tôi lý do không thụ lý. Hạn của nghĩa vụ ấy là 20/7/2026, kéo dài tối đa 23/7/2026; đến ngày 28/10/2026 là</w:t>
-      </w:r>
-      <w:r>
-        <w:t xml:space="preserve"> </w:t>
-      </w:r>
-      <w:r>
-        <w:rPr>
-          <w:bCs/>
-          <w:b/>
-        </w:rPr>
-        <w:t xml:space="preserve">111 ngày</w:t>
-      </w:r>
-      <w:r>
-        <w:t xml:space="preserve"> </w:t>
-      </w:r>
-      <w:r>
-        <w:t xml:space="preserve">kể từ ngày phường nhận.</w:t>
-      </w:r>
-    </w:p>
-    <w:p>
-      <w:pPr>
-        <w:pStyle w:val="BodyText"/>
-      </w:pPr>
-      <w:r>
-        <w:t xml:space="preserve">Đó cũng là lý do Công văn 3292 không đáp ứng nội dung đề nghị thứ hai của đơn 06/10/2026: điều đơn hỏi là trạng thái của chính hồ sơ ấy và kết quả của chính yêu cầu báo cáo về hồ sơ ấy.</w:t>
-      </w:r>
-    </w:p>
-    <w:p>
-      <w:pPr>
-        <w:pStyle w:val="BodyText"/>
-      </w:pPr>
-      <w:r>
-        <w:t xml:space="preserve">Kính đề nghị Thanh tra tỉnh trả lời rõ một trong hai hướng:</w:t>
-      </w:r>
-    </w:p>
-    <w:p>
-      <w:pPr>
-        <w:pStyle w:val="Compact"/>
-        <w:numPr>
-          <w:ilvl w:val="0"/>
-          <w:numId w:val="1017"/>
-        </w:numPr>
-      </w:pPr>
-      <w:r>
-        <w:rPr>
-          <w:bCs/>
-          <w:b/>
-        </w:rPr>
-        <w:t xml:space="preserve">Hoặc</w:t>
-      </w:r>
-      <w:r>
-        <w:t xml:space="preserve"> </w:t>
-      </w:r>
-      <w:r>
-        <w:t xml:space="preserve">Thanh tra tỉnh tiếp nhận Thông báo 5553 như văn bản báo cáo kết quả thực hiện Phiếu chuyển 2329 và Văn bản 2644 — khi ấy xin cho biết mục nào của Thông báo 5553 xác định, đối chiếu và xử lý Hồ sơ tố cáo nhận ngày 09/7/2026; căn cứ nào cho phép dùng văn bản ban hành cho đơn do Công văn 1436 chuyển làm kết quả xử lý một hồ sơ nhận riêng ngày 09/7/2026; và tài liệu bổ sung nhận ngày 19/7/2026 đã được xét ở đâu.</w:t>
-      </w:r>
-    </w:p>
-    <w:p>
-      <w:pPr>
-        <w:pStyle w:val="Compact"/>
-        <w:numPr>
-          <w:ilvl w:val="0"/>
-          <w:numId w:val="1017"/>
-        </w:numPr>
-      </w:pPr>
-      <w:r>
         <w:rPr>
           <w:bCs/>
           <w:b/>
@@ -26231,13 +26018,13 @@
     </w:p>
     <w:bookmarkEnd w:id="68"/>
     <w:bookmarkEnd w:id="69"/>
-    <w:bookmarkStart w:id="70" w:name="Xa3a10965ee7fad6c26888e37301025cd120f520"/>
+    <w:bookmarkStart w:id="70" w:name="Xe6f27ccf8905f5203b708368a14bcbbfcb761f6"/>
     <w:p>
       <w:pPr>
         <w:pStyle w:val="Heading3"/>
       </w:pPr>
       <w:r>
-        <w:t xml:space="preserve">C.11. Ký sau hạn thụ lý Đơn khiếu nại mà chính Thanh tra tỉnh được đề nghị theo dõi — mức A [4.14]</w:t>
+        <w:t xml:space="preserve">C.11. Đơn khiếu nại Thông báo 5553 đã qua mốc 07 ngày làm việc mà chưa có văn bản; Công văn 3292 không nhắc — mức A (sự việc) [4.14]</w:t>
       </w:r>
     </w:p>
     <w:p>
@@ -26906,6 +26693,14 @@
         <w:spacing w:before="120"/>
       </w:pPr>
       <w:r>
+        <w:t xml:space="preserve">Ba kết luận ấy có là đối tượng khiếu nại theo Luật Khiếu nại, hay chỉ là phần giải thích trong một thông báo xử lý tố cáo, là điều người có thẩm quyền phải xác định. Dù xác định theo hướng nào, theo Luật Khiếu nại hoặc Thông tư số 05/2021/TT-TTCP, đơn đều phải được xử lý và người gửi được biết kết quả bằng văn bản. Mục này chỉ nêu việc đến nay chưa có văn bản nào.</w:t>
+      </w:r>
+    </w:p>
+    <w:p>
+      <w:pPr>
+        <w:pStyle w:val="BodyText"/>
+      </w:pPr>
+      <w:r>
         <w:rPr>
           <w:bCs/>
           <w:b/>
@@ -27278,7 +27073,7 @@
                 <w:b/>
                 <w:sz w:val="22"/>
               </w:rPr>
-              <w:t xml:space="preserve">Hạn thụ lý và thông báo bằng văn bản</w:t>
+              <w:t xml:space="preserve">Mốc 07 ngày làm việc</w:t>
             </w:r>
             <w:r>
               <w:rPr>
@@ -27290,7 +27085,7 @@
               <w:rPr>
                 <w:sz w:val="22"/>
               </w:rPr>
-              <w:t xml:space="preserve">— 07 ngày làm việc kể từ ngày nhận, theo Điều 27 Luật Khiếu nại được sửa đổi bởi Luật số 136/2025/QH15, hiệu lực từ 01/7/2026</w:t>
+              <w:t xml:space="preserve">kể từ ngày nhận, theo Điều 27 Luật Khiếu nại được sửa đổi bởi Luật số 136/2025/QH15, hiệu lực từ 01/7/2026 — áp dụng nếu đơn thuộc thẩm quyền và là khiếu nại phải thụ lý; không thụ lý thì nêu rõ lý do</w:t>
             </w:r>
           </w:p>
         </w:tc>
@@ -27339,18 +27134,6 @@
               </w:rPr>
               <w:t xml:space="preserve">Công văn 3292 được ký</w:t>
             </w:r>
-            <w:r>
-              <w:rPr>
-                <w:sz w:val="22"/>
-              </w:rPr>
-              <w:t xml:space="preserve"> </w:t>
-            </w:r>
-            <w:r>
-              <w:rPr>
-                <w:sz w:val="22"/>
-              </w:rPr>
-              <w:t xml:space="preserve">— 04 ngày lịch, 02 ngày làm việc sau hạn thụ lý</w:t>
-            </w:r>
           </w:p>
         </w:tc>
       </w:tr>
@@ -27432,20 +27215,7 @@
         <w:spacing w:before="120"/>
       </w:pPr>
       <w:r>
-        <w:t xml:space="preserve">Công văn 3292 được ký</w:t>
-      </w:r>
-      <w:r>
-        <w:t xml:space="preserve"> </w:t>
-      </w:r>
-      <w:r>
-        <w:rPr>
-          <w:bCs/>
-          <w:b/>
-        </w:rPr>
-        <w:t xml:space="preserve">sau hạn thụ lý</w:t>
-      </w:r>
-      <w:r>
-        <w:t xml:space="preserve">. Tại thời điểm ký, Thanh tra tỉnh có trong hồ sơ: bản Đơn khiếu nại (nơi nhận b/c, và kèm đơn đề nghị); văn bản bị khiếu nại (Thông báo 5553, nơi nhận báo cáo); hai phụ lục phân tích; Đơn bổ sung tài liệu, chứng cứ đề ngày 23/9/2026; và đơn đề nghị theo dõi việc thụ lý. Hai trang Công văn 3292 không nhắc Đơn khiếu nại, không nhắc Thông báo 5553, không nhắc hạn thụ lý, và không nêu Thanh tra tỉnh có đôn đốc hay không.</w:t>
+        <w:t xml:space="preserve">Tại thời điểm ký Công văn 3292, Thanh tra tỉnh có trong hồ sơ: bản Đơn khiếu nại (nơi nhận b/c, và kèm đơn đề nghị); văn bản bị khiếu nại (Thông báo 5553, nơi nhận báo cáo); hai phụ lục phân tích; Đơn bổ sung tài liệu, chứng cứ đề ngày 23/9/2026; và đơn đề nghị theo dõi việc thụ lý. Hai trang Công văn 3292 không nhắc Đơn khiếu nại, không nhắc Thông báo 5553, không nhắc hạn thụ lý, và không nêu Thanh tra tỉnh có đôn đốc hay không.</w:t>
       </w:r>
     </w:p>
     <w:p>
@@ -27457,7 +27227,7 @@
           <w:bCs/>
           <w:b/>
         </w:rPr>
-        <w:t xml:space="preserve">Đến hôm nay, việc ấy vẫn chưa được làm.</w:t>
+        <w:t xml:space="preserve">Đến hôm nay, tôi vẫn chưa nhận được văn bản nào.</w:t>
       </w:r>
       <w:r>
         <w:t xml:space="preserve"> </w:t>
@@ -27476,7 +27246,7 @@
         <w:t xml:space="preserve">22 ngày</w:t>
       </w:r>
       <w:r>
-        <w:t xml:space="preserve">; hạn thụ lý đã đi qua</w:t>
+        <w:t xml:space="preserve">; mốc 07 ngày làm việc đã đi qua</w:t>
       </w:r>
       <w:r>
         <w:t xml:space="preserve"> </w:t>
@@ -27489,7 +27259,7 @@
         <w:t xml:space="preserve">13 ngày lịch, tức 09 ngày làm việc</w:t>
       </w:r>
       <w:r>
-        <w:t xml:space="preserve">; và tôi chưa nhận được bất kỳ văn bản nào. Điều 27 Luật Khiếu nại quy định cả hai hướng đều phải bằng văn bản: thụ lý thì thông báo, không thụ lý thì thông báo và</w:t>
+        <w:t xml:space="preserve">. Điều 27 Luật Khiếu nại quy định cả hai hướng đều phải bằng văn bản: thụ lý thì thông báo, không thụ lý thì thông báo và</w:t>
       </w:r>
       <w:r>
         <w:t xml:space="preserve"> </w:t>
@@ -27510,7 +27280,7 @@
         <w:pStyle w:val="BodyText"/>
       </w:pPr>
       <w:r>
-        <w:t xml:space="preserve">Đây chính là việc mà nội dung đề nghị thứ ba của tôi xin Thanh tra tỉnh theo dõi, đôn đốc. Tính từ ngày Thanh tra tỉnh nhận đơn đề nghị ấy (12/10/2026) đến nay là 16 ngày lịch; tính từ ngày ký Công văn 3292 là 09 ngày lịch.</w:t>
+        <w:t xml:space="preserve">Đây chính là việc mà nội dung đề nghị thứ ba của tôi xin Thanh tra tỉnh theo dõi, đôn đốc. Tính từ ngày Thanh tra tỉnh nhận đơn đề nghị ấy (12/10/2026) đến nay là 16 ngày lịch; tính từ ngày ký Công văn 3292 là 09 ngày lịch. Việc Công văn 3292 ký sau ngày 15/10/2026 tự nó không phải một vi phạm riêng của Thanh tra tỉnh; điều tôi nêu là văn bản trả lời đúng đơn đề nghị theo dõi việc ấy mà không nhắc tới việc ấy.</w:t>
       </w:r>
     </w:p>
     <w:p>
@@ -28085,7 +27855,7 @@
         <w:t xml:space="preserve">”</w:t>
       </w:r>
       <w:r>
-        <w:t xml:space="preserve">. Với đơn tháng 5, kết quả là một nhãn duy nhất cho cả đơn, kể cả sáu đề nghị thanh tra đặt cho chính Thanh tra tỉnh. Cùng một thông tư, cùng một cơ quan, hai cách xử lý.</w:t>
+        <w:t xml:space="preserve">. Với đơn tháng 5, kết quả là một nhãn duy nhất cho cả đơn, kể cả sáu đề nghị thanh tra gửi Thanh tra tỉnh. Cùng một thông tư, cùng một cơ quan, hai cách xử lý.</w:t>
       </w:r>
     </w:p>
     <w:p>
@@ -28105,13 +27875,13 @@
       </w:r>
     </w:p>
     <w:bookmarkEnd w:id="72"/>
-    <w:bookmarkStart w:id="73" w:name="X6675c42a84937ec7a4e31995bb4766c34e91478"/>
+    <w:bookmarkStart w:id="73" w:name="X021ac09556eebc3b3eb25fc82626365ad57cc38"/>
     <w:p>
       <w:pPr>
         <w:pStyle w:val="Heading3"/>
       </w:pPr>
       <w:r>
-        <w:t xml:space="preserve">N.2. Các câu hỏi chỉ Thanh tra tỉnh trả lời được: hỏi hai lần, qua hai văn bản, chưa được trả lời — mức A</w:t>
+        <w:t xml:space="preserve">N.2. Các câu hỏi trả lời được bằng hồ sơ của Thanh tra tỉnh: hỏi hai lần, qua hai văn bản, chưa được trả lời — mức A</w:t>
       </w:r>
     </w:p>
     <w:p>
@@ -29553,7 +29323,7 @@
         <w:spacing w:before="120"/>
       </w:pPr>
       <w:r>
-        <w:t xml:space="preserve">Đơn có nhiều nội dung thì được hướng dẫn tách mà không được chỉ chỗ tách; đơn đã tách thì không còn được hướng dẫn, cũng không được trả lời đủ. Ở cả hai lần, các câu hỏi mà chỉ Thanh tra tỉnh trả lời được đều chưa được trả lời.</w:t>
+        <w:t xml:space="preserve">Đơn có nhiều nội dung thì được hướng dẫn tách mà không được chỉ chỗ tách; đơn đã tách thì không còn được hướng dẫn, cũng không được trả lời đủ. Ở cả hai lần, các câu hỏi trả lời được bằng hồ sơ của Thanh tra tỉnh đều chưa được trả lời.</w:t>
       </w:r>
     </w:p>
     <w:p>
@@ -29603,7 +29373,7 @@
         <w:t xml:space="preserve"> </w:t>
       </w:r>
       <w:r>
-        <w:t xml:space="preserve">Thông tư 05 cho phép hướng dẫn tách đơn, và đòi phiếu hướng dẫn phải chỉ ra từng nội dung cùng nơi có thẩm quyền. Phiếu 2960 có tên của thủ tục, có câu mở đầu của mẫu, nhưng thiếu đúng phần làm nên thủ tục (P.1). Và vì áp cho cả lá đơn, phiếu đặt cả những câu hỏi chỉ Thanh tra tỉnh trả lời được ra ngoài Thanh tra tỉnh (P.2).</w:t>
+        <w:t xml:space="preserve">Thông tư 05 cho phép hướng dẫn tách đơn, và đòi phiếu hướng dẫn phải chỉ ra từng nội dung cùng nơi có thẩm quyền. Phiếu 2960 có tên của thủ tục, có câu mở đầu của mẫu, nhưng thiếu đúng phần làm nên thủ tục (P.1). Và vì không xác định phần thuộc trách nhiệm của chính mình, phiếu để cả những câu hỏi trả lời được bằng hồ sơ lưu của Thanh tra tỉnh ra ngoài phạm vi trả lời (P.2).</w:t>
       </w:r>
     </w:p>
     <w:p>
@@ -29627,7 +29397,7 @@
         <w:t xml:space="preserve"> </w:t>
       </w:r>
       <w:r>
-        <w:t xml:space="preserve">Bốn trên sáu nội dung không được trả lời; nội dung đề nghị thứ ba không được nhắc ở dòng nào. Hai nội dung còn lại được đáp bằng một kết quả không kèm căn cứ, và bằng một mô tả của cấp dưới thay vì bản gốc trong hồ sơ của chính mình (C.2, C.3, C.6).</w:t>
+        <w:t xml:space="preserve">Bốn trên sáu nội dung không được trả lời; nội dung đề nghị thứ ba không được nhắc ở dòng nào. Hai nội dung còn lại được đáp bằng một kết quả không kèm căn cứ, và bằng cùng ngày 18/5/2026 mà Thông báo 5553 dùng, chưa giải thích chênh lệch với bản gốc (C.2, C.3, C.6).</w:t>
       </w:r>
     </w:p>
     <w:p>
@@ -29732,7 +29502,7 @@
         <w:t xml:space="preserve"> </w:t>
       </w:r>
       <w:r>
-        <w:t xml:space="preserve">Ngày 19/10/2026, khi ký Công văn 3292, Thanh tra tỉnh đang giữ: Thông báo 5553 gửi lên để báo cáo; Đơn khiếu nại chính văn bản ấy, gửi lên để báo cáo và kèm đơn đề nghị; hai phụ lục phân tích tổng cộng 66 trang; Đơn bổ sung tài liệu, chứng cứ ngày 23/9/2026, văn bản kính gửi cả Chánh Thanh tra tỉnh, trong đó Mục VII hỏi thẳng căn cứ phân loại đơn; và một đơn đề nghị xin theo dõi, đôn đốc việc thụ lý đơn khiếu nại. Hạn thụ lý đơn khiếu nại đã đi qua bốn ngày trước đó. Hai trang trả lời không nhắc một thứ nào trong số đó. Đến ngày lập báo cáo này, Ủy ban nhân dân phường vẫn chưa có văn bản nào về Đơn khiếu nại ấy — quá hạn thụ lý 09 ngày làm việc. Tôi chỉ nói đúng như việc đã xảy ra: cơ quan có đủ tài liệu để thấy cấp dưới đang quá hạn, được đề nghị đúng việc ấy, trả lời bằng một văn bản không có chỗ nào cho việc ấy, và sau đó việc ấy tiếp tục quá hạn (C.11).</w:t>
+        <w:t xml:space="preserve">Ngày 19/10/2026, khi ký Công văn 3292, Thanh tra tỉnh đang giữ: Thông báo 5553 gửi lên để báo cáo; Đơn khiếu nại chính văn bản ấy, gửi lên để báo cáo và kèm đơn đề nghị; hai phụ lục phân tích tổng cộng 66 trang; Đơn bổ sung tài liệu, chứng cứ ngày 23/9/2026, văn bản kính gửi cả Chánh Thanh tra tỉnh, trong đó Mục VII hỏi thẳng căn cứ phân loại đơn; và một đơn đề nghị xin theo dõi, đôn đốc việc thụ lý đơn khiếu nại. Mốc 07 ngày làm việc đối với đơn khiếu nại đã qua bốn ngày trước đó. Hai trang trả lời không nhắc một thứ nào trong số đó. Đến ngày lập báo cáo này, Ủy ban nhân dân phường vẫn chưa có văn bản nào về Đơn khiếu nại ấy — đã 09 ngày làm việc sau mốc ấy. Tôi chỉ nói đúng như việc đã xảy ra: cơ quan có đủ tài liệu để thấy cấp dưới chưa có văn bản sau mốc luật định, được đề nghị đúng việc ấy, trả lời bằng một văn bản không có chỗ nào cho việc ấy, và đến nay vẫn chưa có văn bản (C.11).</w:t>
       </w:r>
     </w:p>
     <w:p>
@@ -29756,7 +29526,7 @@
         <w:t xml:space="preserve"> </w:t>
       </w:r>
       <w:r>
-        <w:t xml:space="preserve">Các câu hỏi về Công văn 1436 trả lời được bằng ba tài liệu đang nằm cùng một chỗ: bản gốc đơn nhận lúc 09 giờ 26 ngày 20/5/2026, bản lưu Công văn 1436 và bản Thông báo 5553 gửi lên để báo cáo. Câu hỏi về Phiếu chuyển 2329 và Văn bản 2644 trả lời được bằng sổ văn bản đến của chính Thanh tra tỉnh. Các câu hỏi về Thông báo 5553 — văn bản giải quyết khiếu nại phải mang hình thức gì, điều kiện thụ lý được xét ở bước nào, một thông báo không thụ lý có được chứa kết luận về nội dung không — là nghiệp vụ thường xuyên của cơ quan thanh tra; trả lời chúng chỉ cần đặt văn bản cạnh điều luật.</w:t>
+        <w:t xml:space="preserve">Các câu hỏi về Công văn 1436 trả lời được bằng ba tài liệu đang nằm cùng một chỗ: bản gốc đơn nhận lúc 09 giờ 26 ngày 20/5/2026, bản lưu Công văn 1436 và bản Thông báo 5553 gửi lên để báo cáo. Câu hỏi về Phiếu chuyển 2329 và Văn bản 2644 trả lời được bằng sổ văn bản đến của chính Thanh tra tỉnh. Các câu hỏi về Thông báo 5553 — văn bản giải quyết khiếu nại phải mang hình thức gì, điều kiện thụ lý được xét ở bước nào, một thông báo không thụ lý có được chứa kết luận về nội dung không — là nghiệp vụ thường xuyên của cơ quan thanh tra; trả lời chúng chủ yếu dựa vào văn bản và điều luật.</w:t>
       </w:r>
     </w:p>
     <w:p>
@@ -29816,7 +29586,7 @@
         <w:t xml:space="preserve"> </w:t>
       </w:r>
       <w:r>
-        <w:t xml:space="preserve">không dẫn quy định nào. Hệ quả là các câu hỏi chỉ Thanh tra tỉnh trả lời được vẫn còn nguyên, và các hồ sơ quá hạn ở cấp phường tiếp tục quá hạn.</w:t>
+        <w:t xml:space="preserve">không dẫn quy định nào. Hệ quả là các câu hỏi trả lời được bằng hồ sơ của Thanh tra tỉnh vẫn còn nguyên, và các hồ sơ ở cấp phường vẫn chưa có văn bản.</w:t>
       </w:r>
     </w:p>
     <w:p>
@@ -29854,6 +29624,362 @@
           <w:b/>
         </w:rPr>
         <w:t xml:space="preserve">A. Trả lời nốt các câu hỏi tại nội dung đề nghị thứ nhất (Công văn 1436)</w:t>
+      </w:r>
+    </w:p>
+    <w:p>
+      <w:pPr>
+        <w:pStyle w:val="Compact"/>
+        <w:numPr>
+          <w:ilvl w:val="0"/>
+          <w:numId w:val="1017"/>
+        </w:numPr>
+      </w:pPr>
+      <w:r>
+        <w:rPr>
+          <w:bCs/>
+          <w:b/>
+        </w:rPr>
+        <w:t xml:space="preserve">A.1.</w:t>
+      </w:r>
+      <w:r>
+        <w:t xml:space="preserve"> </w:t>
+      </w:r>
+      <w:r>
+        <w:t xml:space="preserve">Căn cứ bản lưu Công văn 1436 và bản gốc đơn nhận lúc 09 giờ 26 ngày 20/5/2026, xác nhận bằng văn bản:</w:t>
+      </w:r>
+      <w:r>
+        <w:t xml:space="preserve"> </w:t>
+      </w:r>
+      <w:r>
+        <w:rPr>
+          <w:bCs/>
+          <w:b/>
+        </w:rPr>
+        <w:t xml:space="preserve">tiêu đề</w:t>
+      </w:r>
+      <w:r>
+        <w:t xml:space="preserve"> </w:t>
+      </w:r>
+      <w:r>
+        <w:t xml:space="preserve">của đơn ấy;</w:t>
+      </w:r>
+      <w:r>
+        <w:t xml:space="preserve"> </w:t>
+      </w:r>
+      <w:r>
+        <w:rPr>
+          <w:bCs/>
+          <w:b/>
+        </w:rPr>
+        <w:t xml:space="preserve">ngày đề</w:t>
+      </w:r>
+      <w:r>
+        <w:t xml:space="preserve"> </w:t>
+      </w:r>
+      <w:r>
+        <w:t xml:space="preserve">trên đơn; đơn</w:t>
+      </w:r>
+      <w:r>
+        <w:t xml:space="preserve"> </w:t>
+      </w:r>
+      <w:r>
+        <w:rPr>
+          <w:bCs/>
+          <w:b/>
+        </w:rPr>
+        <w:t xml:space="preserve">có hay không có mục</w:t>
+      </w:r>
+      <w:r>
+        <w:rPr>
+          <w:bCs/>
+          <w:b/>
+        </w:rPr>
+        <w:t xml:space="preserve"> </w:t>
+      </w:r>
+      <w:r>
+        <w:rPr>
+          <w:bCs/>
+          <w:b/>
+        </w:rPr>
+        <w:t xml:space="preserve">“</w:t>
+      </w:r>
+      <w:r>
+        <w:rPr>
+          <w:bCs/>
+          <w:b/>
+        </w:rPr>
+        <w:t xml:space="preserve">Người bị tố cáo</w:t>
+      </w:r>
+      <w:r>
+        <w:rPr>
+          <w:bCs/>
+          <w:b/>
+        </w:rPr>
+        <w:t xml:space="preserve">”</w:t>
+      </w:r>
+      <w:r>
+        <w:t xml:space="preserve">; đơn nêu đối tượng là</w:t>
+      </w:r>
+      <w:r>
+        <w:t xml:space="preserve"> </w:t>
+      </w:r>
+      <w:r>
+        <w:rPr>
+          <w:bCs/>
+          <w:b/>
+        </w:rPr>
+        <w:t xml:space="preserve">một tập thể hay một cá nhân</w:t>
+      </w:r>
+      <w:r>
+        <w:t xml:space="preserve">; và văn bản được chuyển kèm Công văn 1436</w:t>
+      </w:r>
+      <w:r>
+        <w:t xml:space="preserve"> </w:t>
+      </w:r>
+      <w:r>
+        <w:rPr>
+          <w:bCs/>
+          <w:b/>
+        </w:rPr>
+        <w:t xml:space="preserve">có phải chính đơn ấy hay không</w:t>
+      </w:r>
+      <w:r>
+        <w:t xml:space="preserve">. Cùng nội dung, cho biết Công văn 1436 chuyển kèm những tài liệu nào, và trong khoảng từ ngày 14/5/2026 đến ngày 22/5/2026 Thanh tra tỉnh có nhận được văn bản chuyển đơn nào của Sở Giáo dục và Đào tạo hay không (C.10.1 – C.10.5).</w:t>
+      </w:r>
+    </w:p>
+    <w:p>
+      <w:pPr>
+        <w:pStyle w:val="Compact"/>
+        <w:numPr>
+          <w:ilvl w:val="0"/>
+          <w:numId w:val="1017"/>
+        </w:numPr>
+      </w:pPr>
+      <w:r>
+        <w:rPr>
+          <w:bCs/>
+          <w:b/>
+        </w:rPr>
+        <w:t xml:space="preserve">A.2.</w:t>
+      </w:r>
+      <w:r>
+        <w:t xml:space="preserve"> </w:t>
+      </w:r>
+      <w:r>
+        <w:t xml:space="preserve">Trả lời rõ</w:t>
+      </w:r>
+      <w:r>
+        <w:t xml:space="preserve"> </w:t>
+      </w:r>
+      <w:r>
+        <w:rPr>
+          <w:bCs/>
+          <w:b/>
+        </w:rPr>
+        <w:t xml:space="preserve">có hoặc không</w:t>
+      </w:r>
+      <w:r>
+        <w:t xml:space="preserve">: trong hồ sơ của Thanh tra tỉnh có văn bản nào của tôi</w:t>
+      </w:r>
+      <w:r>
+        <w:t xml:space="preserve"> </w:t>
+      </w:r>
+      <w:r>
+        <w:rPr>
+          <w:bCs/>
+          <w:b/>
+        </w:rPr>
+        <w:t xml:space="preserve">đề ngày 18/5/2026</w:t>
+      </w:r>
+      <w:r>
+        <w:t xml:space="preserve"> </w:t>
+      </w:r>
+      <w:r>
+        <w:t xml:space="preserve">hay không (C.6).</w:t>
+      </w:r>
+    </w:p>
+    <w:p>
+      <w:pPr>
+        <w:pStyle w:val="Compact"/>
+        <w:numPr>
+          <w:ilvl w:val="0"/>
+          <w:numId w:val="1017"/>
+        </w:numPr>
+      </w:pPr>
+      <w:r>
+        <w:rPr>
+          <w:bCs/>
+          <w:b/>
+        </w:rPr>
+        <w:t xml:space="preserve">A.3.</w:t>
+      </w:r>
+      <w:r>
+        <w:t xml:space="preserve"> </w:t>
+      </w:r>
+      <w:r>
+        <w:t xml:space="preserve">Nêu</w:t>
+      </w:r>
+      <w:r>
+        <w:t xml:space="preserve"> </w:t>
+      </w:r>
+      <w:r>
+        <w:rPr>
+          <w:bCs/>
+          <w:b/>
+        </w:rPr>
+        <w:t xml:space="preserve">căn cứ phân loại</w:t>
+      </w:r>
+      <w:r>
+        <w:t xml:space="preserve">: những nội dung nào của đơn ấy được xác định là tố cáo; các nội dung kiến nghị còn lại — trong đó có các đề nghị tại Mục V</w:t>
+      </w:r>
+      <w:r>
+        <w:t xml:space="preserve"> </w:t>
+      </w:r>
+      <w:r>
+        <w:t xml:space="preserve">“</w:t>
+      </w:r>
+      <w:r>
+        <w:t xml:space="preserve">Kiến nghị thanh tra</w:t>
+      </w:r>
+      <w:r>
+        <w:t xml:space="preserve">”</w:t>
+      </w:r>
+      <w:r>
+        <w:t xml:space="preserve"> </w:t>
+      </w:r>
+      <w:r>
+        <w:t xml:space="preserve">— được xử lý thế nào (C.3.1, C.3.2). Cùng nội dung, cho biết vì sao đơn không được xử lý theo Điều 21 Thông tư số 05/2021/TT-TTCP hoặc tách phần thuộc thẩm quyền thanh tra của Thanh tra tỉnh, và sáu đề nghị thanh tra ấy đã được xử lý bằng văn bản nào (N.1).</w:t>
+      </w:r>
+    </w:p>
+    <w:p>
+      <w:pPr>
+        <w:pStyle w:val="Compact"/>
+        <w:numPr>
+          <w:ilvl w:val="0"/>
+          <w:numId w:val="1017"/>
+        </w:numPr>
+      </w:pPr>
+      <w:r>
+        <w:rPr>
+          <w:bCs/>
+          <w:b/>
+        </w:rPr>
+        <w:t xml:space="preserve">A.4.</w:t>
+      </w:r>
+      <w:r>
+        <w:t xml:space="preserve"> </w:t>
+      </w:r>
+      <w:r>
+        <w:t xml:space="preserve">Cho biết khi phân loại,</w:t>
+      </w:r>
+      <w:r>
+        <w:t xml:space="preserve"> </w:t>
+      </w:r>
+      <w:r>
+        <w:rPr>
+          <w:bCs/>
+          <w:b/>
+        </w:rPr>
+        <w:t xml:space="preserve">Điều 17 Thông tư số 05/2021/TT-TTCP và đoạn cuối khoản 1 Điều 29 Luật Tố cáo</w:t>
+      </w:r>
+      <w:r>
+        <w:t xml:space="preserve"> </w:t>
+      </w:r>
+      <w:r>
+        <w:t xml:space="preserve">có được đối chiếu hay không; những nội dung nào được xét theo khoản 2 Điều 17; và việc</w:t>
+      </w:r>
+      <w:r>
+        <w:t xml:space="preserve"> </w:t>
+      </w:r>
+      <w:r>
+        <w:rPr>
+          <w:iCs/>
+          <w:i/>
+        </w:rPr>
+        <w:t xml:space="preserve">“</w:t>
+      </w:r>
+      <w:r>
+        <w:rPr>
+          <w:iCs/>
+          <w:i/>
+        </w:rPr>
+        <w:t xml:space="preserve">người tố cáo cung cấp được thông tin, tài liệu, chứng cứ</w:t>
+      </w:r>
+      <w:r>
+        <w:rPr>
+          <w:iCs/>
+          <w:i/>
+        </w:rPr>
+        <w:t xml:space="preserve">”</w:t>
+      </w:r>
+      <w:r>
+        <w:t xml:space="preserve"> </w:t>
+      </w:r>
+      <w:r>
+        <w:t xml:space="preserve">đã được xét trên những tài liệu nào (C.8.1).</w:t>
+      </w:r>
+    </w:p>
+    <w:p>
+      <w:pPr>
+        <w:pStyle w:val="Compact"/>
+        <w:numPr>
+          <w:ilvl w:val="0"/>
+          <w:numId w:val="1017"/>
+        </w:numPr>
+      </w:pPr>
+      <w:r>
+        <w:rPr>
+          <w:bCs/>
+          <w:b/>
+        </w:rPr>
+        <w:t xml:space="preserve">A.5.</w:t>
+      </w:r>
+      <w:r>
+        <w:t xml:space="preserve"> </w:t>
+      </w:r>
+      <w:r>
+        <w:t xml:space="preserve">Cho biết việc chuyển đơn theo Công văn 1436</w:t>
+      </w:r>
+      <w:r>
+        <w:t xml:space="preserve"> </w:t>
+      </w:r>
+      <w:r>
+        <w:rPr>
+          <w:bCs/>
+          <w:b/>
+        </w:rPr>
+        <w:t xml:space="preserve">đã được thông báo cho tôi bằng văn bản nào</w:t>
+      </w:r>
+      <w:r>
+        <w:t xml:space="preserve">; nếu chưa, đề nghị ban hành văn bản thông báo theo quy định và</w:t>
+      </w:r>
+      <w:r>
+        <w:t xml:space="preserve"> </w:t>
+      </w:r>
+      <w:r>
+        <w:rPr>
+          <w:bCs/>
+          <w:b/>
+        </w:rPr>
+        <w:t xml:space="preserve">cấp cho tôi bản sao Công văn 1436</w:t>
+      </w:r>
+      <w:r>
+        <w:t xml:space="preserve"> </w:t>
+      </w:r>
+      <w:r>
+        <w:t xml:space="preserve">(C.7).</w:t>
+      </w:r>
+    </w:p>
+    <w:p>
+      <w:pPr>
+        <w:pStyle w:val="FirstParagraph"/>
+      </w:pPr>
+      <w:r>
+        <w:rPr>
+          <w:bCs/>
+          <w:b/>
+        </w:rPr>
+        <w:t xml:space="preserve">B. Nội dung đề nghị thứ hai — xin được trả lời đúng câu hỏi</w:t>
       </w:r>
     </w:p>
     <w:p>
@@ -29869,112 +29995,56 @@
           <w:bCs/>
           <w:b/>
         </w:rPr>
-        <w:t xml:space="preserve">A.1.</w:t>
-      </w:r>
-      <w:r>
-        <w:t xml:space="preserve"> </w:t>
-      </w:r>
-      <w:r>
-        <w:t xml:space="preserve">Căn cứ bản lưu Công văn 1436 và bản gốc đơn nhận lúc 09 giờ 26 ngày 20/5/2026, xác nhận bằng văn bản:</w:t>
-      </w:r>
-      <w:r>
-        <w:t xml:space="preserve"> </w:t>
-      </w:r>
-      <w:r>
-        <w:rPr>
-          <w:bCs/>
-          <w:b/>
-        </w:rPr>
-        <w:t xml:space="preserve">tiêu đề</w:t>
-      </w:r>
-      <w:r>
-        <w:t xml:space="preserve"> </w:t>
-      </w:r>
-      <w:r>
-        <w:t xml:space="preserve">của đơn ấy;</w:t>
-      </w:r>
-      <w:r>
-        <w:t xml:space="preserve"> </w:t>
-      </w:r>
-      <w:r>
-        <w:rPr>
-          <w:bCs/>
-          <w:b/>
-        </w:rPr>
-        <w:t xml:space="preserve">ngày đề</w:t>
-      </w:r>
-      <w:r>
-        <w:t xml:space="preserve"> </w:t>
-      </w:r>
-      <w:r>
-        <w:t xml:space="preserve">trên đơn; đơn</w:t>
-      </w:r>
-      <w:r>
-        <w:t xml:space="preserve"> </w:t>
-      </w:r>
-      <w:r>
-        <w:rPr>
-          <w:bCs/>
-          <w:b/>
-        </w:rPr>
-        <w:t xml:space="preserve">có hay không có mục</w:t>
-      </w:r>
-      <w:r>
-        <w:rPr>
-          <w:bCs/>
-          <w:b/>
-        </w:rPr>
-        <w:t xml:space="preserve"> </w:t>
-      </w:r>
-      <w:r>
-        <w:rPr>
-          <w:bCs/>
-          <w:b/>
+        <w:t xml:space="preserve">B.1.</w:t>
+      </w:r>
+      <w:r>
+        <w:t xml:space="preserve"> </w:t>
+      </w:r>
+      <w:r>
+        <w:t xml:space="preserve">Cho biết yêu cầu</w:t>
+      </w:r>
+      <w:r>
+        <w:t xml:space="preserve"> </w:t>
+      </w:r>
+      <w:r>
+        <w:rPr>
+          <w:iCs/>
+          <w:i/>
         </w:rPr>
         <w:t xml:space="preserve">“</w:t>
       </w:r>
       <w:r>
         <w:rPr>
-          <w:bCs/>
-          <w:b/>
-        </w:rPr>
-        <w:t xml:space="preserve">Người bị tố cáo</w:t>
-      </w:r>
-      <w:r>
-        <w:rPr>
-          <w:bCs/>
-          <w:b/>
+          <w:iCs/>
+          <w:i/>
+        </w:rPr>
+        <w:t xml:space="preserve">thông báo kết quả đến Thanh tra tỉnh</w:t>
+      </w:r>
+      <w:r>
+        <w:rPr>
+          <w:iCs/>
+          <w:i/>
         </w:rPr>
         <w:t xml:space="preserve">”</w:t>
       </w:r>
       <w:r>
-        <w:t xml:space="preserve">; đơn nêu đối tượng là</w:t>
-      </w:r>
-      <w:r>
-        <w:t xml:space="preserve"> </w:t>
-      </w:r>
-      <w:r>
-        <w:rPr>
-          <w:bCs/>
-          <w:b/>
-        </w:rPr>
-        <w:t xml:space="preserve">một tập thể hay một cá nhân</w:t>
-      </w:r>
-      <w:r>
-        <w:t xml:space="preserve">; và văn bản được chuyển kèm Công văn 1436</w:t>
-      </w:r>
-      <w:r>
-        <w:t xml:space="preserve"> </w:t>
-      </w:r>
-      <w:r>
-        <w:rPr>
-          <w:bCs/>
-          <w:b/>
-        </w:rPr>
-        <w:t xml:space="preserve">có phải chính đơn ấy hay không</w:t>
-      </w:r>
-      <w:r>
-        <w:t xml:space="preserve">. Cùng nội dung, cho biết Công văn 1436 chuyển kèm những tài liệu nào, và trong khoảng từ ngày 14/5/2026 đến ngày 22/5/2026 Thanh tra tỉnh có nhận được văn bản chuyển đơn nào của Sở Giáo dục và Đào tạo hay không (C.10.1 – C.10.5).</w:t>
+        <w:t xml:space="preserve"> </w:t>
+      </w:r>
+      <w:r>
+        <w:t xml:space="preserve">tại Phiếu chuyển 2329 và Văn bản 2644 — cụm không có trong bản thuật lại tại Công văn 3292 —</w:t>
+      </w:r>
+      <w:r>
+        <w:t xml:space="preserve"> </w:t>
+      </w:r>
+      <w:r>
+        <w:rPr>
+          <w:bCs/>
+          <w:b/>
+        </w:rPr>
+        <w:t xml:space="preserve">đã được Ủy ban nhân dân phường thực hiện hay chưa</w:t>
+      </w:r>
+      <w:r>
+        <w:t xml:space="preserve">, bằng văn bản nào, ngày nào (C.4.1).</w:t>
       </w:r>
     </w:p>
     <w:p>
@@ -29990,42 +30060,29 @@
           <w:bCs/>
           <w:b/>
         </w:rPr>
-        <w:t xml:space="preserve">A.2.</w:t>
-      </w:r>
-      <w:r>
-        <w:t xml:space="preserve"> </w:t>
-      </w:r>
-      <w:r>
-        <w:t xml:space="preserve">Trả lời rõ</w:t>
-      </w:r>
-      <w:r>
-        <w:t xml:space="preserve"> </w:t>
-      </w:r>
-      <w:r>
-        <w:rPr>
-          <w:bCs/>
-          <w:b/>
-        </w:rPr>
-        <w:t xml:space="preserve">có hoặc không</w:t>
-      </w:r>
-      <w:r>
-        <w:t xml:space="preserve">: trong hồ sơ của Thanh tra tỉnh có văn bản nào của tôi</w:t>
-      </w:r>
-      <w:r>
-        <w:t xml:space="preserve"> </w:t>
-      </w:r>
-      <w:r>
-        <w:rPr>
-          <w:bCs/>
-          <w:b/>
-        </w:rPr>
-        <w:t xml:space="preserve">đề ngày 18/5/2026</w:t>
-      </w:r>
-      <w:r>
-        <w:t xml:space="preserve"> </w:t>
-      </w:r>
-      <w:r>
-        <w:t xml:space="preserve">hay không (C.6).</w:t>
+        <w:t xml:space="preserve">B.2.</w:t>
+      </w:r>
+      <w:r>
+        <w:t xml:space="preserve"> </w:t>
+      </w:r>
+      <w:r>
+        <w:t xml:space="preserve">Trả lời rõ một trong hai hướng nêu tại mục C.10.8: Thông báo 5553</w:t>
+      </w:r>
+      <w:r>
+        <w:t xml:space="preserve"> </w:t>
+      </w:r>
+      <w:r>
+        <w:rPr>
+          <w:bCs/>
+          <w:b/>
+        </w:rPr>
+        <w:t xml:space="preserve">có hay không</w:t>
+      </w:r>
+      <w:r>
+        <w:t xml:space="preserve"> </w:t>
+      </w:r>
+      <w:r>
+        <w:t xml:space="preserve">được tiếp nhận là kết quả xử lý Hồ sơ tố cáo nhận ngày 09/7/2026; nếu có thì mục nào của Thông báo 5553 xử lý hồ sơ ấy; nếu không thì phường đã ban hành văn bản nào về hồ sơ ấy.</w:t>
       </w:r>
     </w:p>
     <w:p>
@@ -30041,44 +30098,45 @@
           <w:bCs/>
           <w:b/>
         </w:rPr>
-        <w:t xml:space="preserve">A.3.</w:t>
-      </w:r>
-      <w:r>
-        <w:t xml:space="preserve"> </w:t>
-      </w:r>
-      <w:r>
-        <w:t xml:space="preserve">Nêu</w:t>
-      </w:r>
-      <w:r>
-        <w:t xml:space="preserve"> </w:t>
-      </w:r>
-      <w:r>
-        <w:rPr>
-          <w:bCs/>
-          <w:b/>
-        </w:rPr>
-        <w:t xml:space="preserve">căn cứ phân loại</w:t>
-      </w:r>
-      <w:r>
-        <w:t xml:space="preserve">, không phải kết quả phân loại: nội dung nào, mục đích nào, yêu cầu nào trong đơn ấy — đặc biệt trong sáu đề nghị tại Mục V</w:t>
-      </w:r>
-      <w:r>
-        <w:t xml:space="preserve"> </w:t>
-      </w:r>
-      <w:r>
-        <w:t xml:space="preserve">“</w:t>
-      </w:r>
-      <w:r>
-        <w:t xml:space="preserve">Kiến nghị thanh tra</w:t>
-      </w:r>
-      <w:r>
-        <w:t xml:space="preserve">”</w:t>
-      </w:r>
-      <w:r>
-        <w:t xml:space="preserve"> </w:t>
-      </w:r>
-      <w:r>
-        <w:t xml:space="preserve">— dẫn tới kết luận đơn là đơn tố cáo (C.3.1, C.3.2). Cùng nội dung, cho biết vì sao đơn không được xử lý theo Điều 21 Thông tư số 05/2021/TT-TTCP hoặc tách phần thuộc thẩm quyền thanh tra của Thanh tra tỉnh, và sáu đề nghị thanh tra ấy đã được xử lý bằng văn bản nào (N.1).</w:t>
+        <w:t xml:space="preserve">B.3.</w:t>
+      </w:r>
+      <w:r>
+        <w:t xml:space="preserve"> </w:t>
+      </w:r>
+      <w:r>
+        <w:t xml:space="preserve">Xác định</w:t>
+      </w:r>
+      <w:r>
+        <w:t xml:space="preserve"> </w:t>
+      </w:r>
+      <w:r>
+        <w:rPr>
+          <w:bCs/>
+          <w:b/>
+        </w:rPr>
+        <w:t xml:space="preserve">trạng thái hiện tại của Hồ sơ tố cáo</w:t>
+      </w:r>
+      <w:r>
+        <w:t xml:space="preserve"> </w:t>
+      </w:r>
+      <w:r>
+        <w:t xml:space="preserve">mà phường nhận lúc 08 giờ 39 ngày 09/7/2026, ở trạng thái đã được bổ sung ngày 19/7/2026. Đây là</w:t>
+      </w:r>
+      <w:r>
+        <w:t xml:space="preserve"> </w:t>
+      </w:r>
+      <w:r>
+        <w:rPr>
+          <w:bCs/>
+          <w:b/>
+        </w:rPr>
+        <w:t xml:space="preserve">một</w:t>
+      </w:r>
+      <w:r>
+        <w:t xml:space="preserve"> </w:t>
+      </w:r>
+      <w:r>
+        <w:t xml:space="preserve">việc chờ giải quyết, không phải hai: tài liệu nộp ngày 19/7/2026 là tài liệu đưa vào chính hồ sơ ấy, không làm phát sinh yêu cầu mới. Bản sao Đơn tố cáo và ảnh vận đơn của hồ sơ ấy đã nằm trong hồ sơ của Thanh tra tỉnh từ ngày 29/7/2026, nộp kèm chính đơn ghi ngày 27/7/2026 (C.4.3, C.4.4).</w:t>
       </w:r>
     </w:p>
     <w:p>
@@ -30094,59 +30152,29 @@
           <w:bCs/>
           <w:b/>
         </w:rPr>
-        <w:t xml:space="preserve">A.4.</w:t>
-      </w:r>
-      <w:r>
-        <w:t xml:space="preserve"> </w:t>
-      </w:r>
-      <w:r>
-        <w:t xml:space="preserve">Cho biết khi phân loại,</w:t>
-      </w:r>
-      <w:r>
-        <w:t xml:space="preserve"> </w:t>
-      </w:r>
-      <w:r>
-        <w:rPr>
-          <w:bCs/>
-          <w:b/>
-        </w:rPr>
-        <w:t xml:space="preserve">Điều 17 Thông tư số 05/2021/TT-TTCP và đoạn cuối khoản 1 Điều 29 Luật Tố cáo</w:t>
-      </w:r>
-      <w:r>
-        <w:t xml:space="preserve"> </w:t>
-      </w:r>
-      <w:r>
-        <w:t xml:space="preserve">có được đối chiếu hay không; những nội dung nào được xét theo khoản 2 Điều 17; và việc</w:t>
-      </w:r>
-      <w:r>
-        <w:t xml:space="preserve"> </w:t>
-      </w:r>
-      <w:r>
-        <w:rPr>
-          <w:iCs/>
-          <w:i/>
-        </w:rPr>
-        <w:t xml:space="preserve">“</w:t>
-      </w:r>
-      <w:r>
-        <w:rPr>
-          <w:iCs/>
-          <w:i/>
-        </w:rPr>
-        <w:t xml:space="preserve">người tố cáo cung cấp được thông tin, tài liệu, chứng cứ</w:t>
-      </w:r>
-      <w:r>
-        <w:rPr>
-          <w:iCs/>
-          <w:i/>
-        </w:rPr>
-        <w:t xml:space="preserve">”</w:t>
-      </w:r>
-      <w:r>
-        <w:t xml:space="preserve"> </w:t>
-      </w:r>
-      <w:r>
-        <w:t xml:space="preserve">đã được xét trên những tài liệu nào (C.8.1).</w:t>
+        <w:t xml:space="preserve">B.4.</w:t>
+      </w:r>
+      <w:r>
+        <w:t xml:space="preserve"> </w:t>
+      </w:r>
+      <w:r>
+        <w:t xml:space="preserve">Cho biết Thanh tra tỉnh</w:t>
+      </w:r>
+      <w:r>
+        <w:t xml:space="preserve"> </w:t>
+      </w:r>
+      <w:r>
+        <w:rPr>
+          <w:bCs/>
+          <w:b/>
+        </w:rPr>
+        <w:t xml:space="preserve">có tiếp tục đôn đốc hay không</w:t>
+      </w:r>
+      <w:r>
+        <w:t xml:space="preserve"> </w:t>
+      </w:r>
+      <w:r>
+        <w:t xml:space="preserve">kể từ ngày nhận đơn 06/10/2026; nếu có thì bằng văn bản nào; nếu không thì vì lý do gì (C.4.3, C.4.2).</w:t>
       </w:r>
     </w:p>
     <w:p>
@@ -30162,42 +30190,35 @@
           <w:bCs/>
           <w:b/>
         </w:rPr>
-        <w:t xml:space="preserve">A.5.</w:t>
-      </w:r>
-      <w:r>
-        <w:t xml:space="preserve"> </w:t>
-      </w:r>
-      <w:r>
-        <w:t xml:space="preserve">Cho biết việc chuyển đơn theo Công văn 1436</w:t>
-      </w:r>
-      <w:r>
-        <w:t xml:space="preserve"> </w:t>
-      </w:r>
-      <w:r>
-        <w:rPr>
-          <w:bCs/>
-          <w:b/>
-        </w:rPr>
-        <w:t xml:space="preserve">đã được thông báo cho tôi bằng văn bản nào</w:t>
-      </w:r>
-      <w:r>
-        <w:t xml:space="preserve">; nếu chưa, đề nghị ban hành văn bản thông báo theo quy định và</w:t>
-      </w:r>
-      <w:r>
-        <w:t xml:space="preserve"> </w:t>
-      </w:r>
-      <w:r>
-        <w:rPr>
-          <w:bCs/>
-          <w:b/>
-        </w:rPr>
-        <w:t xml:space="preserve">cấp cho tôi bản sao Công văn 1436</w:t>
-      </w:r>
-      <w:r>
-        <w:t xml:space="preserve"> </w:t>
-      </w:r>
-      <w:r>
-        <w:t xml:space="preserve">(C.7).</w:t>
+        <w:t xml:space="preserve">B.5.</w:t>
+      </w:r>
+      <w:r>
+        <w:t xml:space="preserve"> </w:t>
+      </w:r>
+      <w:r>
+        <w:t xml:space="preserve">Đối với tuyến Công văn 1436: cho biết Ủy ban nhân dân phường đã thông báo kết quả xử lý cho Thanh tra tỉnh theo khoản 2 Điều 26 Luật Tố cáo khi nào, bằng văn bản nào; và trong khoảng từ ngày 22/5 đến ngày 03/8/2026 Thanh tra tỉnh có văn bản theo dõi, đôn đốc nào đối với Công văn 1436 hay không (C.8.2).</w:t>
+      </w:r>
+    </w:p>
+    <w:p>
+      <w:pPr>
+        <w:pStyle w:val="Compact"/>
+        <w:numPr>
+          <w:ilvl w:val="0"/>
+          <w:numId w:val="1018"/>
+        </w:numPr>
+      </w:pPr>
+      <w:r>
+        <w:rPr>
+          <w:bCs/>
+          <w:b/>
+        </w:rPr>
+        <w:t xml:space="preserve">B.6.</w:t>
+      </w:r>
+      <w:r>
+        <w:t xml:space="preserve"> </w:t>
+      </w:r>
+      <w:r>
+        <w:t xml:space="preserve">Xem xét, xử lý theo thẩm quyền hoặc kiến nghị cấp có thẩm quyền xử lý trách nhiệm đối với việc chậm thực hiện Phiếu chuyển 2329 và Văn bản 2644, như đơn 06/10/2026 đã đề nghị.</w:t>
       </w:r>
     </w:p>
     <w:p>
@@ -30209,7 +30230,7 @@
           <w:bCs/>
           <w:b/>
         </w:rPr>
-        <w:t xml:space="preserve">B. Nội dung đề nghị thứ hai — xin được trả lời đúng câu hỏi</w:t>
+        <w:t xml:space="preserve">C. Nội dung đề nghị thứ ba — hoặc trả lời, hoặc hướng dẫn</w:t>
       </w:r>
     </w:p>
     <w:p>
@@ -30225,56 +30246,26 @@
           <w:bCs/>
           <w:b/>
         </w:rPr>
-        <w:t xml:space="preserve">B.1.</w:t>
-      </w:r>
-      <w:r>
-        <w:t xml:space="preserve"> </w:t>
-      </w:r>
-      <w:r>
-        <w:t xml:space="preserve">Cho biết yêu cầu</w:t>
-      </w:r>
-      <w:r>
-        <w:t xml:space="preserve"> </w:t>
-      </w:r>
-      <w:r>
-        <w:rPr>
-          <w:iCs/>
-          <w:i/>
-        </w:rPr>
-        <w:t xml:space="preserve">“</w:t>
-      </w:r>
-      <w:r>
-        <w:rPr>
-          <w:iCs/>
-          <w:i/>
-        </w:rPr>
-        <w:t xml:space="preserve">thông báo kết quả đến Thanh tra tỉnh</w:t>
-      </w:r>
-      <w:r>
-        <w:rPr>
-          <w:iCs/>
-          <w:i/>
-        </w:rPr>
-        <w:t xml:space="preserve">”</w:t>
-      </w:r>
-      <w:r>
-        <w:t xml:space="preserve"> </w:t>
-      </w:r>
-      <w:r>
-        <w:t xml:space="preserve">tại Phiếu chuyển 2329 và Văn bản 2644 — cụm không có trong bản thuật lại tại Công văn 3292 —</w:t>
-      </w:r>
-      <w:r>
-        <w:t xml:space="preserve"> </w:t>
-      </w:r>
-      <w:r>
-        <w:rPr>
-          <w:bCs/>
-          <w:b/>
-        </w:rPr>
-        <w:t xml:space="preserve">đã được Ủy ban nhân dân phường thực hiện hay chưa</w:t>
-      </w:r>
-      <w:r>
-        <w:t xml:space="preserve">, bằng văn bản nào, ngày nào (C.4.1).</w:t>
+        <w:t xml:space="preserve">C.1.</w:t>
+      </w:r>
+      <w:r>
+        <w:t xml:space="preserve"> </w:t>
+      </w:r>
+      <w:r>
+        <w:t xml:space="preserve">Đối với ba điểm về Thông báo 5553 nêu tại Mục III.3 đơn ngày 06/10/2026: xem xét và cho biết quan điểm;</w:t>
+      </w:r>
+      <w:r>
+        <w:t xml:space="preserve"> </w:t>
+      </w:r>
+      <w:r>
+        <w:rPr>
+          <w:bCs/>
+          <w:b/>
+        </w:rPr>
+        <w:t xml:space="preserve">hoặc</w:t>
+      </w:r>
+      <w:r>
+        <w:t xml:space="preserve">, nếu nội dung này không thuộc trách nhiệm của Thanh tra tỉnh, xử lý theo khoản 2 Điều 20 Thông tư số 05/2021/TT-TTCP và cho tôi biết cơ quan, người có thẩm quyền (C.10.0).</w:t>
       </w:r>
     </w:p>
     <w:p>
@@ -30290,29 +30281,13 @@
           <w:bCs/>
           <w:b/>
         </w:rPr>
-        <w:t xml:space="preserve">B.2.</w:t>
-      </w:r>
-      <w:r>
-        <w:t xml:space="preserve"> </w:t>
-      </w:r>
-      <w:r>
-        <w:t xml:space="preserve">Trả lời rõ một trong hai hướng nêu tại mục C.10.8: Thông báo 5553</w:t>
-      </w:r>
-      <w:r>
-        <w:t xml:space="preserve"> </w:t>
-      </w:r>
-      <w:r>
-        <w:rPr>
-          <w:bCs/>
-          <w:b/>
-        </w:rPr>
-        <w:t xml:space="preserve">có hay không</w:t>
-      </w:r>
-      <w:r>
-        <w:t xml:space="preserve"> </w:t>
-      </w:r>
-      <w:r>
-        <w:t xml:space="preserve">được tiếp nhận là kết quả xử lý Hồ sơ tố cáo nhận ngày 09/7/2026; nếu có thì mục nào của Thông báo 5553 xử lý hồ sơ ấy; nếu không thì phường đã ban hành văn bản nào về hồ sơ ấy.</w:t>
+        <w:t xml:space="preserve">C.2.</w:t>
+      </w:r>
+      <w:r>
+        <w:t xml:space="preserve"> </w:t>
+      </w:r>
+      <w:r>
+        <w:t xml:space="preserve">Cùng nội dung, cho biết ý kiến về việc Thông báo 5553 chỉ mô tả một trong bảy điểm của đơn tháng 5/2026 và không nêu hướng xử lý các nội dung còn lại (C.10.6, C.10.8), và về việc ba kết luận của Thông báo dựa trên tài liệu do nhà trường cung cấp, chưa thể hiện việc đối chiếu tài liệu do người tố cáo cung cấp (C.10.7).</w:t>
       </w:r>
     </w:p>
     <w:p>
@@ -30328,127 +30303,58 @@
           <w:bCs/>
           <w:b/>
         </w:rPr>
-        <w:t xml:space="preserve">B.3.</w:t>
-      </w:r>
-      <w:r>
-        <w:t xml:space="preserve"> </w:t>
-      </w:r>
-      <w:r>
-        <w:t xml:space="preserve">Xác định</w:t>
-      </w:r>
-      <w:r>
-        <w:t xml:space="preserve"> </w:t>
-      </w:r>
-      <w:r>
-        <w:rPr>
-          <w:bCs/>
-          <w:b/>
-        </w:rPr>
-        <w:t xml:space="preserve">trạng thái hiện tại của Hồ sơ tố cáo</w:t>
-      </w:r>
-      <w:r>
-        <w:t xml:space="preserve"> </w:t>
-      </w:r>
-      <w:r>
-        <w:t xml:space="preserve">mà phường nhận lúc 08 giờ 39 ngày 09/7/2026, ở trạng thái đã được bổ sung ngày 19/7/2026. Đây là</w:t>
-      </w:r>
-      <w:r>
-        <w:t xml:space="preserve"> </w:t>
-      </w:r>
-      <w:r>
-        <w:rPr>
-          <w:bCs/>
-          <w:b/>
-        </w:rPr>
-        <w:t xml:space="preserve">một</w:t>
-      </w:r>
-      <w:r>
-        <w:t xml:space="preserve"> </w:t>
-      </w:r>
-      <w:r>
-        <w:t xml:space="preserve">việc chờ giải quyết, không phải hai: tài liệu nộp ngày 19/7/2026 là tài liệu đưa vào chính hồ sơ ấy, không làm phát sinh yêu cầu mới. Bản sao Đơn tố cáo và ảnh vận đơn của hồ sơ ấy đã nằm trong hồ sơ của Thanh tra tỉnh từ ngày 29/7/2026, nộp kèm chính đơn ghi ngày 27/7/2026 (C.4.3, C.4.4).</w:t>
-      </w:r>
-    </w:p>
-    <w:p>
-      <w:pPr>
-        <w:pStyle w:val="Compact"/>
-        <w:numPr>
-          <w:ilvl w:val="0"/>
-          <w:numId w:val="1019"/>
-        </w:numPr>
-      </w:pPr>
-      <w:r>
-        <w:rPr>
-          <w:bCs/>
-          <w:b/>
-        </w:rPr>
-        <w:t xml:space="preserve">B.4.</w:t>
-      </w:r>
-      <w:r>
-        <w:t xml:space="preserve"> </w:t>
-      </w:r>
-      <w:r>
-        <w:t xml:space="preserve">Cho biết Thanh tra tỉnh</w:t>
-      </w:r>
-      <w:r>
-        <w:t xml:space="preserve"> </w:t>
-      </w:r>
-      <w:r>
-        <w:rPr>
-          <w:bCs/>
-          <w:b/>
-        </w:rPr>
-        <w:t xml:space="preserve">có tiếp tục đôn đốc hay không</w:t>
-      </w:r>
-      <w:r>
-        <w:t xml:space="preserve"> </w:t>
-      </w:r>
-      <w:r>
-        <w:t xml:space="preserve">kể từ ngày nhận đơn 06/10/2026; nếu có thì bằng văn bản nào; nếu không thì vì lý do gì (C.4.3, C.4.2).</w:t>
-      </w:r>
-    </w:p>
-    <w:p>
-      <w:pPr>
-        <w:pStyle w:val="Compact"/>
-        <w:numPr>
-          <w:ilvl w:val="0"/>
-          <w:numId w:val="1019"/>
-        </w:numPr>
-      </w:pPr>
-      <w:r>
-        <w:rPr>
-          <w:bCs/>
-          <w:b/>
-        </w:rPr>
-        <w:t xml:space="preserve">B.5.</w:t>
-      </w:r>
-      <w:r>
-        <w:t xml:space="preserve"> </w:t>
-      </w:r>
-      <w:r>
-        <w:t xml:space="preserve">Đối với tuyến Công văn 1436: cho biết Ủy ban nhân dân phường đã thông báo kết quả xử lý cho Thanh tra tỉnh theo khoản 2 Điều 26 Luật Tố cáo khi nào, bằng văn bản nào; và trong khoảng từ ngày 22/5 đến ngày 03/8/2026 Thanh tra tỉnh có văn bản theo dõi, đôn đốc nào đối với Công văn 1436 hay không (C.8.2).</w:t>
-      </w:r>
-    </w:p>
-    <w:p>
-      <w:pPr>
-        <w:pStyle w:val="Compact"/>
-        <w:numPr>
-          <w:ilvl w:val="0"/>
-          <w:numId w:val="1019"/>
-        </w:numPr>
-      </w:pPr>
-      <w:r>
-        <w:rPr>
-          <w:bCs/>
-          <w:b/>
-        </w:rPr>
-        <w:t xml:space="preserve">B.6.</w:t>
-      </w:r>
-      <w:r>
-        <w:t xml:space="preserve"> </w:t>
-      </w:r>
-      <w:r>
-        <w:t xml:space="preserve">Xem xét, xử lý theo thẩm quyền hoặc kiến nghị cấp có thẩm quyền xử lý trách nhiệm đối với việc chậm thực hiện Phiếu chuyển 2329 và Văn bản 2644, như đơn 06/10/2026 đã đề nghị.</w:t>
+        <w:t xml:space="preserve">C.3.</w:t>
+      </w:r>
+      <w:r>
+        <w:t xml:space="preserve"> </w:t>
+      </w:r>
+      <w:r>
+        <w:t xml:space="preserve">Theo dõi, đôn đốc Ủy ban nhân dân phường</w:t>
+      </w:r>
+      <w:r>
+        <w:t xml:space="preserve"> </w:t>
+      </w:r>
+      <w:r>
+        <w:rPr>
+          <w:bCs/>
+          <w:b/>
+        </w:rPr>
+        <w:t xml:space="preserve">thụ lý và giải quyết Đơn khiếu nại đề ngày 06/10/2026</w:t>
+      </w:r>
+      <w:r>
+        <w:t xml:space="preserve"> </w:t>
+      </w:r>
+      <w:r>
+        <w:t xml:space="preserve">(phường nhận 17 giờ ngày 06/10/2026, có giấy tiếp nhận) đúng trình tự, thời hạn của Luật Khiếu nại, và cho tôi biết kết quả. Mốc 07 ngày làm việc theo Điều 27 Luật Khiếu nại là ngày 15/10/2026; đến ngày lập báo cáo này,</w:t>
+      </w:r>
+      <w:r>
+        <w:t xml:space="preserve"> </w:t>
+      </w:r>
+      <w:r>
+        <w:rPr>
+          <w:bCs/>
+          <w:b/>
+        </w:rPr>
+        <w:t xml:space="preserve">09 ngày làm việc</w:t>
+      </w:r>
+      <w:r>
+        <w:t xml:space="preserve"> </w:t>
+      </w:r>
+      <w:r>
+        <w:t xml:space="preserve">sau mốc ấy, tôi chưa nhận được văn bản nào, kể cả văn bản không thụ lý nêu rõ lý do. Cùng nội dung, kính đề nghị cho biết Thanh tra tỉnh</w:t>
+      </w:r>
+      <w:r>
+        <w:t xml:space="preserve"> </w:t>
+      </w:r>
+      <w:r>
+        <w:rPr>
+          <w:bCs/>
+          <w:b/>
+        </w:rPr>
+        <w:t xml:space="preserve">đã có văn bản đôn đốc nào về việc ấy hay chưa</w:t>
+      </w:r>
+      <w:r>
+        <w:t xml:space="preserve">, kể từ ngày nhận đơn đề nghị của tôi (12/10/2026) (C.11).</w:t>
       </w:r>
     </w:p>
     <w:p>
@@ -30460,7 +30366,7 @@
           <w:bCs/>
           <w:b/>
         </w:rPr>
-        <w:t xml:space="preserve">C. Nội dung đề nghị thứ ba — hoặc trả lời, hoặc hướng dẫn</w:t>
+        <w:t xml:space="preserve">D. Các đánh giá khác nhau trong hồ sơ</w:t>
       </w:r>
     </w:p>
     <w:p>
@@ -30476,26 +30382,13 @@
           <w:bCs/>
           <w:b/>
         </w:rPr>
-        <w:t xml:space="preserve">C.1.</w:t>
-      </w:r>
-      <w:r>
-        <w:t xml:space="preserve"> </w:t>
-      </w:r>
-      <w:r>
-        <w:t xml:space="preserve">Đối với ba điểm về Thông báo 5553 nêu tại Mục III.3 đơn ngày 06/10/2026: xem xét và cho biết quan điểm;</w:t>
-      </w:r>
-      <w:r>
-        <w:t xml:space="preserve"> </w:t>
-      </w:r>
-      <w:r>
-        <w:rPr>
-          <w:bCs/>
-          <w:b/>
-        </w:rPr>
-        <w:t xml:space="preserve">hoặc</w:t>
-      </w:r>
-      <w:r>
-        <w:t xml:space="preserve">, nếu nội dung này không thuộc thẩm quyền của Thanh tra tỉnh, ban hành phiếu hướng dẫn theo đúng Mẫu số 05, ghi rõ từng nội dung và cơ quan, người có thẩm quyền — phần mà Phiếu hướng dẫn số 2960/HD-TTr ngày 28/9/2026 còn thiếu (P.1) (C.10.0).</w:t>
+        <w:t xml:space="preserve">D.1.</w:t>
+      </w:r>
+      <w:r>
+        <w:t xml:space="preserve"> </w:t>
+      </w:r>
+      <w:r>
+        <w:t xml:space="preserve">Cho biết ý kiến của Thanh tra tỉnh về căn cứ không thụ lý nêu tại Thông báo 5553 — văn bản gửi Thanh tra tỉnh để báo cáo — và việc đánh giá điều kiện thụ lý ấy dựa trên tài liệu nào (C.9); làm rõ đơn tháng 5/2026 được xử lý theo trình tự nào, căn cứ nào (C.5.1).</w:t>
       </w:r>
     </w:p>
     <w:p>
@@ -30511,80 +30404,26 @@
           <w:bCs/>
           <w:b/>
         </w:rPr>
-        <w:t xml:space="preserve">C.2.</w:t>
-      </w:r>
-      <w:r>
-        <w:t xml:space="preserve"> </w:t>
-      </w:r>
-      <w:r>
-        <w:t xml:space="preserve">Cùng nội dung, cho biết ý kiến về việc Thông báo 5553 chỉ mô tả một trong bảy điểm của đơn tháng 5/2026 và không nêu hướng xử lý các nội dung còn lại (C.10.6, C.10.8), và về việc ba kết luận của Thông báo lấy chính những việc bị tố cáo làm căn cứ chứng minh (C.10.7).</w:t>
-      </w:r>
-    </w:p>
-    <w:p>
-      <w:pPr>
-        <w:pStyle w:val="Compact"/>
-        <w:numPr>
-          <w:ilvl w:val="0"/>
-          <w:numId w:val="1020"/>
-        </w:numPr>
-      </w:pPr>
-      <w:r>
-        <w:rPr>
-          <w:bCs/>
-          <w:b/>
-        </w:rPr>
-        <w:t xml:space="preserve">C.3.</w:t>
-      </w:r>
-      <w:r>
-        <w:t xml:space="preserve"> </w:t>
-      </w:r>
-      <w:r>
-        <w:t xml:space="preserve">Theo dõi, đôn đốc Ủy ban nhân dân phường</w:t>
-      </w:r>
-      <w:r>
-        <w:t xml:space="preserve"> </w:t>
-      </w:r>
-      <w:r>
-        <w:rPr>
-          <w:bCs/>
-          <w:b/>
-        </w:rPr>
-        <w:t xml:space="preserve">thụ lý và giải quyết Đơn khiếu nại đề ngày 06/10/2026</w:t>
-      </w:r>
-      <w:r>
-        <w:t xml:space="preserve"> </w:t>
-      </w:r>
-      <w:r>
-        <w:t xml:space="preserve">(phường nhận 17 giờ ngày 06/10/2026, có giấy tiếp nhận) đúng trình tự, thời hạn của Luật Khiếu nại, và cho tôi biết kết quả. Hạn thụ lý là ngày 15/10/2026; đến ngày lập báo cáo này đã quá</w:t>
-      </w:r>
-      <w:r>
-        <w:t xml:space="preserve"> </w:t>
-      </w:r>
-      <w:r>
-        <w:rPr>
-          <w:bCs/>
-          <w:b/>
-        </w:rPr>
-        <w:t xml:space="preserve">09 ngày làm việc</w:t>
-      </w:r>
-      <w:r>
-        <w:t xml:space="preserve"> </w:t>
-      </w:r>
-      <w:r>
-        <w:t xml:space="preserve">mà tôi chưa nhận được văn bản nào, kể cả văn bản không thụ lý nêu rõ lý do. Cùng nội dung, kính đề nghị cho biết Thanh tra tỉnh</w:t>
-      </w:r>
-      <w:r>
-        <w:t xml:space="preserve"> </w:t>
-      </w:r>
-      <w:r>
-        <w:rPr>
-          <w:bCs/>
-          <w:b/>
-        </w:rPr>
-        <w:t xml:space="preserve">đã có văn bản đôn đốc nào về việc ấy hay chưa</w:t>
-      </w:r>
-      <w:r>
-        <w:t xml:space="preserve">, kể từ ngày nhận đơn đề nghị của tôi (12/10/2026) (C.11).</w:t>
+        <w:t xml:space="preserve">D.2.</w:t>
+      </w:r>
+      <w:r>
+        <w:t xml:space="preserve"> </w:t>
+      </w:r>
+      <w:r>
+        <w:t xml:space="preserve">Cho biết các phụ lục đã nộp kèm đơn ngày 14/9/2026 và đơn ngày 06/10/2026 — Phụ lục I (07.6), Phụ lục II (07.5), Phụ lục IV (07.8) —</w:t>
+      </w:r>
+      <w:r>
+        <w:t xml:space="preserve"> </w:t>
+      </w:r>
+      <w:r>
+        <w:rPr>
+          <w:bCs/>
+          <w:b/>
+        </w:rPr>
+        <w:t xml:space="preserve">đã được xem xét hay chưa</w:t>
+      </w:r>
+      <w:r>
+        <w:t xml:space="preserve">; nếu có thì kết quả xét mục L.10 Phụ lục II thể hiện tại văn bản nào; nếu chưa thì vì lý do gì (C.10.4).</w:t>
       </w:r>
     </w:p>
     <w:p>
@@ -30596,7 +30435,7 @@
           <w:bCs/>
           <w:b/>
         </w:rPr>
-        <w:t xml:space="preserve">D. Các đánh giá trái nhau trong hồ sơ</w:t>
+        <w:t xml:space="preserve">E. Dấu hiệu tội phạm — Điều 27 Luật Tố cáo</w:t>
       </w:r>
     </w:p>
     <w:p>
@@ -30612,13 +30451,26 @@
           <w:bCs/>
           <w:b/>
         </w:rPr>
-        <w:t xml:space="preserve">D.1.</w:t>
-      </w:r>
-      <w:r>
-        <w:t xml:space="preserve"> </w:t>
-      </w:r>
-      <w:r>
-        <w:t xml:space="preserve">Trả lời rõ một trong hai hướng tại mục C.9 (nội dung đơn tháng 5/2026 có hay không có cơ sở để xác định người vi phạm, hành vi vi phạm) và tại mục C.5.1 (đơn tháng 5/2026 là đơn tố cáo hay đơn kiến nghị, phản ánh), kèm hệ quả tương ứng.</w:t>
+        <w:t xml:space="preserve">E.1.</w:t>
+      </w:r>
+      <w:r>
+        <w:t xml:space="preserve"> </w:t>
+      </w:r>
+      <w:r>
+        <w:t xml:space="preserve">Cho biết khi phân loại đơn tháng 5/2026 là tố cáo, Thanh tra tỉnh</w:t>
+      </w:r>
+      <w:r>
+        <w:t xml:space="preserve"> </w:t>
+      </w:r>
+      <w:r>
+        <w:rPr>
+          <w:bCs/>
+          <w:b/>
+        </w:rPr>
+        <w:t xml:space="preserve">có xem xét theo khoản 1 Điều 27 Luật Tố cáo hay không</w:t>
+      </w:r>
+      <w:r>
+        <w:t xml:space="preserve">, kết quả thể hiện tại văn bản nào (C.8.3).</w:t>
       </w:r>
     </w:p>
     <w:p>
@@ -30634,26 +30486,29 @@
           <w:bCs/>
           <w:b/>
         </w:rPr>
-        <w:t xml:space="preserve">D.2.</w:t>
-      </w:r>
-      <w:r>
-        <w:t xml:space="preserve"> </w:t>
-      </w:r>
-      <w:r>
-        <w:t xml:space="preserve">Cho biết các phụ lục đã nộp kèm đơn ngày 14/9/2026 và đơn ngày 06/10/2026 — Phụ lục I (07.6), Phụ lục II (07.5), Phụ lục IV (07.8) —</w:t>
-      </w:r>
-      <w:r>
-        <w:t xml:space="preserve"> </w:t>
-      </w:r>
-      <w:r>
-        <w:rPr>
-          <w:bCs/>
-          <w:b/>
-        </w:rPr>
-        <w:t xml:space="preserve">đã được xem xét hay chưa</w:t>
-      </w:r>
-      <w:r>
-        <w:t xml:space="preserve">; nếu có thì kết quả xét mục L.10 Phụ lục II thể hiện tại văn bản nào; nếu chưa thì vì lý do gì (C.10.4).</w:t>
+        <w:t xml:space="preserve">E.2.</w:t>
+      </w:r>
+      <w:r>
+        <w:t xml:space="preserve"> </w:t>
+      </w:r>
+      <w:r>
+        <w:t xml:space="preserve">Cho biết Thanh tra tỉnh</w:t>
+      </w:r>
+      <w:r>
+        <w:t xml:space="preserve"> </w:t>
+      </w:r>
+      <w:r>
+        <w:rPr>
+          <w:bCs/>
+          <w:b/>
+        </w:rPr>
+        <w:t xml:space="preserve">đã nhận được báo cáo nào</w:t>
+      </w:r>
+      <w:r>
+        <w:t xml:space="preserve"> </w:t>
+      </w:r>
+      <w:r>
+        <w:t xml:space="preserve">của Ủy ban nhân dân phường về việc xem xét Điều 27 đối với Hồ sơ tố cáo nhận ngày 09/7/2026; nếu chưa, cho biết Thanh tra tỉnh có yêu cầu phường báo cáo việc xem xét ấy hay không (C.8.3).</w:t>
       </w:r>
     </w:p>
     <w:p>
@@ -30665,7 +30520,7 @@
           <w:bCs/>
           <w:b/>
         </w:rPr>
-        <w:t xml:space="preserve">E. Dấu hiệu tội phạm — Điều 27 Luật Tố cáo</w:t>
+        <w:t xml:space="preserve">F. Về việc trả lời</w:t>
       </w:r>
     </w:p>
     <w:p>
@@ -30681,26 +30536,13 @@
           <w:bCs/>
           <w:b/>
         </w:rPr>
-        <w:t xml:space="preserve">E.1.</w:t>
-      </w:r>
-      <w:r>
-        <w:t xml:space="preserve"> </w:t>
-      </w:r>
-      <w:r>
-        <w:t xml:space="preserve">Cho biết khi phân loại đơn tháng 5/2026 là tố cáo, Thanh tra tỉnh</w:t>
-      </w:r>
-      <w:r>
-        <w:t xml:space="preserve"> </w:t>
-      </w:r>
-      <w:r>
-        <w:rPr>
-          <w:bCs/>
-          <w:b/>
-        </w:rPr>
-        <w:t xml:space="preserve">có xem xét theo khoản 1 Điều 27 Luật Tố cáo hay không</w:t>
-      </w:r>
-      <w:r>
-        <w:t xml:space="preserve">, kết quả thể hiện tại văn bản nào (C.8.3).</w:t>
+        <w:t xml:space="preserve">F.1.</w:t>
+      </w:r>
+      <w:r>
+        <w:t xml:space="preserve"> </w:t>
+      </w:r>
+      <w:r>
+        <w:t xml:space="preserve">Trả lời bằng văn bản về địa chỉ đã ghi tại Phần I đơn ngày 06/10/2026. Nội dung nào không thuộc thẩm quyền của Thanh tra tỉnh, kính đề nghị cho biết cơ quan, người có thẩm quyền để tôi gửi đúng nơi.</w:t>
       </w:r>
     </w:p>
     <w:p>
@@ -30716,29 +30558,13 @@
           <w:bCs/>
           <w:b/>
         </w:rPr>
-        <w:t xml:space="preserve">E.2.</w:t>
-      </w:r>
-      <w:r>
-        <w:t xml:space="preserve"> </w:t>
-      </w:r>
-      <w:r>
-        <w:t xml:space="preserve">Cho biết Thanh tra tỉnh</w:t>
-      </w:r>
-      <w:r>
-        <w:t xml:space="preserve"> </w:t>
-      </w:r>
-      <w:r>
-        <w:rPr>
-          <w:bCs/>
-          <w:b/>
-        </w:rPr>
-        <w:t xml:space="preserve">đã nhận được báo cáo nào</w:t>
-      </w:r>
-      <w:r>
-        <w:t xml:space="preserve"> </w:t>
-      </w:r>
-      <w:r>
-        <w:t xml:space="preserve">của Ủy ban nhân dân phường về việc xem xét Điều 27 đối với Hồ sơ tố cáo nhận ngày 09/7/2026; nếu chưa, đề nghị yêu cầu phường xem xét và thể hiện kết quả bằng văn bản — chuyển thì có văn bản chuyển, không chuyển thì nêu lý do (C.8.3).</w:t>
+        <w:t xml:space="preserve">F.2.</w:t>
+      </w:r>
+      <w:r>
+        <w:t xml:space="preserve"> </w:t>
+      </w:r>
+      <w:r>
+        <w:t xml:space="preserve">Các nội dung tại phần A, B và D trả lời được bằng tài liệu đang nằm trong hồ sơ của Thanh tra tỉnh. Kính đề nghị trả lời theo từng mục, có hoặc không, kèm tên tài liệu làm căn cứ.</w:t>
       </w:r>
     </w:p>
     <w:p>
@@ -30750,7 +30576,7 @@
           <w:bCs/>
           <w:b/>
         </w:rPr>
-        <w:t xml:space="preserve">F. Về việc trả lời</w:t>
+        <w:t xml:space="preserve">G. Đối với Phiếu hướng dẫn 2960 (đơn ghi ngày 14/9/2026)</w:t>
       </w:r>
     </w:p>
     <w:p>
@@ -30766,13 +30592,13 @@
           <w:bCs/>
           <w:b/>
         </w:rPr>
-        <w:t xml:space="preserve">F.1.</w:t>
-      </w:r>
-      <w:r>
-        <w:t xml:space="preserve"> </w:t>
-      </w:r>
-      <w:r>
-        <w:t xml:space="preserve">Trả lời bằng văn bản về địa chỉ đã ghi tại Phần I đơn ngày 06/10/2026. Nội dung nào không thuộc thẩm quyền của Thanh tra tỉnh, kính đề nghị cho biết cơ quan, người có thẩm quyền để tôi gửi đúng nơi.</w:t>
+        <w:t xml:space="preserve">G.1.</w:t>
+      </w:r>
+      <w:r>
+        <w:t xml:space="preserve"> </w:t>
+      </w:r>
+      <w:r>
+        <w:t xml:space="preserve">Lập lại phiếu hướng dẫn theo đúng Mẫu số 05: ghi từng nội dung của đơn và cơ quan, người có thẩm quyền giải quyết nội dung ấy; trong đó xác định rõ những nội dung thuộc trách nhiệm của chính Thanh tra tỉnh và trả lời các nội dung ấy theo khoản 1 Điều 20 Thông tư 05 (P.1, P.2; Phụ lục E). Các câu hỏi tại Mục IV của đơn ngày 14/9/2026 trùng với các đề nghị A.1 – A.5 và B.1 – B.5 nêu trên; trả lời theo các đề nghị ấy là trả lời cả hai lá đơn.</w:t>
       </w:r>
     </w:p>
     <w:p>
@@ -30788,13 +30614,57 @@
           <w:bCs/>
           <w:b/>
         </w:rPr>
-        <w:t xml:space="preserve">F.2.</w:t>
-      </w:r>
-      <w:r>
-        <w:t xml:space="preserve"> </w:t>
-      </w:r>
-      <w:r>
-        <w:t xml:space="preserve">Các nội dung tại phần A, B và D trả lời được bằng tài liệu đang nằm trong hồ sơ của Thanh tra tỉnh. Kính đề nghị trả lời theo từng mục, có hoặc không, kèm tên tài liệu làm căn cứ.</w:t>
+        <w:t xml:space="preserve">G.2.</w:t>
+      </w:r>
+      <w:r>
+        <w:t xml:space="preserve"> </w:t>
+      </w:r>
+      <w:r>
+        <w:t xml:space="preserve">Cho biết những đoạn nào của đơn ngày 14/9/2026 được xác định là tố cáo; Thanh tra tỉnh đã xem xét theo khoản 1 Điều 27 Luật Tố cáo đối với các đoạn ấy hay chưa, kết quả thể hiện tại văn bản nào (P.3).</w:t>
+      </w:r>
+    </w:p>
+    <w:p>
+      <w:pPr>
+        <w:pStyle w:val="Compact"/>
+        <w:numPr>
+          <w:ilvl w:val="0"/>
+          <w:numId w:val="1023"/>
+        </w:numPr>
+      </w:pPr>
+      <w:r>
+        <w:rPr>
+          <w:bCs/>
+          <w:b/>
+        </w:rPr>
+        <w:t xml:space="preserve">G.3.</w:t>
+      </w:r>
+      <w:r>
+        <w:t xml:space="preserve"> </w:t>
+      </w:r>
+      <w:r>
+        <w:t xml:space="preserve">Cho biết đơn ngày 14/9/2026 có được vào sổ hay không; sau khi trả lại bộ hồ sơ bản giấy, Thanh tra tỉnh lưu bản nào; các phụ lục số hóa có được xem xét trước khi ban hành Phiếu 2960 hay không (P.4).</w:t>
+      </w:r>
+    </w:p>
+    <w:p>
+      <w:pPr>
+        <w:pStyle w:val="Compact"/>
+        <w:numPr>
+          <w:ilvl w:val="0"/>
+          <w:numId w:val="1023"/>
+        </w:numPr>
+      </w:pPr>
+      <w:r>
+        <w:rPr>
+          <w:bCs/>
+          <w:b/>
+        </w:rPr>
+        <w:t xml:space="preserve">G.4.</w:t>
+      </w:r>
+      <w:r>
+        <w:t xml:space="preserve"> </w:t>
+      </w:r>
+      <w:r>
+        <w:t xml:space="preserve">Cho biết vì sao đơn tháng 5/2026 và đơn tháng 9/2026, cùng có nhiều nội dung, được xử lý theo hai cách khác nhau (N.1).</w:t>
       </w:r>
     </w:p>
     <w:p>
@@ -30806,7 +30676,13 @@
           <w:bCs/>
           <w:b/>
         </w:rPr>
-        <w:t xml:space="preserve">G. Đối với Phiếu hướng dẫn 2960 (đơn ghi ngày 14/9/2026)</w:t>
+        <w:t xml:space="preserve">H. Đề nghị đối với cơ quan cấp trên của Thanh tra tỉnh</w:t>
+      </w:r>
+      <w:r>
+        <w:t xml:space="preserve"> </w:t>
+      </w:r>
+      <w:r>
+        <w:t xml:space="preserve">(Tổng Thanh tra Chính phủ; Chủ tịch Ủy ban nhân dân tỉnh Lâm Đồng)</w:t>
       </w:r>
     </w:p>
     <w:p>
@@ -30822,13 +30698,13 @@
           <w:bCs/>
           <w:b/>
         </w:rPr>
-        <w:t xml:space="preserve">G.1.</w:t>
-      </w:r>
-      <w:r>
-        <w:t xml:space="preserve"> </w:t>
-      </w:r>
-      <w:r>
-        <w:t xml:space="preserve">Lập lại phiếu hướng dẫn theo đúng Mẫu số 05: ghi từng nội dung của đơn và cơ quan, người có thẩm quyền giải quyết nội dung ấy; trong đó xác định rõ những nội dung thuộc trách nhiệm của chính Thanh tra tỉnh và trả lời các nội dung ấy theo khoản 1 Điều 20 Thông tư 05 (P.1, P.2; Phụ lục E). Các câu hỏi tại Mục IV của đơn ngày 14/9/2026 trùng với các đề nghị A.1 – A.5 và B.1 – B.5 nêu trên; trả lời theo các đề nghị ấy là trả lời cả hai lá đơn.</w:t>
+        <w:t xml:space="preserve">H.1.</w:t>
+      </w:r>
+      <w:r>
+        <w:t xml:space="preserve"> </w:t>
+      </w:r>
+      <w:r>
+        <w:t xml:space="preserve">Kiểm tra việc áp dụng Điều 20, Điều 21 và Mẫu số 05 Thông tư số 05/2021/TT-TTCP tại Phiếu hướng dẫn 2960 và Công văn 3292 (P.1, P.2, C.2, N.3).</w:t>
       </w:r>
     </w:p>
     <w:p>
@@ -30844,13 +30720,13 @@
           <w:bCs/>
           <w:b/>
         </w:rPr>
-        <w:t xml:space="preserve">G.2.</w:t>
-      </w:r>
-      <w:r>
-        <w:t xml:space="preserve"> </w:t>
-      </w:r>
-      <w:r>
-        <w:t xml:space="preserve">Cho biết những đoạn nào của đơn ngày 14/9/2026 được xác định là tố cáo; Thanh tra tỉnh đã xem xét theo khoản 1 Điều 27 Luật Tố cáo đối với các đoạn ấy hay chưa, kết quả thể hiện tại văn bản nào (P.3).</w:t>
+        <w:t xml:space="preserve">H.2.</w:t>
+      </w:r>
+      <w:r>
+        <w:t xml:space="preserve"> </w:t>
+      </w:r>
+      <w:r>
+        <w:t xml:space="preserve">Yêu cầu Thanh tra tỉnh trả lời theo từng đề nghị tại các phần A – G, có hoặc không, kèm tên tài liệu làm căn cứ, và báo cáo kết quả về cơ quan cấp trên.</w:t>
       </w:r>
     </w:p>
     <w:p>
@@ -30866,13 +30742,13 @@
           <w:bCs/>
           <w:b/>
         </w:rPr>
-        <w:t xml:space="preserve">G.3.</w:t>
-      </w:r>
-      <w:r>
-        <w:t xml:space="preserve"> </w:t>
-      </w:r>
-      <w:r>
-        <w:t xml:space="preserve">Cho biết đơn ngày 14/9/2026 có được vào sổ hay không; sau khi trả lại bộ hồ sơ bản giấy, Thanh tra tỉnh lưu bản nào; các phụ lục số hóa có được xem xét trước khi ban hành Phiếu 2960 hay không (P.4).</w:t>
+        <w:t xml:space="preserve">H.3.</w:t>
+      </w:r>
+      <w:r>
+        <w:t xml:space="preserve"> </w:t>
+      </w:r>
+      <w:r>
+        <w:t xml:space="preserve">Theo dõi việc Ủy ban nhân dân phường Phan Thiết xử lý Hồ sơ tố cáo nhận ngày 09/7/2026 và Đơn khiếu nại nhận ngày 06/10/2026 (C.4.4, C.11).</w:t>
       </w:r>
     </w:p>
     <w:p>
@@ -30888,13 +30764,30 @@
           <w:bCs/>
           <w:b/>
         </w:rPr>
-        <w:t xml:space="preserve">G.4.</w:t>
-      </w:r>
-      <w:r>
-        <w:t xml:space="preserve"> </w:t>
-      </w:r>
-      <w:r>
-        <w:t xml:space="preserve">Cho biết vì sao đơn tháng 5/2026 và đơn tháng 9/2026, cùng có nhiều nội dung, được xử lý theo hai cách khác nhau (N.1).</w:t>
+        <w:t xml:space="preserve">H.4.</w:t>
+      </w:r>
+      <w:r>
+        <w:t xml:space="preserve"> </w:t>
+      </w:r>
+      <w:r>
+        <w:t xml:space="preserve">Thông báo kết quả cho tôi bằng văn bản.</w:t>
+      </w:r>
+    </w:p>
+    <w:p>
+      <w:r>
+        <w:pict>
+          <v:rect style="width:0;height:1.5pt" o:hralign="center" o:hrstd="t" o:hr="t"/>
+        </w:pict>
+      </w:r>
+    </w:p>
+    <w:bookmarkEnd w:id="77"/>
+    <w:bookmarkStart w:id="78" w:name="Xc3b7a417661813019a10754720f70278e6b2625"/>
+    <w:p>
+      <w:pPr>
+        <w:pStyle w:val="Heading2"/>
+      </w:pPr>
+      <w:r>
+        <w:t xml:space="preserve">9. Ghi chú tự đối chiếu và giới hạn của các kết luận</w:t>
       </w:r>
     </w:p>
     <w:p>
@@ -30902,17 +30795,19 @@
         <w:pStyle w:val="FirstParagraph"/>
       </w:pPr>
       <w:r>
-        <w:rPr>
-          <w:bCs/>
-          <w:b/>
-        </w:rPr>
-        <w:t xml:space="preserve">H. Đề nghị đối với cơ quan cấp trên của Thanh tra tỉnh</w:t>
-      </w:r>
-      <w:r>
-        <w:t xml:space="preserve"> </w:t>
-      </w:r>
-      <w:r>
-        <w:t xml:space="preserve">(Tổng Thanh tra Chính phủ; Chủ tịch Ủy ban nhân dân tỉnh Lâm Đồng)</w:t>
+        <w:t xml:space="preserve">Tôi tự nêu những chỗ trong hồ sơ của chính tôi cần ghi chú, và những giới hạn của báo cáo này, để không ai phải đi tìm.</w:t>
+      </w:r>
+    </w:p>
+    <w:p>
+      <w:pPr>
+        <w:pStyle w:val="BodyText"/>
+      </w:pPr>
+      <w:r>
+        <w:rPr>
+          <w:bCs/>
+          <w:b/>
+        </w:rPr>
+        <w:t xml:space="preserve">Các chỗ cần ghi chú trong tài liệu của tôi</w:t>
       </w:r>
     </w:p>
     <w:p>
@@ -30928,13 +30823,31 @@
           <w:bCs/>
           <w:b/>
         </w:rPr>
-        <w:t xml:space="preserve">H.1.</w:t>
-      </w:r>
-      <w:r>
-        <w:t xml:space="preserve"> </w:t>
-      </w:r>
-      <w:r>
-        <w:t xml:space="preserve">Kiểm tra việc áp dụng Điều 20, Điều 21 và Mẫu số 05 Thông tư số 05/2021/TT-TTCP tại Phiếu hướng dẫn 2960 và Công văn 3292 (P.1, P.2, C.2, N.3).</w:t>
+        <w:t xml:space="preserve">Ngày đề Đơn B.</w:t>
+      </w:r>
+      <w:r>
+        <w:t xml:space="preserve"> </w:t>
+      </w:r>
+      <w:r>
+        <w:t xml:space="preserve">Phụ lục II (L.2) và Phụ lục IV (Bảng 4) ghi ngày đề của cả ba đơn tháng 5/2026 là 14/5/2026; Phụ lục I và đơn ngày 14/9/2026 cũng có chỗ ghi đơn gửi Thanh tra tỉnh đề ngày 14/5/2026. Chi tiết đúng: Đơn A và Đơn C đề ngày 14/5/2026; Đơn B đề ngày 16/5/2026 (mục C.10.2; tệp 00.2, dòng 2). Kết luận</w:t>
+      </w:r>
+      <w:r>
+        <w:t xml:space="preserve"> </w:t>
+      </w:r>
+      <w:r>
+        <w:t xml:space="preserve">“</w:t>
+      </w:r>
+      <w:r>
+        <w:t xml:space="preserve">không đơn nào đề ngày 18/5/2026</w:t>
+      </w:r>
+      <w:r>
+        <w:t xml:space="preserve">”</w:t>
+      </w:r>
+      <w:r>
+        <w:t xml:space="preserve"> </w:t>
+      </w:r>
+      <w:r>
+        <w:t xml:space="preserve">đúng với cả hai con số.</w:t>
       </w:r>
     </w:p>
     <w:p>
@@ -30950,13 +30863,28 @@
           <w:bCs/>
           <w:b/>
         </w:rPr>
-        <w:t xml:space="preserve">H.2.</w:t>
-      </w:r>
-      <w:r>
-        <w:t xml:space="preserve"> </w:t>
-      </w:r>
-      <w:r>
-        <w:t xml:space="preserve">Yêu cầu Thanh tra tỉnh trả lời theo từng đề nghị tại các phần A – G, có hoặc không, kèm tên tài liệu làm căn cứ, và báo cáo kết quả về cơ quan cấp trên.</w:t>
+        <w:t xml:space="preserve">Một câu trong đơn ngày 27/7/2026</w:t>
+      </w:r>
+      <w:r>
+        <w:t xml:space="preserve"> </w:t>
+      </w:r>
+      <w:r>
+        <w:t xml:space="preserve">gọi đơn tháng 5/2026 là</w:t>
+      </w:r>
+      <w:r>
+        <w:t xml:space="preserve"> </w:t>
+      </w:r>
+      <w:r>
+        <w:t xml:space="preserve">“</w:t>
+      </w:r>
+      <w:r>
+        <w:t xml:space="preserve">Đơn tố cáo</w:t>
+      </w:r>
+      <w:r>
+        <w:t xml:space="preserve">”</w:t>
+      </w:r>
+      <w:r>
+        <w:t xml:space="preserve">. Tôi đã tự nêu lại cho đúng trong đơn ngày 06/10/2026; câu ấy lập sau Công văn 1436 hơn hai tháng nên không thể là căn cứ phân loại (mục C.3.3).</w:t>
       </w:r>
     </w:p>
     <w:p>
@@ -30972,13 +30900,46 @@
           <w:bCs/>
           <w:b/>
         </w:rPr>
-        <w:t xml:space="preserve">H.3.</w:t>
-      </w:r>
-      <w:r>
-        <w:t xml:space="preserve"> </w:t>
-      </w:r>
-      <w:r>
-        <w:t xml:space="preserve">Theo dõi việc Ủy ban nhân dân phường Phan Thiết xử lý Hồ sơ tố cáo nhận ngày 09/7/2026 và Đơn khiếu nại nhận ngày 06/10/2026 (C.4.4, C.11).</w:t>
+        <w:t xml:space="preserve">Tài liệu kèm đơn ngày 27/7/2026</w:t>
+      </w:r>
+      <w:r>
+        <w:t xml:space="preserve"> </w:t>
+      </w:r>
+      <w:r>
+        <w:t xml:space="preserve">là bản sao Đơn tố cáo ngày 09/7/2026 và ảnh vận đơn, gửi để chứng minh việc tôi đã nộp; hồ sơ gốc — đơn, phụ lục, thẻ nhớ USB — chỉ gửi Chủ tịch Ủy ban nhân dân phường. Đơn ngày 06/10/2026 và bản ngày 27/10/2026 của báo cáo này có chỗ gọi là</w:t>
+      </w:r>
+      <w:r>
+        <w:t xml:space="preserve"> </w:t>
+      </w:r>
+      <w:r>
+        <w:t xml:space="preserve">“</w:t>
+      </w:r>
+      <w:r>
+        <w:t xml:space="preserve">bản Hồ sơ tố cáo</w:t>
+      </w:r>
+      <w:r>
+        <w:t xml:space="preserve">”</w:t>
+      </w:r>
+      <w:r>
+        <w:t xml:space="preserve">; bản này ghi thống nhất là</w:t>
+      </w:r>
+      <w:r>
+        <w:t xml:space="preserve"> </w:t>
+      </w:r>
+      <w:r>
+        <w:t xml:space="preserve">“</w:t>
+      </w:r>
+      <w:r>
+        <w:t xml:space="preserve">bản sao Đơn tố cáo</w:t>
+      </w:r>
+      <w:r>
+        <w:t xml:space="preserve">”</w:t>
+      </w:r>
+      <w:r>
+        <w:t xml:space="preserve"> </w:t>
+      </w:r>
+      <w:r>
+        <w:t xml:space="preserve">(mục C.4.4).</w:t>
       </w:r>
     </w:p>
     <w:p>
@@ -30994,30 +30955,87 @@
           <w:bCs/>
           <w:b/>
         </w:rPr>
-        <w:t xml:space="preserve">H.4.</w:t>
-      </w:r>
-      <w:r>
-        <w:t xml:space="preserve"> </w:t>
-      </w:r>
-      <w:r>
-        <w:t xml:space="preserve">Thông báo kết quả cho tôi bằng văn bản.</w:t>
-      </w:r>
-    </w:p>
-    <w:p>
-      <w:r>
-        <w:pict>
-          <v:rect style="width:0;height:1.5pt" o:hralign="center" o:hrstd="t" o:hr="t"/>
-        </w:pict>
-      </w:r>
-    </w:p>
-    <w:bookmarkEnd w:id="77"/>
-    <w:bookmarkStart w:id="78" w:name="Xc3b7a417661813019a10754720f70278e6b2625"/>
-    <w:p>
-      <w:pPr>
-        <w:pStyle w:val="Heading2"/>
-      </w:pPr>
-      <w:r>
-        <w:t xml:space="preserve">9. Ghi chú tự đối chiếu và giới hạn của các kết luận</w:t>
+        <w:t xml:space="preserve">Khoản về chuyển tố cáo.</w:t>
+      </w:r>
+      <w:r>
+        <w:t xml:space="preserve"> </w:t>
+      </w:r>
+      <w:r>
+        <w:t xml:space="preserve">Nghĩa vụ chuyển trong 05 ngày làm việc và thông báo cho người tố cáo nằm tại khoản 2 Điều 24 Luật Tố cáo, như đơn ngày 27/7/2026 và báo cáo này dẫn. Hồ sơ tố cáo ngày 09/7/2026 (Mục III, Mục VII.C, Mục VIII) ghi là</w:t>
+      </w:r>
+      <w:r>
+        <w:t xml:space="preserve"> </w:t>
+      </w:r>
+      <w:r>
+        <w:t xml:space="preserve">“</w:t>
+      </w:r>
+      <w:r>
+        <w:t xml:space="preserve">khoản 3 Điều 24</w:t>
+      </w:r>
+      <w:r>
+        <w:t xml:space="preserve">”</w:t>
+      </w:r>
+      <w:r>
+        <w:t xml:space="preserve">. Ghi chú này không làm thay đổi nghĩa vụ được đề nghị.</w:t>
+      </w:r>
+    </w:p>
+    <w:p>
+      <w:pPr>
+        <w:pStyle w:val="Compact"/>
+        <w:numPr>
+          <w:ilvl w:val="0"/>
+          <w:numId w:val="1025"/>
+        </w:numPr>
+      </w:pPr>
+      <w:r>
+        <w:rPr>
+          <w:bCs/>
+          <w:b/>
+        </w:rPr>
+        <w:t xml:space="preserve">Luật Thanh tra.</w:t>
+      </w:r>
+      <w:r>
+        <w:t xml:space="preserve"> </w:t>
+      </w:r>
+      <w:r>
+        <w:t xml:space="preserve">Đơn B viện dẫn</w:t>
+      </w:r>
+      <w:r>
+        <w:t xml:space="preserve"> </w:t>
+      </w:r>
+      <w:r>
+        <w:t xml:space="preserve">“</w:t>
+      </w:r>
+      <w:r>
+        <w:t xml:space="preserve">Luật Thanh tra 2022</w:t>
+      </w:r>
+      <w:r>
+        <w:t xml:space="preserve">”</w:t>
+      </w:r>
+      <w:r>
+        <w:t xml:space="preserve">; tại thời điểm gửi đơn, Luật Thanh tra năm 2025 (số 84/2025/QH15) đã có hiệu lực từ ngày 01/7/2025. Viện dẫn ấy không làm thay đổi nội dung đề nghị thanh tra.</w:t>
+      </w:r>
+    </w:p>
+    <w:p>
+      <w:pPr>
+        <w:pStyle w:val="Compact"/>
+        <w:numPr>
+          <w:ilvl w:val="0"/>
+          <w:numId w:val="1025"/>
+        </w:numPr>
+      </w:pPr>
+      <w:r>
+        <w:rPr>
+          <w:bCs/>
+          <w:b/>
+        </w:rPr>
+        <w:t xml:space="preserve">Cách tính mốc.</w:t>
+      </w:r>
+      <w:r>
+        <w:t xml:space="preserve"> </w:t>
+      </w:r>
+      <w:r>
+        <w:t xml:space="preserve">Phụ lục I (mục A.7.2, K.1) tính mốc trên Hồ sơ tố cáo nhận ngày 09/7/2026 là 17/7 và 22/7/2026, tức tính cả ngày nhận. Báo cáo này tính từ ngày tiếp theo ngày nhận (khoản 2 Điều 147 Bộ luật Dân sự năm 2015), nên mốc là 20/7 và 23/7/2026. Hai cách tính đều cho thấy mốc đã qua từ tháng 7/2026.</w:t>
       </w:r>
     </w:p>
     <w:p>
@@ -31025,19 +31043,11 @@
         <w:pStyle w:val="FirstParagraph"/>
       </w:pPr>
       <w:r>
-        <w:t xml:space="preserve">Tôi tự nêu những chỗ trong hồ sơ của chính tôi cần ghi chú, và những giới hạn của báo cáo này, để không ai phải đi tìm.</w:t>
-      </w:r>
-    </w:p>
-    <w:p>
-      <w:pPr>
-        <w:pStyle w:val="BodyText"/>
-      </w:pPr>
-      <w:r>
-        <w:rPr>
-          <w:bCs/>
-          <w:b/>
-        </w:rPr>
-        <w:t xml:space="preserve">Các chỗ cần ghi chú trong tài liệu của tôi</w:t>
+        <w:rPr>
+          <w:bCs/>
+          <w:b/>
+        </w:rPr>
+        <w:t xml:space="preserve">Giới hạn của các kết luận</w:t>
       </w:r>
     </w:p>
     <w:p>
@@ -31049,17 +31059,7 @@
         </w:numPr>
       </w:pPr>
       <w:r>
-        <w:rPr>
-          <w:bCs/>
-          <w:b/>
-        </w:rPr>
-        <w:t xml:space="preserve">Ngày đề Đơn B.</w:t>
-      </w:r>
-      <w:r>
-        <w:t xml:space="preserve"> </w:t>
-      </w:r>
-      <w:r>
-        <w:t xml:space="preserve">Phụ lục II (L.2) và Phụ lục IV (Bảng 4) ghi ngày đề của cả ba đơn tháng 5/2026 là 14/5/2026; Phụ lục I và đơn ngày 14/9/2026 cũng có chỗ ghi đơn gửi Thanh tra tỉnh đề ngày 14/5/2026. Chi tiết đúng: Đơn A và Đơn C đề ngày 14/5/2026; Đơn B đề ngày 16/5/2026 (mục C.10.2; tệp 00.2, dòng 2). Kết luận</w:t>
+        <w:t xml:space="preserve">Những gì báo cáo nói</w:t>
       </w:r>
       <w:r>
         <w:t xml:space="preserve"> </w:t>
@@ -31068,7 +31068,7 @@
         <w:t xml:space="preserve">“</w:t>
       </w:r>
       <w:r>
-        <w:t xml:space="preserve">không đơn nào đề ngày 18/5/2026</w:t>
+        <w:t xml:space="preserve">không có</w:t>
       </w:r>
       <w:r>
         <w:t xml:space="preserve">”</w:t>
@@ -31077,7 +31077,53 @@
         <w:t xml:space="preserve"> </w:t>
       </w:r>
       <w:r>
-        <w:t xml:space="preserve">đúng với cả hai con số.</w:t>
+        <w:t xml:space="preserve">là</w:t>
+      </w:r>
+      <w:r>
+        <w:t xml:space="preserve"> </w:t>
+      </w:r>
+      <w:r>
+        <w:rPr>
+          <w:bCs/>
+          <w:b/>
+        </w:rPr>
+        <w:t xml:space="preserve">không có trong văn bản đã ban hành</w:t>
+      </w:r>
+      <w:r>
+        <w:t xml:space="preserve"> </w:t>
+      </w:r>
+      <w:r>
+        <w:t xml:space="preserve">và trong những gì tôi nhận được đến ngày 28/10/2026. Cơ quan có hoạt động nào không thể hiện ra văn bản hay không thì chỉ hồ sơ xử lý của cơ quan trả lời được; vì vậy các đề nghị tại mục 8 đặt dưới dạng</w:t>
+      </w:r>
+      <w:r>
+        <w:t xml:space="preserve"> </w:t>
+      </w:r>
+      <w:r>
+        <w:t xml:space="preserve">“</w:t>
+      </w:r>
+      <w:r>
+        <w:t xml:space="preserve">cho biết</w:t>
+      </w:r>
+      <w:r>
+        <w:t xml:space="preserve">”</w:t>
+      </w:r>
+      <w:r>
+        <w:t xml:space="preserve">,</w:t>
+      </w:r>
+      <w:r>
+        <w:t xml:space="preserve"> </w:t>
+      </w:r>
+      <w:r>
+        <w:t xml:space="preserve">“</w:t>
+      </w:r>
+      <w:r>
+        <w:t xml:space="preserve">xác nhận</w:t>
+      </w:r>
+      <w:r>
+        <w:t xml:space="preserve">”</w:t>
+      </w:r>
+      <w:r>
+        <w:t xml:space="preserve">.</w:t>
       </w:r>
     </w:p>
     <w:p>
@@ -31089,32 +31135,23 @@
         </w:numPr>
       </w:pPr>
       <w:r>
-        <w:rPr>
-          <w:bCs/>
-          <w:b/>
-        </w:rPr>
-        <w:t xml:space="preserve">Một câu trong đơn ngày 27/7/2026</w:t>
-      </w:r>
-      <w:r>
-        <w:t xml:space="preserve"> </w:t>
-      </w:r>
-      <w:r>
-        <w:t xml:space="preserve">gọi đơn tháng 5/2026 là</w:t>
-      </w:r>
-      <w:r>
-        <w:t xml:space="preserve"> </w:t>
-      </w:r>
-      <w:r>
-        <w:t xml:space="preserve">“</w:t>
-      </w:r>
-      <w:r>
-        <w:t xml:space="preserve">Đơn tố cáo</w:t>
-      </w:r>
-      <w:r>
-        <w:t xml:space="preserve">”</w:t>
-      </w:r>
-      <w:r>
-        <w:t xml:space="preserve">. Tôi đã tự nêu lại cho đúng trong đơn ngày 06/10/2026; câu ấy lập sau Công văn 1436 hơn hai tháng nên không thể là căn cứ phân loại (mục C.3.3).</w:t>
+        <w:t xml:space="preserve">Báo cáo chỉ nêu sự việc đọc được từ văn bản và hệ quả của nó;</w:t>
+      </w:r>
+      <w:r>
+        <w:t xml:space="preserve"> </w:t>
+      </w:r>
+      <w:r>
+        <w:rPr>
+          <w:bCs/>
+          <w:b/>
+        </w:rPr>
+        <w:t xml:space="preserve">không nêu và không suy đoán động cơ</w:t>
+      </w:r>
+      <w:r>
+        <w:t xml:space="preserve"> </w:t>
+      </w:r>
+      <w:r>
+        <w:t xml:space="preserve">của người ký bất kỳ văn bản nào.</w:t>
       </w:r>
     </w:p>
     <w:p>
@@ -31126,50 +31163,39 @@
         </w:numPr>
       </w:pPr>
       <w:r>
-        <w:rPr>
-          <w:bCs/>
-          <w:b/>
-        </w:rPr>
-        <w:t xml:space="preserve">Tài liệu kèm đơn ngày 27/7/2026</w:t>
-      </w:r>
-      <w:r>
-        <w:t xml:space="preserve"> </w:t>
-      </w:r>
-      <w:r>
-        <w:t xml:space="preserve">là bản sao Đơn tố cáo ngày 09/7/2026 và ảnh vận đơn, gửi để chứng minh việc tôi đã nộp; hồ sơ gốc — đơn, phụ lục, thẻ nhớ USB — chỉ gửi Chủ tịch Ủy ban nhân dân phường. Đơn ngày 06/10/2026 và bản ngày 27/10/2026 của báo cáo này có chỗ gọi là</w:t>
-      </w:r>
-      <w:r>
-        <w:t xml:space="preserve"> </w:t>
-      </w:r>
-      <w:r>
-        <w:t xml:space="preserve">“</w:t>
-      </w:r>
-      <w:r>
-        <w:t xml:space="preserve">bản Hồ sơ tố cáo</w:t>
-      </w:r>
-      <w:r>
-        <w:t xml:space="preserve">”</w:t>
-      </w:r>
-      <w:r>
-        <w:t xml:space="preserve">; bản này ghi thống nhất là</w:t>
-      </w:r>
-      <w:r>
-        <w:t xml:space="preserve"> </w:t>
-      </w:r>
-      <w:r>
-        <w:t xml:space="preserve">“</w:t>
-      </w:r>
-      <w:r>
-        <w:t xml:space="preserve">bản sao Đơn tố cáo</w:t>
-      </w:r>
-      <w:r>
-        <w:t xml:space="preserve">”</w:t>
-      </w:r>
-      <w:r>
-        <w:t xml:space="preserve"> </w:t>
-      </w:r>
-      <w:r>
-        <w:t xml:space="preserve">(mục C.4.4).</w:t>
+        <w:t xml:space="preserve">Báo cáo</w:t>
+      </w:r>
+      <w:r>
+        <w:t xml:space="preserve"> </w:t>
+      </w:r>
+      <w:r>
+        <w:rPr>
+          <w:bCs/>
+          <w:b/>
+        </w:rPr>
+        <w:t xml:space="preserve">không đề nghị</w:t>
+      </w:r>
+      <w:r>
+        <w:t xml:space="preserve"> </w:t>
+      </w:r>
+      <w:r>
+        <w:t xml:space="preserve">Thanh tra tỉnh giải quyết khiếu nại thay Chủ tịch Ủy ban nhân dân phường, và</w:t>
+      </w:r>
+      <w:r>
+        <w:t xml:space="preserve"> </w:t>
+      </w:r>
+      <w:r>
+        <w:rPr>
+          <w:bCs/>
+          <w:b/>
+        </w:rPr>
+        <w:t xml:space="preserve">không đề nghị</w:t>
+      </w:r>
+      <w:r>
+        <w:t xml:space="preserve"> </w:t>
+      </w:r>
+      <w:r>
+        <w:t xml:space="preserve">kết luận về trách nhiệm hình sự thay cơ quan tiến hành tố tụng. Việc tôi nêu điều luật hình sự trong các hồ sơ trước không có nghĩa là đã có dấu hiệu tội phạm; điều tôi đề nghị là được biết việc xem xét có được thực hiện hay không (mục C.8.3).</w:t>
       </w:r>
     </w:p>
     <w:p>
@@ -31181,32 +31207,36 @@
         </w:numPr>
       </w:pPr>
       <w:r>
-        <w:rPr>
-          <w:bCs/>
-          <w:b/>
-        </w:rPr>
-        <w:t xml:space="preserve">Khoản về chuyển tố cáo.</w:t>
-      </w:r>
-      <w:r>
-        <w:t xml:space="preserve"> </w:t>
-      </w:r>
-      <w:r>
-        <w:t xml:space="preserve">Nghĩa vụ chuyển trong 05 ngày làm việc và thông báo cho người tố cáo nằm tại khoản 2 Điều 24 Luật Tố cáo, như đơn ngày 27/7/2026 và báo cáo này dẫn. Hồ sơ tố cáo ngày 09/7/2026 (Mục III, Mục VII.C, Mục VIII) ghi là</w:t>
-      </w:r>
-      <w:r>
-        <w:t xml:space="preserve"> </w:t>
-      </w:r>
-      <w:r>
-        <w:t xml:space="preserve">“</w:t>
-      </w:r>
-      <w:r>
-        <w:t xml:space="preserve">khoản 3 Điều 24</w:t>
-      </w:r>
-      <w:r>
-        <w:t xml:space="preserve">”</w:t>
-      </w:r>
-      <w:r>
-        <w:t xml:space="preserve">. Ghi chú này không làm thay đổi nghĩa vụ được đề nghị.</w:t>
+        <w:t xml:space="preserve">Đơn khiếu nại ngày 06/10/2026 khiếu nại</w:t>
+      </w:r>
+      <w:r>
+        <w:t xml:space="preserve"> </w:t>
+      </w:r>
+      <w:r>
+        <w:rPr>
+          <w:bCs/>
+          <w:b/>
+        </w:rPr>
+        <w:t xml:space="preserve">ba kết luận</w:t>
+      </w:r>
+      <w:r>
+        <w:t xml:space="preserve"> </w:t>
+      </w:r>
+      <w:r>
+        <w:t xml:space="preserve">của Thông báo 5553,</w:t>
+      </w:r>
+      <w:r>
+        <w:t xml:space="preserve"> </w:t>
+      </w:r>
+      <w:r>
+        <w:rPr>
+          <w:bCs/>
+          <w:b/>
+        </w:rPr>
+        <w:t xml:space="preserve">không khiếu nại việc không thụ lý tố cáo</w:t>
+      </w:r>
+      <w:r>
+        <w:t xml:space="preserve">. Một thông báo không thụ lý tố cáo tự nó không sai về hình thức; điều được nêu là phạm vi, căn cứ và các kết luận về nội dung đặt trong văn bản ấy (mục C.10.7). Ba kết luận ấy có là đối tượng khiếu nại hay không do người có thẩm quyền xác định (mục C.11).</w:t>
       </w:r>
     </w:p>
     <w:p>
@@ -31218,32 +31248,7 @@
         </w:numPr>
       </w:pPr>
       <w:r>
-        <w:rPr>
-          <w:bCs/>
-          <w:b/>
-        </w:rPr>
-        <w:t xml:space="preserve">Luật Thanh tra.</w:t>
-      </w:r>
-      <w:r>
-        <w:t xml:space="preserve"> </w:t>
-      </w:r>
-      <w:r>
-        <w:t xml:space="preserve">Đơn B viện dẫn</w:t>
-      </w:r>
-      <w:r>
-        <w:t xml:space="preserve"> </w:t>
-      </w:r>
-      <w:r>
-        <w:t xml:space="preserve">“</w:t>
-      </w:r>
-      <w:r>
-        <w:t xml:space="preserve">Luật Thanh tra 2022</w:t>
-      </w:r>
-      <w:r>
-        <w:t xml:space="preserve">”</w:t>
-      </w:r>
-      <w:r>
-        <w:t xml:space="preserve">; tại thời điểm gửi đơn, Luật Thanh tra năm 2025 (số 84/2025/QH15) đã có hiệu lực từ ngày 01/7/2025. Viện dẫn ấy không làm thay đổi nội dung đề nghị thanh tra.</w:t>
+        <w:t xml:space="preserve">Những chỗ trong ngoặc kép là trích nguyên văn từ bản gốc văn bản. Nội dung điều luật ở các chỗ khác được diễn đạt theo văn bản; khi trích dẫn chính thức, xin đối chiếu văn bản hợp nhất (Phụ lục C).</w:t>
       </w:r>
     </w:p>
     <w:p>
@@ -31255,17 +31260,7 @@
         </w:numPr>
       </w:pPr>
       <w:r>
-        <w:rPr>
-          <w:bCs/>
-          <w:b/>
-        </w:rPr>
-        <w:t xml:space="preserve">Cách tính mốc.</w:t>
-      </w:r>
-      <w:r>
-        <w:t xml:space="preserve"> </w:t>
-      </w:r>
-      <w:r>
-        <w:t xml:space="preserve">Phụ lục I (mục A.7.2, K.1) tính mốc trên Hồ sơ tố cáo nhận ngày 09/7/2026 là 17/7 và 22/7/2026, tức tính cả ngày nhận. Báo cáo này tính từ ngày tiếp theo ngày nhận (khoản 2 Điều 147 Bộ luật Dân sự năm 2015), nên mốc là 20/7 và 23/7/2026. Hai cách tính đều cho thấy mốc đã qua từ tháng 7/2026.</w:t>
+        <w:t xml:space="preserve">Số ngày: ngày lịch tính đến ngày 28/10/2026; ngày làm việc không tính thứ Bảy, Chủ nhật và ngày lễ; thời hạn tính từ ngày tiếp theo ngày nhận.</w:t>
       </w:r>
     </w:p>
     <w:p>
@@ -31277,7 +31272,7 @@
           <w:bCs/>
           <w:b/>
         </w:rPr>
-        <w:t xml:space="preserve">Giới hạn của các kết luận</w:t>
+        <w:t xml:space="preserve">Các ghi chú bổ sung trong bản này</w:t>
       </w:r>
     </w:p>
     <w:p>
@@ -31289,71 +31284,17 @@
         </w:numPr>
       </w:pPr>
       <w:r>
-        <w:t xml:space="preserve">Những gì báo cáo nói</w:t>
-      </w:r>
-      <w:r>
-        <w:t xml:space="preserve"> </w:t>
-      </w:r>
-      <w:r>
-        <w:t xml:space="preserve">“</w:t>
-      </w:r>
-      <w:r>
-        <w:t xml:space="preserve">không có</w:t>
-      </w:r>
-      <w:r>
-        <w:t xml:space="preserve">”</w:t>
-      </w:r>
-      <w:r>
-        <w:t xml:space="preserve"> </w:t>
-      </w:r>
-      <w:r>
-        <w:t xml:space="preserve">là</w:t>
-      </w:r>
-      <w:r>
-        <w:t xml:space="preserve"> </w:t>
-      </w:r>
-      <w:r>
-        <w:rPr>
-          <w:bCs/>
-          <w:b/>
-        </w:rPr>
-        <w:t xml:space="preserve">không có trong văn bản đã ban hành</w:t>
-      </w:r>
-      <w:r>
-        <w:t xml:space="preserve"> </w:t>
-      </w:r>
-      <w:r>
-        <w:t xml:space="preserve">và trong những gì tôi nhận được đến ngày 28/10/2026. Cơ quan có hoạt động nào không thể hiện ra văn bản hay không thì chỉ hồ sơ xử lý của cơ quan trả lời được; vì vậy các đề nghị tại mục 8 đặt dưới dạng</w:t>
-      </w:r>
-      <w:r>
-        <w:t xml:space="preserve"> </w:t>
-      </w:r>
-      <w:r>
-        <w:t xml:space="preserve">“</w:t>
-      </w:r>
-      <w:r>
-        <w:t xml:space="preserve">cho biết</w:t>
-      </w:r>
-      <w:r>
-        <w:t xml:space="preserve">”</w:t>
-      </w:r>
-      <w:r>
-        <w:t xml:space="preserve">,</w:t>
-      </w:r>
-      <w:r>
-        <w:t xml:space="preserve"> </w:t>
-      </w:r>
-      <w:r>
-        <w:t xml:space="preserve">“</w:t>
-      </w:r>
-      <w:r>
-        <w:t xml:space="preserve">xác nhận</w:t>
-      </w:r>
-      <w:r>
-        <w:t xml:space="preserve">”</w:t>
-      </w:r>
-      <w:r>
-        <w:t xml:space="preserve">.</w:t>
+        <w:rPr>
+          <w:bCs/>
+          <w:b/>
+        </w:rPr>
+        <w:t xml:space="preserve">Mẫu số 05.</w:t>
+      </w:r>
+      <w:r>
+        <w:t xml:space="preserve"> </w:t>
+      </w:r>
+      <w:r>
+        <w:t xml:space="preserve">Câu trích ở P.1 là câu mở đầu phần nội dung của Mẫu số 05, đối chiếu theo bản Thông tư 05 đăng công khai. Khi trích dẫn chính thức, xin đối chiếu bản đăng Công báo.</w:t>
       </w:r>
     </w:p>
     <w:p>
@@ -31365,23 +31306,17 @@
         </w:numPr>
       </w:pPr>
       <w:r>
-        <w:t xml:space="preserve">Báo cáo chỉ nêu sự việc đọc được từ văn bản và hệ quả của nó;</w:t>
-      </w:r>
-      <w:r>
-        <w:t xml:space="preserve"> </w:t>
-      </w:r>
-      <w:r>
-        <w:rPr>
-          <w:bCs/>
-          <w:b/>
-        </w:rPr>
-        <w:t xml:space="preserve">không nêu và không suy đoán động cơ</w:t>
-      </w:r>
-      <w:r>
-        <w:t xml:space="preserve"> </w:t>
-      </w:r>
-      <w:r>
-        <w:t xml:space="preserve">của người ký bất kỳ văn bản nào.</w:t>
+        <w:rPr>
+          <w:bCs/>
+          <w:b/>
+        </w:rPr>
+        <w:t xml:space="preserve">Việc trả lại hồ sơ</w:t>
+      </w:r>
+      <w:r>
+        <w:t xml:space="preserve"> </w:t>
+      </w:r>
+      <w:r>
+        <w:t xml:space="preserve">(P.4) là sự việc do tôi xác nhận; sổ văn bản của Thanh tra tỉnh kiểm chứng được.</w:t>
       </w:r>
     </w:p>
     <w:p>
@@ -31393,39 +31328,17 @@
         </w:numPr>
       </w:pPr>
       <w:r>
-        <w:t xml:space="preserve">Báo cáo</w:t>
-      </w:r>
-      <w:r>
-        <w:t xml:space="preserve"> </w:t>
-      </w:r>
-      <w:r>
-        <w:rPr>
-          <w:bCs/>
-          <w:b/>
-        </w:rPr>
-        <w:t xml:space="preserve">không đề nghị</w:t>
-      </w:r>
-      <w:r>
-        <w:t xml:space="preserve"> </w:t>
-      </w:r>
-      <w:r>
-        <w:t xml:space="preserve">Thanh tra tỉnh giải quyết khiếu nại thay Chủ tịch Ủy ban nhân dân phường, và</w:t>
-      </w:r>
-      <w:r>
-        <w:t xml:space="preserve"> </w:t>
-      </w:r>
-      <w:r>
-        <w:rPr>
-          <w:bCs/>
-          <w:b/>
-        </w:rPr>
-        <w:t xml:space="preserve">không đề nghị</w:t>
-      </w:r>
-      <w:r>
-        <w:t xml:space="preserve"> </w:t>
-      </w:r>
-      <w:r>
-        <w:t xml:space="preserve">kết luận về trách nhiệm hình sự thay cơ quan tiến hành tố tụng. Việc tôi nêu điều luật hình sự trong các hồ sơ trước không có nghĩa là đã có dấu hiệu tội phạm; điều tôi đề nghị là việc xem xét được thể hiện bằng văn bản (mục C.8.3).</w:t>
+        <w:rPr>
+          <w:bCs/>
+          <w:b/>
+        </w:rPr>
+        <w:t xml:space="preserve">Ngày nhận đơn ngày 14/9/2026.</w:t>
+      </w:r>
+      <w:r>
+        <w:t xml:space="preserve"> </w:t>
+      </w:r>
+      <w:r>
+        <w:t xml:space="preserve">Báo phát ghi giao ngày 18/9/2026 (thứ Sáu); Phiếu 2960 ghi Thanh tra tỉnh nhận ngày 21/9/2026 (thứ Hai). Báo cáo tính theo ngày ghi trong phiếu; khoảng 40 ngày ở mục 1 tính từ ngày giao 18/9/2026.</w:t>
       </w:r>
     </w:p>
     <w:p>
@@ -31437,36 +31350,44 @@
         </w:numPr>
       </w:pPr>
       <w:r>
-        <w:t xml:space="preserve">Đơn khiếu nại ngày 06/10/2026 khiếu nại</w:t>
-      </w:r>
-      <w:r>
-        <w:t xml:space="preserve"> </w:t>
-      </w:r>
-      <w:r>
-        <w:rPr>
-          <w:bCs/>
-          <w:b/>
-        </w:rPr>
-        <w:t xml:space="preserve">ba kết luận</w:t>
-      </w:r>
-      <w:r>
-        <w:t xml:space="preserve"> </w:t>
-      </w:r>
-      <w:r>
-        <w:t xml:space="preserve">của Thông báo 5553,</w:t>
-      </w:r>
-      <w:r>
-        <w:t xml:space="preserve"> </w:t>
-      </w:r>
-      <w:r>
-        <w:rPr>
-          <w:bCs/>
-          <w:b/>
-        </w:rPr>
-        <w:t xml:space="preserve">không khiếu nại việc không thụ lý tố cáo</w:t>
-      </w:r>
-      <w:r>
-        <w:t xml:space="preserve">. Một thông báo không thụ lý tố cáo tự nó không sai về hình thức; điều được nêu là phạm vi, căn cứ và các kết luận về nội dung đặt trong văn bản ấy (mục C.10.7).</w:t>
+        <w:rPr>
+          <w:bCs/>
+          <w:b/>
+        </w:rPr>
+        <w:t xml:space="preserve">Một câu ở bản phản biện được sửa.</w:t>
+      </w:r>
+      <w:r>
+        <w:t xml:space="preserve"> </w:t>
+      </w:r>
+      <w:r>
+        <w:t xml:space="preserve">Bản phản biện ngày 28/10/2026 (mục 4.17) viết</w:t>
+      </w:r>
+      <w:r>
+        <w:t xml:space="preserve"> </w:t>
+      </w:r>
+      <w:r>
+        <w:rPr>
+          <w:iCs/>
+          <w:i/>
+        </w:rPr>
+        <w:t xml:space="preserve">“</w:t>
+      </w:r>
+      <w:r>
+        <w:rPr>
+          <w:iCs/>
+          <w:i/>
+        </w:rPr>
+        <w:t xml:space="preserve">Thanh tra tỉnh đã dùng đúng quy định ấy</w:t>
+      </w:r>
+      <w:r>
+        <w:rPr>
+          <w:iCs/>
+          <w:i/>
+        </w:rPr>
+        <w:t xml:space="preserve">”</w:t>
+      </w:r>
+      <w:r>
+        <w:t xml:space="preserve">. Câu ấy có thể bị hiểu là công nhận Phiếu 2960 thực hiện đúng Điều 21. Bản này viết lại: Thanh tra tỉnh viện dẫn đúng loại thủ tục, nhưng phiếu thiếu chính phần hướng dẫn mà Mẫu số 05 quy định (N.1, P.1).</w:t>
       </w:r>
     </w:p>
     <w:p>
@@ -31478,7 +31399,44 @@
         </w:numPr>
       </w:pPr>
       <w:r>
-        <w:t xml:space="preserve">Những chỗ trong ngoặc kép là trích nguyên văn từ bản gốc văn bản. Nội dung điều luật ở các chỗ khác được diễn đạt theo văn bản; khi trích dẫn chính thức, xin đối chiếu văn bản hợp nhất (Phụ lục C).</w:t>
+        <w:rPr>
+          <w:bCs/>
+          <w:b/>
+        </w:rPr>
+        <w:t xml:space="preserve">Một câu ở bản phản biện được viết chặt lại.</w:t>
+      </w:r>
+      <w:r>
+        <w:t xml:space="preserve"> </w:t>
+      </w:r>
+      <w:r>
+        <w:t xml:space="preserve">Bản phản biện (mục 4.18) viết kết quả xem xét theo Điều 27 Luật Tố cáo, dù có hay không,</w:t>
+      </w:r>
+      <w:r>
+        <w:t xml:space="preserve"> </w:t>
+      </w:r>
+      <w:r>
+        <w:rPr>
+          <w:iCs/>
+          <w:i/>
+        </w:rPr>
+        <w:t xml:space="preserve">“</w:t>
+      </w:r>
+      <w:r>
+        <w:rPr>
+          <w:iCs/>
+          <w:i/>
+        </w:rPr>
+        <w:t xml:space="preserve">phải để lại dấu trong hồ sơ</w:t>
+      </w:r>
+      <w:r>
+        <w:rPr>
+          <w:iCs/>
+          <w:i/>
+        </w:rPr>
+        <w:t xml:space="preserve">”</w:t>
+      </w:r>
+      <w:r>
+        <w:t xml:space="preserve">. Điều 27 không tự quy định hình thức văn bản cho trường hợp xem xét mà thấy không có dấu hiệu tội phạm. Bản này chỉ đề nghị cho biết việc xem xét có được thực hiện và kết quả thể hiện ở đâu (C.8.3, P.3).</w:t>
       </w:r>
     </w:p>
     <w:p>
@@ -31490,19 +31448,35 @@
         </w:numPr>
       </w:pPr>
       <w:r>
-        <w:t xml:space="preserve">Số ngày: ngày lịch tính đến ngày 28/10/2026; ngày làm việc không tính thứ Bảy, Chủ nhật và ngày lễ; thời hạn tính từ ngày tiếp theo ngày nhận.</w:t>
-      </w:r>
-    </w:p>
-    <w:p>
-      <w:pPr>
-        <w:pStyle w:val="FirstParagraph"/>
-      </w:pPr>
-      <w:r>
-        <w:rPr>
-          <w:bCs/>
-          <w:b/>
-        </w:rPr>
-        <w:t xml:space="preserve">Các ghi chú bổ sung trong bản này</w:t>
+        <w:rPr>
+          <w:bCs/>
+          <w:b/>
+        </w:rPr>
+        <w:t xml:space="preserve">Về hai đánh giá ở C.9.</w:t>
+      </w:r>
+      <w:r>
+        <w:t xml:space="preserve"> </w:t>
+      </w:r>
+      <w:r>
+        <w:t xml:space="preserve">Việc phân loại tính chất lá đơn và việc xét điều kiện thụ lý là hai câu hỏi khác nhau; hai đánh giá ấy không tự động loại trừ nhau. Vì vậy C.9 ở mức B: điều được nêu là sự khác nhau chưa được cơ quan phân loại giải thích, không phải một kết luận rằng một trong hai đánh giá là sai. Bản chỉnh lý ngày 29/10/2026 bỏ cách đặt câu hỏi</w:t>
+      </w:r>
+      <w:r>
+        <w:t xml:space="preserve"> </w:t>
+      </w:r>
+      <w:r>
+        <w:t xml:space="preserve">“</w:t>
+      </w:r>
+      <w:r>
+        <w:t xml:space="preserve">hoặc… hoặc…</w:t>
+      </w:r>
+      <w:r>
+        <w:t xml:space="preserve">”</w:t>
+      </w:r>
+      <w:r>
+        <w:t xml:space="preserve"> </w:t>
+      </w:r>
+      <w:r>
+        <w:t xml:space="preserve">ở bản trước (C.9, D.1).</w:t>
       </w:r>
     </w:p>
     <w:p>
@@ -31510,7 +31484,7 @@
         <w:pStyle w:val="Compact"/>
         <w:numPr>
           <w:ilvl w:val="0"/>
-          <w:numId w:val="1028"/>
+          <w:numId w:val="1027"/>
         </w:numPr>
       </w:pPr>
       <w:r>
@@ -31518,177 +31492,28 @@
           <w:bCs/>
           <w:b/>
         </w:rPr>
-        <w:t xml:space="preserve">Mẫu số 05.</w:t>
-      </w:r>
-      <w:r>
-        <w:t xml:space="preserve"> </w:t>
-      </w:r>
-      <w:r>
-        <w:t xml:space="preserve">Câu trích ở P.1 là câu mở đầu phần nội dung của Mẫu số 05, đối chiếu theo bản Thông tư 05 đăng công khai. Khi trích dẫn chính thức, xin đối chiếu bản đăng Công báo.</w:t>
-      </w:r>
-    </w:p>
-    <w:p>
-      <w:pPr>
-        <w:pStyle w:val="Compact"/>
-        <w:numPr>
-          <w:ilvl w:val="0"/>
-          <w:numId w:val="1028"/>
-        </w:numPr>
-      </w:pPr>
-      <w:r>
-        <w:rPr>
-          <w:bCs/>
-          <w:b/>
-        </w:rPr>
-        <w:t xml:space="preserve">Việc trả lại hồ sơ</w:t>
-      </w:r>
-      <w:r>
-        <w:t xml:space="preserve"> </w:t>
-      </w:r>
-      <w:r>
-        <w:t xml:space="preserve">(P.4) là sự việc do tôi xác nhận; sổ văn bản của Thanh tra tỉnh kiểm chứng được.</w:t>
-      </w:r>
-    </w:p>
-    <w:p>
-      <w:pPr>
-        <w:pStyle w:val="Compact"/>
-        <w:numPr>
-          <w:ilvl w:val="0"/>
-          <w:numId w:val="1028"/>
-        </w:numPr>
-      </w:pPr>
-      <w:r>
-        <w:rPr>
-          <w:bCs/>
-          <w:b/>
-        </w:rPr>
-        <w:t xml:space="preserve">Ngày nhận đơn ngày 14/9/2026.</w:t>
-      </w:r>
-      <w:r>
-        <w:t xml:space="preserve"> </w:t>
-      </w:r>
-      <w:r>
-        <w:t xml:space="preserve">Báo phát ghi giao ngày 18/9/2026 (thứ Sáu); Phiếu 2960 ghi Thanh tra tỉnh nhận ngày 21/9/2026 (thứ Hai). Báo cáo tính theo ngày ghi trong phiếu; khoảng 40 ngày ở mục 1 tính từ ngày giao 18/9/2026.</w:t>
-      </w:r>
-    </w:p>
-    <w:p>
-      <w:pPr>
-        <w:pStyle w:val="Compact"/>
-        <w:numPr>
-          <w:ilvl w:val="0"/>
-          <w:numId w:val="1028"/>
-        </w:numPr>
-      </w:pPr>
-      <w:r>
-        <w:rPr>
-          <w:bCs/>
-          <w:b/>
-        </w:rPr>
-        <w:t xml:space="preserve">Một câu ở bản phản biện được sửa.</w:t>
-      </w:r>
-      <w:r>
-        <w:t xml:space="preserve"> </w:t>
-      </w:r>
-      <w:r>
-        <w:t xml:space="preserve">Bản phản biện ngày 28/10/2026 (mục 4.17) viết</w:t>
-      </w:r>
-      <w:r>
-        <w:t xml:space="preserve"> </w:t>
-      </w:r>
-      <w:r>
-        <w:rPr>
-          <w:iCs/>
-          <w:i/>
-        </w:rPr>
+        <w:t xml:space="preserve">Các chỗ được viết chặt lại trong bản chỉnh lý ngày 29/10/2026.</w:t>
+      </w:r>
+      <w:r>
+        <w:t xml:space="preserve"> </w:t>
+      </w:r>
+      <w:r>
+        <w:t xml:space="preserve">C.3.2 không còn khẳng định áp tiêu chí phân loại sẽ cho kết quả ngược lại, mà hỏi nội dung nào được phân loại là tố cáo và phần còn lại được xử lý thế nào. C.9 và C.10.7 không còn coi việc kiểm tra tài liệu trước khi quyết định thụ lý là sai trình tự, và không coi tài liệu của nhà trường là mất giá trị; điều được nêu là văn bản chưa thể hiện việc đối chiếu tài liệu trái chiều. C.11 nêu mốc 15/10/2026 kèm điều kiện áp dụng Điều 27 Luật Khiếu nại, và không coi việc Công văn 3292 ký sau mốc ấy là một vi phạm riêng. Dòng thông báo cho người tố cáo ở C.8.2 được tách theo khoản 1 Điều 24 và khoản 3 Điều 29 Luật Tố cáo. Đề nghị C.1 dẫn khoản 2 Điều 20 Thông tư 05 thay cho Mẫu số 05. P.1 bỏ hai lập luận phụ (việc ghi căn cứ pháp luật và hai chữ</w:t>
+      </w:r>
+      <w:r>
+        <w:t xml:space="preserve"> </w:t>
+      </w:r>
+      <w:r>
         <w:t xml:space="preserve">“</w:t>
       </w:r>
       <w:r>
-        <w:rPr>
-          <w:iCs/>
-          <w:i/>
-        </w:rPr>
-        <w:t xml:space="preserve">Thanh tra tỉnh đã dùng đúng quy định ấy</w:t>
-      </w:r>
-      <w:r>
-        <w:rPr>
-          <w:iCs/>
-          <w:i/>
-        </w:rPr>
+        <w:t xml:space="preserve">viết lại</w:t>
+      </w:r>
+      <w:r>
         <w:t xml:space="preserve">”</w:t>
       </w:r>
       <w:r>
-        <w:t xml:space="preserve">. Câu ấy có thể bị hiểu là công nhận Phiếu 2960 thực hiện đúng Điều 21. Bản này viết lại: Thanh tra tỉnh viện dẫn đúng loại thủ tục, nhưng phiếu thiếu chính phần hướng dẫn mà Mẫu số 05 quy định (N.1, P.1).</w:t>
-      </w:r>
-    </w:p>
-    <w:p>
-      <w:pPr>
-        <w:pStyle w:val="Compact"/>
-        <w:numPr>
-          <w:ilvl w:val="0"/>
-          <w:numId w:val="1028"/>
-        </w:numPr>
-      </w:pPr>
-      <w:r>
-        <w:rPr>
-          <w:bCs/>
-          <w:b/>
-        </w:rPr>
-        <w:t xml:space="preserve">Một câu ở bản phản biện được viết chặt lại.</w:t>
-      </w:r>
-      <w:r>
-        <w:t xml:space="preserve"> </w:t>
-      </w:r>
-      <w:r>
-        <w:t xml:space="preserve">Bản phản biện (mục 4.18) viết kết quả xem xét theo Điều 27 Luật Tố cáo, dù có hay không,</w:t>
-      </w:r>
-      <w:r>
-        <w:t xml:space="preserve"> </w:t>
-      </w:r>
-      <w:r>
-        <w:rPr>
-          <w:iCs/>
-          <w:i/>
-        </w:rPr>
-        <w:t xml:space="preserve">“</w:t>
-      </w:r>
-      <w:r>
-        <w:rPr>
-          <w:iCs/>
-          <w:i/>
-        </w:rPr>
-        <w:t xml:space="preserve">phải để lại dấu trong hồ sơ</w:t>
-      </w:r>
-      <w:r>
-        <w:rPr>
-          <w:iCs/>
-          <w:i/>
-        </w:rPr>
-        <w:t xml:space="preserve">”</w:t>
-      </w:r>
-      <w:r>
-        <w:t xml:space="preserve">. Điều 27 không tự quy định hình thức văn bản cho trường hợp xem xét mà thấy không có dấu hiệu tội phạm. Bản này chỉ đề nghị cho biết việc xem xét có được thực hiện và kết quả thể hiện ở đâu (C.8.3, P.3).</w:t>
-      </w:r>
-    </w:p>
-    <w:p>
-      <w:pPr>
-        <w:pStyle w:val="Compact"/>
-        <w:numPr>
-          <w:ilvl w:val="0"/>
-          <w:numId w:val="1028"/>
-        </w:numPr>
-      </w:pPr>
-      <w:r>
-        <w:rPr>
-          <w:bCs/>
-          <w:b/>
-        </w:rPr>
-        <w:t xml:space="preserve">Về hai đánh giá ở C.9.</w:t>
-      </w:r>
-      <w:r>
-        <w:t xml:space="preserve"> </w:t>
-      </w:r>
-      <w:r>
-        <w:t xml:space="preserve">Việc phân loại tính chất lá đơn và việc xét điều kiện thụ lý là hai câu hỏi khác nhau; hai đánh giá ấy không tự động loại trừ nhau. Vì vậy C.9 ở mức B: điều được nêu là sự khác nhau chưa được cơ quan phân loại giải thích, không phải một kết luận rằng một trong hai đánh giá là sai.</w:t>
+        <w:t xml:space="preserve">).</w:t>
       </w:r>
     </w:p>
     <w:p>
@@ -32181,7 +32006,7 @@
               <w:rPr>
                 <w:sz w:val="22"/>
               </w:rPr>
-              <w:t xml:space="preserve">Hồ sơ tố cáo 09/7 chưa có văn bản; Thông báo 5553 và Công văn 6689 không nhận diện hồ sơ ấy; Đơn khiếu nại 06/10 quá hạn thụ lý; việc xử lý đơn tại Thanh tra tỉnh</w:t>
+              <w:t xml:space="preserve">Hồ sơ tố cáo 09/7 chưa có văn bản; Thông báo 5553 và Công văn 6689 không nhận diện hồ sơ ấy; Đơn khiếu nại 06/10 chưa có văn bản sau mốc 07 ngày làm việc; việc xử lý đơn tại Thanh tra tỉnh</w:t>
             </w:r>
           </w:p>
         </w:tc>
@@ -35144,7 +34969,7 @@
                 <w:b/>
                 <w:sz w:val="22"/>
               </w:rPr>
-              <w:t xml:space="preserve">Hạn thụ lý Đơn khiếu nại</w:t>
+              <w:t xml:space="preserve">Mốc 07 ngày làm việc</w:t>
             </w:r>
             <w:r>
               <w:rPr>
@@ -35156,7 +34981,7 @@
               <w:rPr>
                 <w:sz w:val="22"/>
               </w:rPr>
-              <w:t xml:space="preserve">đề ngày 06/10/2026 (07 ngày làm việc, Điều 27 Luật Khiếu nại)</w:t>
+              <w:t xml:space="preserve">đối với Đơn khiếu nại đề ngày 06/10/2026 (Điều 27 Luật Khiếu nại, nếu thuộc trường hợp thụ lý)</w:t>
             </w:r>
           </w:p>
         </w:tc>
@@ -35215,7 +35040,7 @@
               <w:rPr>
                 <w:sz w:val="22"/>
               </w:rPr>
-              <w:t xml:space="preserve">— 05 ngày làm việc sau khi Thanh tra tỉnh nhận đơn, 04 ngày sau hạn thụ lý nêu trên</w:t>
+              <w:t xml:space="preserve">— 05 ngày làm việc sau khi Thanh tra tỉnh nhận đơn</w:t>
             </w:r>
           </w:p>
         </w:tc>
@@ -35300,7 +35125,7 @@
               <w:rPr>
                 <w:sz w:val="22"/>
               </w:rPr>
-              <w:t xml:space="preserve">, quá hạn thụ lý</w:t>
+              <w:t xml:space="preserve">, chưa có văn bản,</w:t>
             </w:r>
             <w:r>
               <w:rPr>
@@ -35320,7 +35145,13 @@
               <w:rPr>
                 <w:sz w:val="22"/>
               </w:rPr>
-              <w:t xml:space="preserve">, chưa có văn bản</w:t>
+              <w:t xml:space="preserve"> </w:t>
+            </w:r>
+            <w:r>
+              <w:rPr>
+                <w:sz w:val="22"/>
+              </w:rPr>
+              <w:t xml:space="preserve">sau mốc 07 ngày làm việc</w:t>
             </w:r>
           </w:p>
         </w:tc>
@@ -39043,7 +38874,7 @@
         <w:spacing w:before="120"/>
       </w:pPr>
       <w:r>
-        <w:t xml:space="preserve">Dòng thứ nhất là dòng Phiếu 2960 lẽ ra phải ghi đầu tiên. Đó cũng là phần duy nhất của lá đơn mà không cơ quan nào khác ngoài Thanh tra tỉnh trả lời được.</w:t>
+        <w:t xml:space="preserve">Dòng thứ nhất là dòng Phiếu 2960 lẽ ra phải ghi đầu tiên. Đó cũng là phần của lá đơn trả lời được bằng hồ sơ lưu của Thanh tra tỉnh.</w:t>
       </w:r>
     </w:p>
     <w:bookmarkEnd w:id="84"/>
@@ -41750,9 +41581,6 @@
     <w:abstractNumId w:val="991"/>
   </w:num>
   <w:num w:numId="1025">
-    <w:abstractNumId w:val="991"/>
-  </w:num>
-  <w:num w:numId="1026">
     <w:abstractNumId w:val="99411"/>
     <w:lvlOverride w:ilvl="0">
       <w:startOverride w:val="1"/>
@@ -41782,7 +41610,7 @@
       <w:startOverride w:val="1"/>
     </w:lvlOverride>
   </w:num>
-  <w:num w:numId="1027">
+  <w:num w:numId="1026">
     <w:abstractNumId w:val="99417"/>
     <w:lvlOverride w:ilvl="0">
       <w:startOverride w:val="7"/>
@@ -41812,7 +41640,7 @@
       <w:startOverride w:val="7"/>
     </w:lvlOverride>
   </w:num>
-  <w:num w:numId="1028">
+  <w:num w:numId="1027">
     <w:abstractNumId w:val="994113"/>
     <w:lvlOverride w:ilvl="0">
       <w:startOverride w:val="13"/>

--- a/07.9 - Bao cao sai pham Phieu huong dan 2960 va Cong van 3292.docx
+++ b/07.9 - Bao cao sai pham Phieu huong dan 2960 va Cong van 3292.docx
@@ -15418,7 +15418,7 @@
               <w:rPr>
                 <w:sz w:val="22"/>
               </w:rPr>
-              <w:t xml:space="preserve">Cắt bốn trong năm nội dung góp ý chuyên môn, đảo chủ ngữ câu còn lại, bỏ tên các đối tượng kỹ thuật, dùng ý kiến của chính giáo viên bị khiếu nại làm căn cứ bác bỏ</w:t>
+              <w:t xml:space="preserve">Cắt bốn trong năm nội dung góp ý chuyên môn, bỏ tên các đối tượng kỹ thuật ở câu còn lại, dùng ý kiến của chính giáo viên bị khiếu nại làm căn cứ bác bỏ</w:t>
             </w:r>
           </w:p>
         </w:tc>
@@ -23423,7 +23423,7 @@
               <w:rPr>
                 <w:sz w:val="22"/>
               </w:rPr>
-              <w:t xml:space="preserve">Góp ý chuyên môn của giáo viên dự giờ: bốn trong năm nội dung bị cắt, câu còn lại bị đảo chủ ngữ, tên các đối tượng kỹ thuật bị bỏ, ý kiến của chính giáo viên bị khiếu nại được dùng làm căn cứ bác bỏ</w:t>
+              <w:t xml:space="preserve">Góp ý chuyên môn của giáo viên dự giờ: bốn trong năm nội dung bị cắt, câu còn lại bị bỏ tên các đối tượng kỹ thuật, ý kiến của chính giáo viên bị khiếu nại được dùng làm căn cứ bác bỏ</w:t>
             </w:r>
           </w:p>
         </w:tc>
@@ -25143,7 +25143,7 @@
               <w:rPr>
                 <w:sz w:val="22"/>
               </w:rPr>
-              <w:t xml:space="preserve">qua học sinh do người bị khiếu nại thực hiện là việc bị nêu; III.3: chính kết quả của buổi họp tổ — góp ý bị cắt và đảo chủ ngữ trong Công văn 87 — là việc bị nêu</w:t>
+              <w:t xml:space="preserve">qua học sinh do người bị khiếu nại thực hiện là việc bị nêu; III.3: chính kết quả của buổi họp tổ — góp ý bị cắt bớt trong Công văn 87 — là việc bị nêu</w:t>
             </w:r>
           </w:p>
         </w:tc>

--- a/07.9 - Bao cao sai pham Phieu huong dan 2960 va Cong van 3292.docx
+++ b/07.9 - Bao cao sai pham Phieu huong dan 2960 va Cong van 3292.docx
@@ -378,7 +378,40 @@
         <w:pStyle w:val="BodyText"/>
       </w:pPr>
       <w:r>
-        <w:t xml:space="preserve">Báo cáo không nêu và không suy đoán động cơ của người ký bất kỳ văn bản nào. Báo cáo không xét phần chuyên môn Toán – Lý của vụ việc; phần ấy ở các phụ lục đã nộp (07.1, 07.2). Thông báo số 5553/TB-UBND chỉ được nêu ở những chỗ Công văn 3292 có trách nhiệm xem xét. Mã tệp trong ngoặc là mã tài liệu trong thư mục hồ sơ; danh mục ở Phụ lục D.</w:t>
+        <w:t xml:space="preserve">Báo cáo không nêu và không suy đoán động cơ của người ký bất kỳ văn bản nào. Báo cáo không xét phần chuyên môn Toán – Lý của vụ việc; phần ấy ở các phụ lục đã nộp (07.1, 07.2). Thông báo số 5553/TB-UBND chỉ được nêu ở những chỗ Công văn 3292 có trách nhiệm xem xét. Mã tệp trong ngoặc là mã tài liệu trong thư mục hồ sơ; danh mục ở Phụ lục D. Cụm</w:t>
+      </w:r>
+      <w:r>
+        <w:t xml:space="preserve"> </w:t>
+      </w:r>
+      <w:r>
+        <w:t xml:space="preserve">“</w:t>
+      </w:r>
+      <w:r>
+        <w:t xml:space="preserve">chưa có văn bản</w:t>
+      </w:r>
+      <w:r>
+        <w:t xml:space="preserve">”</w:t>
+      </w:r>
+      <w:r>
+        <w:t xml:space="preserve">,</w:t>
+      </w:r>
+      <w:r>
+        <w:t xml:space="preserve"> </w:t>
+      </w:r>
+      <w:r>
+        <w:t xml:space="preserve">“</w:t>
+      </w:r>
+      <w:r>
+        <w:t xml:space="preserve">không có văn bản nào</w:t>
+      </w:r>
+      <w:r>
+        <w:t xml:space="preserve">”</w:t>
+      </w:r>
+      <w:r>
+        <w:t xml:space="preserve"> </w:t>
+      </w:r>
+      <w:r>
+        <w:t xml:space="preserve">về một đơn, hồ sơ nghĩa là tôi chưa nhận được văn bản nào, tính đến ngày 28/10/2026.</w:t>
       </w:r>
     </w:p>
     <w:p>
@@ -12756,7 +12789,7 @@
         <w:pStyle w:val="BodyText"/>
       </w:pPr>
       <w:r>
-        <w:t xml:space="preserve">Đến nay không có văn bản nào về Hồ sơ tố cáo ngày 09/7/2026 và tài liệu bổ sung ngày 19/7/2026. Và Công văn 3292 — văn bản trả lời đúng nội dung đề nghị tiếp tục đôn đốc — không nói Phiếu chuyển 2329 đã được thực hiện hay chưa, không nói Thanh tra tỉnh đã nhận được báo cáo kết quả hay chưa, và không nhắc Hồ sơ tố cáo ngày 09/7/2026 ở bất kỳ dòng nào.</w:t>
+        <w:t xml:space="preserve">Đến nay không có văn bản nào về Hồ sơ tố cáo ngày 09/7/2026 và tài liệu bổ sung ngày 19/7/2026. Và Công văn 3292 — chính văn bản trả lời đơn đề nghị tiếp tục đôn đốc — không nói Phiếu chuyển 2329 đã được thực hiện hay chưa, không nói Thanh tra tỉnh đã nhận được báo cáo kết quả hay chưa, và không nhắc Hồ sơ tố cáo ngày 09/7/2026 ở bất kỳ dòng nào.</w:t>
       </w:r>
     </w:p>
     <w:bookmarkEnd w:id="47"/>
@@ -13558,7 +13591,7 @@
         <w:t xml:space="preserve">”</w:t>
       </w:r>
       <w:r>
-        <w:t xml:space="preserve">, với một viện dẫn chung không có số hiệu điều, khoản. Một viện dẫn chung không bao được hai trình tự khác nhau. Ngay địa chỉ nhận trong câu ấy cũng không đúng với Văn bản 2644: Văn bản 2644 kính gửi Ủy ban nhân dân phường, không phải Chủ tịch Ủy ban nhân dân phường.</w:t>
+        <w:t xml:space="preserve">, với một viện dẫn chung không có số hiệu điều, khoản. Viện dẫn chung ấy chưa làm rõ căn cứ áp dụng tương ứng đối với từng loại đơn. Ngay địa chỉ nhận trong câu ấy cũng không đúng với Văn bản 2644: Văn bản 2644 kính gửi Ủy ban nhân dân phường, không phải Chủ tịch Ủy ban nhân dân phường.</w:t>
       </w:r>
     </w:p>
     <w:p>
@@ -13636,10 +13669,28 @@
           <w:bCs/>
           <w:b/>
         </w:rPr>
-        <w:t xml:space="preserve">Thứ tư, riêng đối với đơn tháng 5/2026, câu hỏi tố cáo hay kiến nghị vẫn còn nguyên</w:t>
-      </w:r>
-      <w:r>
-        <w:t xml:space="preserve">, vì nó quyết định nghĩa vụ đi kèm. Kính đề nghị Thanh tra tỉnh trả lời rõ một trong hai:</w:t>
+        <w:t xml:space="preserve">Thứ tư, riêng đối với đơn tháng 5/2026, việc phân loại từng nội dung vẫn chưa được làm rõ</w:t>
+      </w:r>
+      <w:r>
+        <w:t xml:space="preserve">, trong khi nó quyết định nghĩa vụ đi kèm. Một lá đơn có thể gồm cả nội dung tố cáo và nội dung kiến nghị, phản ánh (mục C.3.2; Điều 6, Điều 21 Thông tư số 05/2021/TT-TTCP). Kính đề nghị Thanh tra tỉnh xác định cụ thể những nội dung nào của đơn tháng 5/2026 được phân loại là tố cáo, những nội dung nào được phân loại là kiến nghị, phản ánh; căn cứ và kết quả xử lý tương ứng đối với từng nội dung. Đối với phần được xử lý theo thủ tục tố cáo, đề nghị làm rõ việc thực hiện các thời hạn và nghĩa vụ thông báo nêu tại mục C.8.2 và C.8.3.</w:t>
+      </w:r>
+    </w:p>
+    <w:bookmarkEnd w:id="49"/>
+    <w:bookmarkStart w:id="50" w:name="c.5.2.-các-điểm-về-hình-thức-6"/>
+    <w:p>
+      <w:pPr>
+        <w:pStyle w:val="Heading4"/>
+      </w:pPr>
+      <w:r>
+        <w:t xml:space="preserve">C.5.2. Các điểm về hình thức [6]</w:t>
+      </w:r>
+    </w:p>
+    <w:p>
+      <w:pPr>
+        <w:pStyle w:val="FirstParagraph"/>
+      </w:pPr>
+      <w:r>
+        <w:t xml:space="preserve">Nêu để đầy đủ, không phải nội dung chính.</w:t>
       </w:r>
     </w:p>
     <w:p>
@@ -13655,13 +13706,141 @@
           <w:bCs/>
           <w:b/>
         </w:rPr>
-        <w:t xml:space="preserve">Hoặc</w:t>
-      </w:r>
-      <w:r>
-        <w:t xml:space="preserve"> </w:t>
-      </w:r>
-      <w:r>
-        <w:t xml:space="preserve">đơn tháng 5/2026 là đơn tố cáo (như Công văn 3292 khẳng định) — khi ấy xin xem mục C.8.2 và C.8.3 về các mốc thời hạn, nghĩa vụ thông báo và nghĩa vụ xem xét đi kèm, và xin cho biết vì sao các mốc, các nghĩa vụ ấy không được nêu;</w:t>
+        <w:t xml:space="preserve">“</w:t>
+      </w:r>
+      <w:r>
+        <w:rPr>
+          <w:bCs/>
+          <w:b/>
+        </w:rPr>
+        <w:t xml:space="preserve">Kính gửi: Công dân.</w:t>
+      </w:r>
+      <w:r>
+        <w:rPr>
+          <w:bCs/>
+          <w:b/>
+        </w:rPr>
+        <w:t xml:space="preserve">”</w:t>
+      </w:r>
+      <w:r>
+        <w:t xml:space="preserve"> </w:t>
+      </w:r>
+      <w:r>
+        <w:t xml:space="preserve">Đơn 06/10/2026 ghi đầy đủ họ tên, số định danh cá nhân, địa chỉ nhận văn bản và số điện thoại ở Phần I; văn bản trả lời không ghi tên người nhận. Đây dường như là cách làm chung: Phiếu hướng dẫn số 2960/HD-TTr cũng mở đầu bằng</w:t>
+      </w:r>
+      <w:r>
+        <w:t xml:space="preserve"> </w:t>
+      </w:r>
+      <w:r>
+        <w:rPr>
+          <w:iCs/>
+          <w:i/>
+        </w:rPr>
+        <w:t xml:space="preserve">“</w:t>
+      </w:r>
+      <w:r>
+        <w:rPr>
+          <w:iCs/>
+          <w:i/>
+        </w:rPr>
+        <w:t xml:space="preserve">Kính gửi: Công dân.</w:t>
+      </w:r>
+      <w:r>
+        <w:rPr>
+          <w:iCs/>
+          <w:i/>
+        </w:rPr>
+        <w:t xml:space="preserve">”</w:t>
+      </w:r>
+      <w:r>
+        <w:t xml:space="preserve"> </w:t>
+      </w:r>
+      <w:r>
+        <w:t xml:space="preserve">Trong khi đó, hai văn bản Thanh tra tỉnh gửi Ủy ban nhân dân phường lại ghi đủ tên: Phiếu chuyển 2329 và Văn bản 2644 đều viết</w:t>
+      </w:r>
+      <w:r>
+        <w:t xml:space="preserve"> </w:t>
+      </w:r>
+      <w:r>
+        <w:rPr>
+          <w:iCs/>
+          <w:i/>
+        </w:rPr>
+        <w:t xml:space="preserve">“</w:t>
+      </w:r>
+      <w:r>
+        <w:rPr>
+          <w:iCs/>
+          <w:i/>
+        </w:rPr>
+        <w:t xml:space="preserve">đơn của ông Trần Duy Tuệ</w:t>
+      </w:r>
+      <w:r>
+        <w:rPr>
+          <w:iCs/>
+          <w:i/>
+        </w:rPr>
+        <w:t xml:space="preserve">”</w:t>
+      </w:r>
+      <w:r>
+        <w:t xml:space="preserve">, kèm địa chỉ và số điện thoại, và đều có</w:t>
+      </w:r>
+      <w:r>
+        <w:t xml:space="preserve"> </w:t>
+      </w:r>
+      <w:r>
+        <w:rPr>
+          <w:iCs/>
+          <w:i/>
+        </w:rPr>
+        <w:t xml:space="preserve">“</w:t>
+      </w:r>
+      <w:r>
+        <w:rPr>
+          <w:iCs/>
+          <w:i/>
+        </w:rPr>
+        <w:t xml:space="preserve">Ông Trần Duy Tuệ</w:t>
+      </w:r>
+      <w:r>
+        <w:rPr>
+          <w:iCs/>
+          <w:i/>
+        </w:rPr>
+        <w:t xml:space="preserve">”</w:t>
+      </w:r>
+      <w:r>
+        <w:t xml:space="preserve"> </w:t>
+      </w:r>
+      <w:r>
+        <w:t xml:space="preserve">ở mục Nơi nhận. Công văn 6689 của Ủy ban nhân dân phường trả lời tôi cũng ghi</w:t>
+      </w:r>
+      <w:r>
+        <w:t xml:space="preserve"> </w:t>
+      </w:r>
+      <w:r>
+        <w:rPr>
+          <w:iCs/>
+          <w:i/>
+        </w:rPr>
+        <w:t xml:space="preserve">“</w:t>
+      </w:r>
+      <w:r>
+        <w:rPr>
+          <w:iCs/>
+          <w:i/>
+        </w:rPr>
+        <w:t xml:space="preserve">Kính gửi: Ông Trần Duy Tuệ</w:t>
+      </w:r>
+      <w:r>
+        <w:rPr>
+          <w:iCs/>
+          <w:i/>
+        </w:rPr>
+        <w:t xml:space="preserve">”</w:t>
+      </w:r>
+      <w:r>
+        <w:t xml:space="preserve">. Nghĩa là trong cùng một hồ sơ, văn bản gửi cơ quan thì nêu tên công dân, văn bản Thanh tra tỉnh gửi chính công dân ấy thì không.</w:t>
       </w:r>
     </w:p>
     <w:p>
@@ -13677,13 +13856,13 @@
           <w:bCs/>
           <w:b/>
         </w:rPr>
-        <w:t xml:space="preserve">Hoặc</w:t>
-      </w:r>
-      <w:r>
-        <w:t xml:space="preserve"> </w:t>
-      </w:r>
-      <w:r>
-        <w:t xml:space="preserve">đơn ấy là đơn kiến nghị, phản ánh — khi ấy Công văn 1436 mang tên</w:t>
+        <w:t xml:space="preserve">Không có tài liệu kèm theo.</w:t>
+      </w:r>
+      <w:r>
+        <w:t xml:space="preserve"> </w:t>
+      </w:r>
+      <w:r>
+        <w:t xml:space="preserve">Đơn đề nghị cấp bản sao Công văn 1436. Mục</w:t>
       </w:r>
       <w:r>
         <w:t xml:space="preserve"> </w:t>
@@ -13692,17 +13871,7 @@
         <w:t xml:space="preserve">“</w:t>
       </w:r>
       <w:r>
-        <w:t xml:space="preserve">Phiếu chuyển</w:t>
-      </w:r>
-      <w:r>
-        <w:t xml:space="preserve"> </w:t>
-      </w:r>
-      <w:r>
-        <w:rPr>
-          <w:bCs/>
-          <w:b/>
-        </w:rPr>
-        <w:t xml:space="preserve">đơn tố cáo</w:t>
+        <w:t xml:space="preserve">Nơi nhận</w:t>
       </w:r>
       <w:r>
         <w:t xml:space="preserve">”</w:t>
@@ -13711,7 +13880,7 @@
         <w:t xml:space="preserve"> </w:t>
       </w:r>
       <w:r>
-        <w:t xml:space="preserve">là chưa đúng, và Thông báo số 5553/TB-UBND</w:t>
+        <w:t xml:space="preserve">của Công văn 3292 chỉ có</w:t>
       </w:r>
       <w:r>
         <w:t xml:space="preserve"> </w:t>
@@ -13720,17 +13889,7 @@
         <w:t xml:space="preserve">“</w:t>
       </w:r>
       <w:r>
-        <w:t xml:space="preserve">Về việc không thụ lý giải quyết</w:t>
-      </w:r>
-      <w:r>
-        <w:t xml:space="preserve"> </w:t>
-      </w:r>
-      <w:r>
-        <w:rPr>
-          <w:bCs/>
-          <w:b/>
-        </w:rPr>
-        <w:t xml:space="preserve">tố cáo</w:t>
+        <w:t xml:space="preserve">Như trên</w:t>
       </w:r>
       <w:r>
         <w:t xml:space="preserve">”</w:t>
@@ -13739,25 +13898,22 @@
         <w:t xml:space="preserve"> </w:t>
       </w:r>
       <w:r>
-        <w:t xml:space="preserve">không có đơn tố cáo nào để không thụ lý.</w:t>
-      </w:r>
-    </w:p>
-    <w:bookmarkEnd w:id="49"/>
-    <w:bookmarkStart w:id="50" w:name="c.5.2.-các-điểm-về-hình-thức-6"/>
-    <w:p>
-      <w:pPr>
-        <w:pStyle w:val="Heading4"/>
-      </w:pPr>
-      <w:r>
-        <w:t xml:space="preserve">C.5.2. Các điểm về hình thức [6]</w:t>
-      </w:r>
-    </w:p>
-    <w:p>
-      <w:pPr>
-        <w:pStyle w:val="FirstParagraph"/>
-      </w:pPr>
-      <w:r>
-        <w:t xml:space="preserve">Nêu để đầy đủ, không phải nội dung chính.</w:t>
+        <w:t xml:space="preserve">và</w:t>
+      </w:r>
+      <w:r>
+        <w:t xml:space="preserve"> </w:t>
+      </w:r>
+      <w:r>
+        <w:t xml:space="preserve">“</w:t>
+      </w:r>
+      <w:r>
+        <w:t xml:space="preserve">Lưu: VT, PKNTC.1</w:t>
+      </w:r>
+      <w:r>
+        <w:t xml:space="preserve">”</w:t>
+      </w:r>
+      <w:r>
+        <w:t xml:space="preserve">.</w:t>
       </w:r>
     </w:p>
     <w:p>
@@ -13765,7 +13921,7 @@
         <w:pStyle w:val="Compact"/>
         <w:numPr>
           <w:ilvl w:val="0"/>
-          <w:numId w:val="1012"/>
+          <w:numId w:val="1011"/>
         </w:numPr>
       </w:pPr>
       <w:r>
@@ -13773,6 +13929,20 @@
           <w:bCs/>
           <w:b/>
         </w:rPr>
+        <w:t xml:space="preserve">Trích yếu</w:t>
+      </w:r>
+      <w:r>
+        <w:rPr>
+          <w:bCs/>
+          <w:b/>
+        </w:rPr>
+        <w:t xml:space="preserve"> </w:t>
+      </w:r>
+      <w:r>
+        <w:rPr>
+          <w:bCs/>
+          <w:b/>
+        </w:rPr>
         <w:t xml:space="preserve">“</w:t>
       </w:r>
       <w:r>
@@ -13780,7 +13950,7 @@
           <w:bCs/>
           <w:b/>
         </w:rPr>
-        <w:t xml:space="preserve">Kính gửi: Công dân.</w:t>
+        <w:t xml:space="preserve">V/v trả lời đơn kiến nghị của công dân</w:t>
       </w:r>
       <w:r>
         <w:rPr>
@@ -13790,10 +13960,30 @@
         <w:t xml:space="preserve">”</w:t>
       </w:r>
       <w:r>
-        <w:t xml:space="preserve"> </w:t>
-      </w:r>
-      <w:r>
-        <w:t xml:space="preserve">Đơn 06/10/2026 ghi đầy đủ họ tên, số định danh cá nhân, địa chỉ nhận văn bản và số điện thoại ở Phần I; văn bản trả lời không ghi tên người nhận. Đây dường như là cách làm chung: Phiếu hướng dẫn số 2960/HD-TTr cũng mở đầu bằng</w:t>
+        <w:rPr>
+          <w:bCs/>
+          <w:b/>
+        </w:rPr>
+        <w:t xml:space="preserve">.</w:t>
+      </w:r>
+      <w:r>
+        <w:t xml:space="preserve"> </w:t>
+      </w:r>
+      <w:r>
+        <w:t xml:space="preserve">Như vậy Thanh tra tỉnh xác định đơn 06/10/2026 của tôi là</w:t>
+      </w:r>
+      <w:r>
+        <w:t xml:space="preserve"> </w:t>
+      </w:r>
+      <w:r>
+        <w:rPr>
+          <w:bCs/>
+          <w:b/>
+        </w:rPr>
+        <w:t xml:space="preserve">đơn kiến nghị</w:t>
+      </w:r>
+      <w:r>
+        <w:t xml:space="preserve">. Đơn 06/10/2026 không tự ghi loại đơn; đơn ghi ngày 14/9/2026 trước đó thì có tự xác định:</w:t>
       </w:r>
       <w:r>
         <w:t xml:space="preserve"> </w:t>
@@ -13810,7 +14000,7 @@
           <w:iCs/>
           <w:i/>
         </w:rPr>
-        <w:t xml:space="preserve">Kính gửi: Công dân.</w:t>
+        <w:t xml:space="preserve">Loại đơn: đơn đề nghị, thuộc loại đơn kiến nghị, phản ánh theo Thông tư số 05/2021/TT-TTCP. Không phải đơn khiếu nại và không phải đơn tố cáo.</w:t>
       </w:r>
       <w:r>
         <w:rPr>
@@ -13823,91 +14013,7 @@
         <w:t xml:space="preserve"> </w:t>
       </w:r>
       <w:r>
-        <w:t xml:space="preserve">Trong khi đó, hai văn bản Thanh tra tỉnh gửi Ủy ban nhân dân phường lại ghi đủ tên: Phiếu chuyển 2329 và Văn bản 2644 đều viết</w:t>
-      </w:r>
-      <w:r>
-        <w:t xml:space="preserve"> </w:t>
-      </w:r>
-      <w:r>
-        <w:rPr>
-          <w:iCs/>
-          <w:i/>
-        </w:rPr>
-        <w:t xml:space="preserve">“</w:t>
-      </w:r>
-      <w:r>
-        <w:rPr>
-          <w:iCs/>
-          <w:i/>
-        </w:rPr>
-        <w:t xml:space="preserve">đơn của ông Trần Duy Tuệ</w:t>
-      </w:r>
-      <w:r>
-        <w:rPr>
-          <w:iCs/>
-          <w:i/>
-        </w:rPr>
-        <w:t xml:space="preserve">”</w:t>
-      </w:r>
-      <w:r>
-        <w:t xml:space="preserve">, kèm địa chỉ và số điện thoại, và đều có</w:t>
-      </w:r>
-      <w:r>
-        <w:t xml:space="preserve"> </w:t>
-      </w:r>
-      <w:r>
-        <w:rPr>
-          <w:iCs/>
-          <w:i/>
-        </w:rPr>
-        <w:t xml:space="preserve">“</w:t>
-      </w:r>
-      <w:r>
-        <w:rPr>
-          <w:iCs/>
-          <w:i/>
-        </w:rPr>
-        <w:t xml:space="preserve">Ông Trần Duy Tuệ</w:t>
-      </w:r>
-      <w:r>
-        <w:rPr>
-          <w:iCs/>
-          <w:i/>
-        </w:rPr>
-        <w:t xml:space="preserve">”</w:t>
-      </w:r>
-      <w:r>
-        <w:t xml:space="preserve"> </w:t>
-      </w:r>
-      <w:r>
-        <w:t xml:space="preserve">ở mục Nơi nhận. Công văn 6689 của Ủy ban nhân dân phường trả lời tôi cũng ghi</w:t>
-      </w:r>
-      <w:r>
-        <w:t xml:space="preserve"> </w:t>
-      </w:r>
-      <w:r>
-        <w:rPr>
-          <w:iCs/>
-          <w:i/>
-        </w:rPr>
-        <w:t xml:space="preserve">“</w:t>
-      </w:r>
-      <w:r>
-        <w:rPr>
-          <w:iCs/>
-          <w:i/>
-        </w:rPr>
-        <w:t xml:space="preserve">Kính gửi: Ông Trần Duy Tuệ</w:t>
-      </w:r>
-      <w:r>
-        <w:rPr>
-          <w:iCs/>
-          <w:i/>
-        </w:rPr>
-        <w:t xml:space="preserve">”</w:t>
-      </w:r>
-      <w:r>
-        <w:t xml:space="preserve">. Nghĩa là trong cùng một hồ sơ, văn bản gửi cơ quan thì nêu tên công dân, văn bản Thanh tra tỉnh gửi chính công dân ấy thì không.</w:t>
+        <w:t xml:space="preserve">(17.05, Mục I). Hai bên thống nhất ở điểm này — xem C.2 về hệ quả.</w:t>
       </w:r>
     </w:p>
     <w:p>
@@ -13915,180 +14021,7 @@
         <w:pStyle w:val="Compact"/>
         <w:numPr>
           <w:ilvl w:val="0"/>
-          <w:numId w:val="1012"/>
-        </w:numPr>
-      </w:pPr>
-      <w:r>
-        <w:rPr>
-          <w:bCs/>
-          <w:b/>
-        </w:rPr>
-        <w:t xml:space="preserve">Không có tài liệu kèm theo.</w:t>
-      </w:r>
-      <w:r>
-        <w:t xml:space="preserve"> </w:t>
-      </w:r>
-      <w:r>
-        <w:t xml:space="preserve">Đơn đề nghị cấp bản sao Công văn 1436. Mục</w:t>
-      </w:r>
-      <w:r>
-        <w:t xml:space="preserve"> </w:t>
-      </w:r>
-      <w:r>
-        <w:t xml:space="preserve">“</w:t>
-      </w:r>
-      <w:r>
-        <w:t xml:space="preserve">Nơi nhận</w:t>
-      </w:r>
-      <w:r>
-        <w:t xml:space="preserve">”</w:t>
-      </w:r>
-      <w:r>
-        <w:t xml:space="preserve"> </w:t>
-      </w:r>
-      <w:r>
-        <w:t xml:space="preserve">của Công văn 3292 chỉ có</w:t>
-      </w:r>
-      <w:r>
-        <w:t xml:space="preserve"> </w:t>
-      </w:r>
-      <w:r>
-        <w:t xml:space="preserve">“</w:t>
-      </w:r>
-      <w:r>
-        <w:t xml:space="preserve">Như trên</w:t>
-      </w:r>
-      <w:r>
-        <w:t xml:space="preserve">”</w:t>
-      </w:r>
-      <w:r>
-        <w:t xml:space="preserve"> </w:t>
-      </w:r>
-      <w:r>
-        <w:t xml:space="preserve">và</w:t>
-      </w:r>
-      <w:r>
-        <w:t xml:space="preserve"> </w:t>
-      </w:r>
-      <w:r>
-        <w:t xml:space="preserve">“</w:t>
-      </w:r>
-      <w:r>
-        <w:t xml:space="preserve">Lưu: VT, PKNTC.1</w:t>
-      </w:r>
-      <w:r>
-        <w:t xml:space="preserve">”</w:t>
-      </w:r>
-      <w:r>
-        <w:t xml:space="preserve">.</w:t>
-      </w:r>
-    </w:p>
-    <w:p>
-      <w:pPr>
-        <w:pStyle w:val="Compact"/>
-        <w:numPr>
-          <w:ilvl w:val="0"/>
-          <w:numId w:val="1012"/>
-        </w:numPr>
-      </w:pPr>
-      <w:r>
-        <w:rPr>
-          <w:bCs/>
-          <w:b/>
-        </w:rPr>
-        <w:t xml:space="preserve">Trích yếu</w:t>
-      </w:r>
-      <w:r>
-        <w:rPr>
-          <w:bCs/>
-          <w:b/>
-        </w:rPr>
-        <w:t xml:space="preserve"> </w:t>
-      </w:r>
-      <w:r>
-        <w:rPr>
-          <w:bCs/>
-          <w:b/>
-        </w:rPr>
-        <w:t xml:space="preserve">“</w:t>
-      </w:r>
-      <w:r>
-        <w:rPr>
-          <w:bCs/>
-          <w:b/>
-        </w:rPr>
-        <w:t xml:space="preserve">V/v trả lời đơn kiến nghị của công dân</w:t>
-      </w:r>
-      <w:r>
-        <w:rPr>
-          <w:bCs/>
-          <w:b/>
-        </w:rPr>
-        <w:t xml:space="preserve">”</w:t>
-      </w:r>
-      <w:r>
-        <w:rPr>
-          <w:bCs/>
-          <w:b/>
-        </w:rPr>
-        <w:t xml:space="preserve">.</w:t>
-      </w:r>
-      <w:r>
-        <w:t xml:space="preserve"> </w:t>
-      </w:r>
-      <w:r>
-        <w:t xml:space="preserve">Như vậy Thanh tra tỉnh xác định đơn 06/10/2026 của tôi là</w:t>
-      </w:r>
-      <w:r>
-        <w:t xml:space="preserve"> </w:t>
-      </w:r>
-      <w:r>
-        <w:rPr>
-          <w:bCs/>
-          <w:b/>
-        </w:rPr>
-        <w:t xml:space="preserve">đơn kiến nghị</w:t>
-      </w:r>
-      <w:r>
-        <w:t xml:space="preserve">. Đơn 06/10/2026 không tự ghi loại đơn; đơn ghi ngày 14/9/2026 trước đó thì có tự xác định:</w:t>
-      </w:r>
-      <w:r>
-        <w:t xml:space="preserve"> </w:t>
-      </w:r>
-      <w:r>
-        <w:rPr>
-          <w:iCs/>
-          <w:i/>
-        </w:rPr>
-        <w:t xml:space="preserve">“</w:t>
-      </w:r>
-      <w:r>
-        <w:rPr>
-          <w:iCs/>
-          <w:i/>
-        </w:rPr>
-        <w:t xml:space="preserve">Loại đơn: đơn đề nghị, thuộc loại đơn kiến nghị, phản ánh theo Thông tư số 05/2021/TT-TTCP. Không phải đơn khiếu nại và không phải đơn tố cáo.</w:t>
-      </w:r>
-      <w:r>
-        <w:rPr>
-          <w:iCs/>
-          <w:i/>
-        </w:rPr>
-        <w:t xml:space="preserve">”</w:t>
-      </w:r>
-      <w:r>
-        <w:t xml:space="preserve"> </w:t>
-      </w:r>
-      <w:r>
-        <w:t xml:space="preserve">(17.05, Mục I). Hai bên thống nhất ở điểm này — xem C.2 về hệ quả.</w:t>
-      </w:r>
-    </w:p>
-    <w:p>
-      <w:pPr>
-        <w:pStyle w:val="Compact"/>
-        <w:numPr>
-          <w:ilvl w:val="0"/>
-          <w:numId w:val="1012"/>
+          <w:numId w:val="1011"/>
         </w:numPr>
       </w:pPr>
       <w:r>
@@ -14774,7 +14707,7 @@
         <w:pStyle w:val="Compact"/>
         <w:numPr>
           <w:ilvl w:val="0"/>
-          <w:numId w:val="1013"/>
+          <w:numId w:val="1012"/>
         </w:numPr>
       </w:pPr>
       <w:r>
@@ -14815,7 +14748,7 @@
         <w:pStyle w:val="Compact"/>
         <w:numPr>
           <w:ilvl w:val="0"/>
-          <w:numId w:val="1013"/>
+          <w:numId w:val="1012"/>
         </w:numPr>
       </w:pPr>
       <w:r>
@@ -15123,7 +15056,7 @@
         <w:t xml:space="preserve">”</w:t>
       </w:r>
       <w:r>
-        <w:t xml:space="preserve">. Không tài liệu nào trong ba lần trên được nêu tên. Nghĩa là điều kiện mà chính Thông báo 5553 chép ra để làm căn cứ lại được xét bằng tài liệu của bên bị tố cáo, không bằng tài liệu của người tố cáo mà điều luật nhắc tới.</w:t>
+        <w:t xml:space="preserve">. Không tài liệu nào trong ba lần trên được nêu tên. Nghĩa là Thông báo chưa thể hiện những thông tin, tài liệu, chứng cứ do tôi cung cấp đã được đối chiếu như thế nào khi đánh giá điều kiện thụ lý theo chính điều luật được viện dẫn.</w:t>
       </w:r>
     </w:p>
     <w:p>
@@ -18748,7 +18681,7 @@
         <w:pStyle w:val="Compact"/>
         <w:numPr>
           <w:ilvl w:val="0"/>
-          <w:numId w:val="1014"/>
+          <w:numId w:val="1013"/>
         </w:numPr>
       </w:pPr>
       <w:r>
@@ -18767,7 +18700,7 @@
         <w:pStyle w:val="Compact"/>
         <w:numPr>
           <w:ilvl w:val="0"/>
-          <w:numId w:val="1014"/>
+          <w:numId w:val="1013"/>
         </w:numPr>
       </w:pPr>
       <w:r>
@@ -18786,7 +18719,7 @@
         <w:pStyle w:val="Compact"/>
         <w:numPr>
           <w:ilvl w:val="0"/>
-          <w:numId w:val="1014"/>
+          <w:numId w:val="1013"/>
         </w:numPr>
       </w:pPr>
       <w:r>
@@ -18805,7 +18738,7 @@
         <w:pStyle w:val="Compact"/>
         <w:numPr>
           <w:ilvl w:val="0"/>
-          <w:numId w:val="1014"/>
+          <w:numId w:val="1013"/>
         </w:numPr>
       </w:pPr>
       <w:r>
@@ -25796,7 +25729,7 @@
         <w:pStyle w:val="Compact"/>
         <w:numPr>
           <w:ilvl w:val="0"/>
-          <w:numId w:val="1015"/>
+          <w:numId w:val="1014"/>
         </w:numPr>
       </w:pPr>
       <w:r>
@@ -25831,6 +25764,145 @@
       </w:r>
       <w:r>
         <w:t xml:space="preserve">do Công văn 1436 chuyển; ba trang không có Hồ sơ tố cáo nhận ngày 09/7/2026, không có tài liệu bổ sung nhận ngày 19/7/2026, không có Phiếu chuyển 2329 hay Văn bản 2644 (Phụ lục I, mục A.7.2).</w:t>
+      </w:r>
+    </w:p>
+    <w:p>
+      <w:pPr>
+        <w:pStyle w:val="Compact"/>
+        <w:numPr>
+          <w:ilvl w:val="0"/>
+          <w:numId w:val="1014"/>
+        </w:numPr>
+      </w:pPr>
+      <w:r>
+        <w:t xml:space="preserve">Công văn 6689 tự giới hạn ở đơn do Sở Giáo dục và Đào tạo chuyển bằng Phiếu chuyển 2707</w:t>
+      </w:r>
+      <w:r>
+        <w:t xml:space="preserve"> </w:t>
+      </w:r>
+      <w:r>
+        <w:rPr>
+          <w:iCs/>
+          <w:i/>
+        </w:rPr>
+        <w:t xml:space="preserve">“</w:t>
+      </w:r>
+      <w:r>
+        <w:rPr>
+          <w:iCs/>
+          <w:i/>
+        </w:rPr>
+        <w:t xml:space="preserve">để xem xét, xử lý theo thẩm quyền đối với các nội dung phản ánh, kiến nghị liên quan đến hoạt động chuyên môn giảng dạy tiết thao giảng môn Toán lớp 8.1 ngày 14/11/2025</w:t>
+      </w:r>
+      <w:r>
+        <w:rPr>
+          <w:iCs/>
+          <w:i/>
+        </w:rPr>
+        <w:t xml:space="preserve">”</w:t>
+      </w:r>
+      <w:r>
+        <w:t xml:space="preserve">, với trích yếu</w:t>
+      </w:r>
+      <w:r>
+        <w:t xml:space="preserve"> </w:t>
+      </w:r>
+      <w:r>
+        <w:rPr>
+          <w:iCs/>
+          <w:i/>
+        </w:rPr>
+        <w:t xml:space="preserve">“</w:t>
+      </w:r>
+      <w:r>
+        <w:rPr>
+          <w:iCs/>
+          <w:i/>
+        </w:rPr>
+        <w:t xml:space="preserve">V/v trả lời nội dung phản ánh, kiến nghị liên quan nội dung chuyên môn giảng dạy</w:t>
+      </w:r>
+      <w:r>
+        <w:rPr>
+          <w:iCs/>
+          <w:i/>
+        </w:rPr>
+        <w:t xml:space="preserve">”</w:t>
+      </w:r>
+      <w:r>
+        <w:t xml:space="preserve"> </w:t>
+      </w:r>
+      <w:r>
+        <w:t xml:space="preserve">(09.1).</w:t>
+      </w:r>
+    </w:p>
+    <w:p>
+      <w:pPr>
+        <w:pStyle w:val="Compact"/>
+        <w:numPr>
+          <w:ilvl w:val="0"/>
+          <w:numId w:val="1014"/>
+        </w:numPr>
+      </w:pPr>
+      <w:r>
+        <w:t xml:space="preserve">Lý do</w:t>
+      </w:r>
+      <w:r>
+        <w:t xml:space="preserve"> </w:t>
+      </w:r>
+      <w:r>
+        <w:t xml:space="preserve">“</w:t>
+      </w:r>
+      <w:r>
+        <w:t xml:space="preserve">trùng nội dung</w:t>
+      </w:r>
+      <w:r>
+        <w:t xml:space="preserve">”</w:t>
+      </w:r>
+      <w:r>
+        <w:t xml:space="preserve"> </w:t>
+      </w:r>
+      <w:r>
+        <w:t xml:space="preserve">chỉ được nói bằng lời ngày 04/9/2026; không có trong văn bản nào, và không có trong khoản 1 Điều 29 Luật Tố cáo (mục C.4.3, C.4.4).</w:t>
+      </w:r>
+    </w:p>
+    <w:p>
+      <w:pPr>
+        <w:pStyle w:val="FirstParagraph"/>
+      </w:pPr>
+      <w:r>
+        <w:t xml:space="preserve">Một văn bản không thể vừa xử lý một hồ sơ vừa không gọi tên hồ sơ ấy. Vì vậy cả Thông báo 5553 lẫn Công văn 6689 đều không thể được coi là văn bản xử lý ban đầu Hồ sơ tố cáo nhận ngày 09/7/2026, và nghĩa vụ theo khoản 1 Điều 24 Luật Tố cáo đối với hồ sơ ấy vẫn còn nguyên: thụ lý nếu đủ điều kiện, hoặc thông báo cho tôi lý do không thụ lý. Hạn của nghĩa vụ ấy là 20/7/2026, kéo dài tối đa 23/7/2026; đến ngày 28/10/2026 là</w:t>
+      </w:r>
+      <w:r>
+        <w:t xml:space="preserve"> </w:t>
+      </w:r>
+      <w:r>
+        <w:rPr>
+          <w:bCs/>
+          <w:b/>
+        </w:rPr>
+        <w:t xml:space="preserve">111 ngày</w:t>
+      </w:r>
+      <w:r>
+        <w:t xml:space="preserve"> </w:t>
+      </w:r>
+      <w:r>
+        <w:t xml:space="preserve">kể từ ngày phường nhận.</w:t>
+      </w:r>
+    </w:p>
+    <w:p>
+      <w:pPr>
+        <w:pStyle w:val="BodyText"/>
+      </w:pPr>
+      <w:r>
+        <w:t xml:space="preserve">Đó cũng là lý do Công văn 3292 không đáp ứng nội dung đề nghị thứ hai của đơn 06/10/2026: điều đơn hỏi là trạng thái của chính hồ sơ ấy và kết quả của chính yêu cầu báo cáo về hồ sơ ấy.</w:t>
+      </w:r>
+    </w:p>
+    <w:p>
+      <w:pPr>
+        <w:pStyle w:val="BodyText"/>
+      </w:pPr>
+      <w:r>
+        <w:t xml:space="preserve">Kính đề nghị Thanh tra tỉnh trả lời rõ một trong hai hướng:</w:t>
       </w:r>
     </w:p>
     <w:p>
@@ -25842,64 +25914,17 @@
         </w:numPr>
       </w:pPr>
       <w:r>
-        <w:t xml:space="preserve">Công văn 6689 tự giới hạn ở đơn do Sở Giáo dục và Đào tạo chuyển bằng Phiếu chuyển 2707</w:t>
-      </w:r>
-      <w:r>
-        <w:t xml:space="preserve"> </w:t>
-      </w:r>
-      <w:r>
-        <w:rPr>
-          <w:iCs/>
-          <w:i/>
-        </w:rPr>
-        <w:t xml:space="preserve">“</w:t>
-      </w:r>
-      <w:r>
-        <w:rPr>
-          <w:iCs/>
-          <w:i/>
-        </w:rPr>
-        <w:t xml:space="preserve">để xem xét, xử lý theo thẩm quyền đối với các nội dung phản ánh, kiến nghị liên quan đến hoạt động chuyên môn giảng dạy tiết thao giảng môn Toán lớp 8.1 ngày 14/11/2025</w:t>
-      </w:r>
-      <w:r>
-        <w:rPr>
-          <w:iCs/>
-          <w:i/>
-        </w:rPr>
-        <w:t xml:space="preserve">”</w:t>
-      </w:r>
-      <w:r>
-        <w:t xml:space="preserve">, với trích yếu</w:t>
-      </w:r>
-      <w:r>
-        <w:t xml:space="preserve"> </w:t>
-      </w:r>
-      <w:r>
-        <w:rPr>
-          <w:iCs/>
-          <w:i/>
-        </w:rPr>
-        <w:t xml:space="preserve">“</w:t>
-      </w:r>
-      <w:r>
-        <w:rPr>
-          <w:iCs/>
-          <w:i/>
-        </w:rPr>
-        <w:t xml:space="preserve">V/v trả lời nội dung phản ánh, kiến nghị liên quan nội dung chuyên môn giảng dạy</w:t>
-      </w:r>
-      <w:r>
-        <w:rPr>
-          <w:iCs/>
-          <w:i/>
-        </w:rPr>
-        <w:t xml:space="preserve">”</w:t>
-      </w:r>
-      <w:r>
-        <w:t xml:space="preserve"> </w:t>
-      </w:r>
-      <w:r>
-        <w:t xml:space="preserve">(09.1).</w:t>
+        <w:rPr>
+          <w:bCs/>
+          <w:b/>
+        </w:rPr>
+        <w:t xml:space="preserve">Hoặc</w:t>
+      </w:r>
+      <w:r>
+        <w:t xml:space="preserve"> </w:t>
+      </w:r>
+      <w:r>
+        <w:t xml:space="preserve">Thanh tra tỉnh tiếp nhận Thông báo 5553 như văn bản báo cáo kết quả thực hiện Phiếu chuyển 2329 và Văn bản 2644 — khi ấy xin cho biết mục nào của Thông báo 5553 xác định, đối chiếu và xử lý Hồ sơ tố cáo nhận ngày 09/7/2026; căn cứ nào cho phép dùng văn bản ban hành cho đơn do Công văn 1436 chuyển làm kết quả xử lý một hồ sơ nhận riêng ngày 09/7/2026; và tài liệu bổ sung nhận ngày 19/7/2026 đã được xét ở đâu.</w:t>
       </w:r>
     </w:p>
     <w:p>
@@ -25908,98 +25933,6 @@
         <w:numPr>
           <w:ilvl w:val="0"/>
           <w:numId w:val="1015"/>
-        </w:numPr>
-      </w:pPr>
-      <w:r>
-        <w:t xml:space="preserve">Lý do</w:t>
-      </w:r>
-      <w:r>
-        <w:t xml:space="preserve"> </w:t>
-      </w:r>
-      <w:r>
-        <w:t xml:space="preserve">“</w:t>
-      </w:r>
-      <w:r>
-        <w:t xml:space="preserve">trùng nội dung</w:t>
-      </w:r>
-      <w:r>
-        <w:t xml:space="preserve">”</w:t>
-      </w:r>
-      <w:r>
-        <w:t xml:space="preserve"> </w:t>
-      </w:r>
-      <w:r>
-        <w:t xml:space="preserve">chỉ được nói bằng lời ngày 04/9/2026; không có trong văn bản nào, và không có trong khoản 1 Điều 29 Luật Tố cáo (mục C.4.3, C.4.4).</w:t>
-      </w:r>
-    </w:p>
-    <w:p>
-      <w:pPr>
-        <w:pStyle w:val="FirstParagraph"/>
-      </w:pPr>
-      <w:r>
-        <w:t xml:space="preserve">Một văn bản không thể vừa xử lý một hồ sơ vừa không gọi tên hồ sơ ấy. Vì vậy cả Thông báo 5553 lẫn Công văn 6689 đều không thể được coi là văn bản xử lý ban đầu Hồ sơ tố cáo nhận ngày 09/7/2026, và nghĩa vụ theo khoản 1 Điều 24 Luật Tố cáo đối với hồ sơ ấy vẫn còn nguyên: thụ lý nếu đủ điều kiện, hoặc thông báo cho tôi lý do không thụ lý. Hạn của nghĩa vụ ấy là 20/7/2026, kéo dài tối đa 23/7/2026; đến ngày 28/10/2026 là</w:t>
-      </w:r>
-      <w:r>
-        <w:t xml:space="preserve"> </w:t>
-      </w:r>
-      <w:r>
-        <w:rPr>
-          <w:bCs/>
-          <w:b/>
-        </w:rPr>
-        <w:t xml:space="preserve">111 ngày</w:t>
-      </w:r>
-      <w:r>
-        <w:t xml:space="preserve"> </w:t>
-      </w:r>
-      <w:r>
-        <w:t xml:space="preserve">kể từ ngày phường nhận.</w:t>
-      </w:r>
-    </w:p>
-    <w:p>
-      <w:pPr>
-        <w:pStyle w:val="BodyText"/>
-      </w:pPr>
-      <w:r>
-        <w:t xml:space="preserve">Đó cũng là lý do Công văn 3292 không đáp ứng nội dung đề nghị thứ hai của đơn 06/10/2026: điều đơn hỏi là trạng thái của chính hồ sơ ấy và kết quả của chính yêu cầu báo cáo về hồ sơ ấy.</w:t>
-      </w:r>
-    </w:p>
-    <w:p>
-      <w:pPr>
-        <w:pStyle w:val="BodyText"/>
-      </w:pPr>
-      <w:r>
-        <w:t xml:space="preserve">Kính đề nghị Thanh tra tỉnh trả lời rõ một trong hai hướng:</w:t>
-      </w:r>
-    </w:p>
-    <w:p>
-      <w:pPr>
-        <w:pStyle w:val="Compact"/>
-        <w:numPr>
-          <w:ilvl w:val="0"/>
-          <w:numId w:val="1016"/>
-        </w:numPr>
-      </w:pPr>
-      <w:r>
-        <w:rPr>
-          <w:bCs/>
-          <w:b/>
-        </w:rPr>
-        <w:t xml:space="preserve">Hoặc</w:t>
-      </w:r>
-      <w:r>
-        <w:t xml:space="preserve"> </w:t>
-      </w:r>
-      <w:r>
-        <w:t xml:space="preserve">Thanh tra tỉnh tiếp nhận Thông báo 5553 như văn bản báo cáo kết quả thực hiện Phiếu chuyển 2329 và Văn bản 2644 — khi ấy xin cho biết mục nào của Thông báo 5553 xác định, đối chiếu và xử lý Hồ sơ tố cáo nhận ngày 09/7/2026; căn cứ nào cho phép dùng văn bản ban hành cho đơn do Công văn 1436 chuyển làm kết quả xử lý một hồ sơ nhận riêng ngày 09/7/2026; và tài liệu bổ sung nhận ngày 19/7/2026 đã được xét ở đâu.</w:t>
-      </w:r>
-    </w:p>
-    <w:p>
-      <w:pPr>
-        <w:pStyle w:val="Compact"/>
-        <w:numPr>
-          <w:ilvl w:val="0"/>
-          <w:numId w:val="1016"/>
         </w:numPr>
       </w:pPr>
       <w:r>
@@ -29631,7 +29564,7 @@
         <w:pStyle w:val="Compact"/>
         <w:numPr>
           <w:ilvl w:val="0"/>
-          <w:numId w:val="1017"/>
+          <w:numId w:val="1016"/>
         </w:numPr>
       </w:pPr>
       <w:r>
@@ -29745,6 +29678,241 @@
       </w:r>
       <w:r>
         <w:t xml:space="preserve">. Cùng nội dung, cho biết Công văn 1436 chuyển kèm những tài liệu nào, và trong khoảng từ ngày 14/5/2026 đến ngày 22/5/2026 Thanh tra tỉnh có nhận được văn bản chuyển đơn nào của Sở Giáo dục và Đào tạo hay không (C.10.1 – C.10.5).</w:t>
+      </w:r>
+    </w:p>
+    <w:p>
+      <w:pPr>
+        <w:pStyle w:val="Compact"/>
+        <w:numPr>
+          <w:ilvl w:val="0"/>
+          <w:numId w:val="1016"/>
+        </w:numPr>
+      </w:pPr>
+      <w:r>
+        <w:rPr>
+          <w:bCs/>
+          <w:b/>
+        </w:rPr>
+        <w:t xml:space="preserve">A.2.</w:t>
+      </w:r>
+      <w:r>
+        <w:t xml:space="preserve"> </w:t>
+      </w:r>
+      <w:r>
+        <w:t xml:space="preserve">Trả lời rõ</w:t>
+      </w:r>
+      <w:r>
+        <w:t xml:space="preserve"> </w:t>
+      </w:r>
+      <w:r>
+        <w:rPr>
+          <w:bCs/>
+          <w:b/>
+        </w:rPr>
+        <w:t xml:space="preserve">có hoặc không</w:t>
+      </w:r>
+      <w:r>
+        <w:t xml:space="preserve">: trong hồ sơ của Thanh tra tỉnh có văn bản nào của tôi</w:t>
+      </w:r>
+      <w:r>
+        <w:t xml:space="preserve"> </w:t>
+      </w:r>
+      <w:r>
+        <w:rPr>
+          <w:bCs/>
+          <w:b/>
+        </w:rPr>
+        <w:t xml:space="preserve">đề ngày 18/5/2026</w:t>
+      </w:r>
+      <w:r>
+        <w:t xml:space="preserve"> </w:t>
+      </w:r>
+      <w:r>
+        <w:t xml:space="preserve">hay không (C.6).</w:t>
+      </w:r>
+    </w:p>
+    <w:p>
+      <w:pPr>
+        <w:pStyle w:val="Compact"/>
+        <w:numPr>
+          <w:ilvl w:val="0"/>
+          <w:numId w:val="1016"/>
+        </w:numPr>
+      </w:pPr>
+      <w:r>
+        <w:rPr>
+          <w:bCs/>
+          <w:b/>
+        </w:rPr>
+        <w:t xml:space="preserve">A.3.</w:t>
+      </w:r>
+      <w:r>
+        <w:t xml:space="preserve"> </w:t>
+      </w:r>
+      <w:r>
+        <w:t xml:space="preserve">Nêu</w:t>
+      </w:r>
+      <w:r>
+        <w:t xml:space="preserve"> </w:t>
+      </w:r>
+      <w:r>
+        <w:rPr>
+          <w:bCs/>
+          <w:b/>
+        </w:rPr>
+        <w:t xml:space="preserve">căn cứ phân loại</w:t>
+      </w:r>
+      <w:r>
+        <w:t xml:space="preserve">: những nội dung nào của đơn ấy được xác định là tố cáo; các nội dung kiến nghị còn lại — trong đó có các đề nghị tại Mục V</w:t>
+      </w:r>
+      <w:r>
+        <w:t xml:space="preserve"> </w:t>
+      </w:r>
+      <w:r>
+        <w:t xml:space="preserve">“</w:t>
+      </w:r>
+      <w:r>
+        <w:t xml:space="preserve">Kiến nghị thanh tra</w:t>
+      </w:r>
+      <w:r>
+        <w:t xml:space="preserve">”</w:t>
+      </w:r>
+      <w:r>
+        <w:t xml:space="preserve"> </w:t>
+      </w:r>
+      <w:r>
+        <w:t xml:space="preserve">— được xử lý thế nào (C.3.1, C.3.2). Cùng nội dung, cho biết vì sao đơn không được xử lý theo Điều 21 Thông tư số 05/2021/TT-TTCP hoặc tách phần thuộc thẩm quyền thanh tra của Thanh tra tỉnh, và sáu đề nghị thanh tra ấy đã được xử lý bằng văn bản nào (N.1).</w:t>
+      </w:r>
+    </w:p>
+    <w:p>
+      <w:pPr>
+        <w:pStyle w:val="Compact"/>
+        <w:numPr>
+          <w:ilvl w:val="0"/>
+          <w:numId w:val="1016"/>
+        </w:numPr>
+      </w:pPr>
+      <w:r>
+        <w:rPr>
+          <w:bCs/>
+          <w:b/>
+        </w:rPr>
+        <w:t xml:space="preserve">A.4.</w:t>
+      </w:r>
+      <w:r>
+        <w:t xml:space="preserve"> </w:t>
+      </w:r>
+      <w:r>
+        <w:t xml:space="preserve">Cho biết khi phân loại,</w:t>
+      </w:r>
+      <w:r>
+        <w:t xml:space="preserve"> </w:t>
+      </w:r>
+      <w:r>
+        <w:rPr>
+          <w:bCs/>
+          <w:b/>
+        </w:rPr>
+        <w:t xml:space="preserve">Điều 17 Thông tư số 05/2021/TT-TTCP và đoạn cuối khoản 1 Điều 29 Luật Tố cáo</w:t>
+      </w:r>
+      <w:r>
+        <w:t xml:space="preserve"> </w:t>
+      </w:r>
+      <w:r>
+        <w:t xml:space="preserve">có được đối chiếu hay không; những nội dung nào được xét theo khoản 2 Điều 17; và việc</w:t>
+      </w:r>
+      <w:r>
+        <w:t xml:space="preserve"> </w:t>
+      </w:r>
+      <w:r>
+        <w:rPr>
+          <w:iCs/>
+          <w:i/>
+        </w:rPr>
+        <w:t xml:space="preserve">“</w:t>
+      </w:r>
+      <w:r>
+        <w:rPr>
+          <w:iCs/>
+          <w:i/>
+        </w:rPr>
+        <w:t xml:space="preserve">người tố cáo cung cấp được thông tin, tài liệu, chứng cứ</w:t>
+      </w:r>
+      <w:r>
+        <w:rPr>
+          <w:iCs/>
+          <w:i/>
+        </w:rPr>
+        <w:t xml:space="preserve">”</w:t>
+      </w:r>
+      <w:r>
+        <w:t xml:space="preserve"> </w:t>
+      </w:r>
+      <w:r>
+        <w:t xml:space="preserve">đã được xét trên những tài liệu nào (C.8.1).</w:t>
+      </w:r>
+    </w:p>
+    <w:p>
+      <w:pPr>
+        <w:pStyle w:val="Compact"/>
+        <w:numPr>
+          <w:ilvl w:val="0"/>
+          <w:numId w:val="1016"/>
+        </w:numPr>
+      </w:pPr>
+      <w:r>
+        <w:rPr>
+          <w:bCs/>
+          <w:b/>
+        </w:rPr>
+        <w:t xml:space="preserve">A.5.</w:t>
+      </w:r>
+      <w:r>
+        <w:t xml:space="preserve"> </w:t>
+      </w:r>
+      <w:r>
+        <w:t xml:space="preserve">Cho biết việc chuyển đơn theo Công văn 1436</w:t>
+      </w:r>
+      <w:r>
+        <w:t xml:space="preserve"> </w:t>
+      </w:r>
+      <w:r>
+        <w:rPr>
+          <w:bCs/>
+          <w:b/>
+        </w:rPr>
+        <w:t xml:space="preserve">đã được thông báo cho tôi bằng văn bản nào</w:t>
+      </w:r>
+      <w:r>
+        <w:t xml:space="preserve">; nếu chưa, đề nghị ban hành văn bản thông báo theo quy định và</w:t>
+      </w:r>
+      <w:r>
+        <w:t xml:space="preserve"> </w:t>
+      </w:r>
+      <w:r>
+        <w:rPr>
+          <w:bCs/>
+          <w:b/>
+        </w:rPr>
+        <w:t xml:space="preserve">cấp cho tôi bản sao Công văn 1436</w:t>
+      </w:r>
+      <w:r>
+        <w:t xml:space="preserve"> </w:t>
+      </w:r>
+      <w:r>
+        <w:t xml:space="preserve">(C.7).</w:t>
+      </w:r>
+    </w:p>
+    <w:p>
+      <w:pPr>
+        <w:pStyle w:val="FirstParagraph"/>
+      </w:pPr>
+      <w:r>
+        <w:rPr>
+          <w:bCs/>
+          <w:b/>
+        </w:rPr>
+        <w:t xml:space="preserve">B. Nội dung đề nghị thứ hai — xin được trả lời đúng câu hỏi</w:t>
       </w:r>
     </w:p>
     <w:p>
@@ -29760,42 +29928,56 @@
           <w:bCs/>
           <w:b/>
         </w:rPr>
-        <w:t xml:space="preserve">A.2.</w:t>
-      </w:r>
-      <w:r>
-        <w:t xml:space="preserve"> </w:t>
-      </w:r>
-      <w:r>
-        <w:t xml:space="preserve">Trả lời rõ</w:t>
-      </w:r>
-      <w:r>
-        <w:t xml:space="preserve"> </w:t>
-      </w:r>
-      <w:r>
-        <w:rPr>
-          <w:bCs/>
-          <w:b/>
-        </w:rPr>
-        <w:t xml:space="preserve">có hoặc không</w:t>
-      </w:r>
-      <w:r>
-        <w:t xml:space="preserve">: trong hồ sơ của Thanh tra tỉnh có văn bản nào của tôi</w:t>
-      </w:r>
-      <w:r>
-        <w:t xml:space="preserve"> </w:t>
-      </w:r>
-      <w:r>
-        <w:rPr>
-          <w:bCs/>
-          <w:b/>
-        </w:rPr>
-        <w:t xml:space="preserve">đề ngày 18/5/2026</w:t>
-      </w:r>
-      <w:r>
-        <w:t xml:space="preserve"> </w:t>
-      </w:r>
-      <w:r>
-        <w:t xml:space="preserve">hay không (C.6).</w:t>
+        <w:t xml:space="preserve">B.1.</w:t>
+      </w:r>
+      <w:r>
+        <w:t xml:space="preserve"> </w:t>
+      </w:r>
+      <w:r>
+        <w:t xml:space="preserve">Cho biết yêu cầu</w:t>
+      </w:r>
+      <w:r>
+        <w:t xml:space="preserve"> </w:t>
+      </w:r>
+      <w:r>
+        <w:rPr>
+          <w:iCs/>
+          <w:i/>
+        </w:rPr>
+        <w:t xml:space="preserve">“</w:t>
+      </w:r>
+      <w:r>
+        <w:rPr>
+          <w:iCs/>
+          <w:i/>
+        </w:rPr>
+        <w:t xml:space="preserve">thông báo kết quả đến Thanh tra tỉnh</w:t>
+      </w:r>
+      <w:r>
+        <w:rPr>
+          <w:iCs/>
+          <w:i/>
+        </w:rPr>
+        <w:t xml:space="preserve">”</w:t>
+      </w:r>
+      <w:r>
+        <w:t xml:space="preserve"> </w:t>
+      </w:r>
+      <w:r>
+        <w:t xml:space="preserve">tại Phiếu chuyển 2329 và Văn bản 2644 — cụm không có trong bản thuật lại tại Công văn 3292 —</w:t>
+      </w:r>
+      <w:r>
+        <w:t xml:space="preserve"> </w:t>
+      </w:r>
+      <w:r>
+        <w:rPr>
+          <w:bCs/>
+          <w:b/>
+        </w:rPr>
+        <w:t xml:space="preserve">đã được Ủy ban nhân dân phường thực hiện hay chưa</w:t>
+      </w:r>
+      <w:r>
+        <w:t xml:space="preserve">, bằng văn bản nào, ngày nào (C.4.1).</w:t>
       </w:r>
     </w:p>
     <w:p>
@@ -29811,44 +29993,29 @@
           <w:bCs/>
           <w:b/>
         </w:rPr>
-        <w:t xml:space="preserve">A.3.</w:t>
-      </w:r>
-      <w:r>
-        <w:t xml:space="preserve"> </w:t>
-      </w:r>
-      <w:r>
-        <w:t xml:space="preserve">Nêu</w:t>
-      </w:r>
-      <w:r>
-        <w:t xml:space="preserve"> </w:t>
-      </w:r>
-      <w:r>
-        <w:rPr>
-          <w:bCs/>
-          <w:b/>
-        </w:rPr>
-        <w:t xml:space="preserve">căn cứ phân loại</w:t>
-      </w:r>
-      <w:r>
-        <w:t xml:space="preserve">: những nội dung nào của đơn ấy được xác định là tố cáo; các nội dung kiến nghị còn lại — trong đó có các đề nghị tại Mục V</w:t>
-      </w:r>
-      <w:r>
-        <w:t xml:space="preserve"> </w:t>
-      </w:r>
-      <w:r>
-        <w:t xml:space="preserve">“</w:t>
-      </w:r>
-      <w:r>
-        <w:t xml:space="preserve">Kiến nghị thanh tra</w:t>
-      </w:r>
-      <w:r>
-        <w:t xml:space="preserve">”</w:t>
-      </w:r>
-      <w:r>
-        <w:t xml:space="preserve"> </w:t>
-      </w:r>
-      <w:r>
-        <w:t xml:space="preserve">— được xử lý thế nào (C.3.1, C.3.2). Cùng nội dung, cho biết vì sao đơn không được xử lý theo Điều 21 Thông tư số 05/2021/TT-TTCP hoặc tách phần thuộc thẩm quyền thanh tra của Thanh tra tỉnh, và sáu đề nghị thanh tra ấy đã được xử lý bằng văn bản nào (N.1).</w:t>
+        <w:t xml:space="preserve">B.2.</w:t>
+      </w:r>
+      <w:r>
+        <w:t xml:space="preserve"> </w:t>
+      </w:r>
+      <w:r>
+        <w:t xml:space="preserve">Trả lời rõ một trong hai hướng nêu tại mục C.10.8: Thông báo 5553</w:t>
+      </w:r>
+      <w:r>
+        <w:t xml:space="preserve"> </w:t>
+      </w:r>
+      <w:r>
+        <w:rPr>
+          <w:bCs/>
+          <w:b/>
+        </w:rPr>
+        <w:t xml:space="preserve">có hay không</w:t>
+      </w:r>
+      <w:r>
+        <w:t xml:space="preserve"> </w:t>
+      </w:r>
+      <w:r>
+        <w:t xml:space="preserve">được tiếp nhận là kết quả xử lý Hồ sơ tố cáo nhận ngày 09/7/2026; nếu có thì mục nào của Thông báo 5553 xử lý hồ sơ ấy; nếu không thì phường đã ban hành văn bản nào về hồ sơ ấy.</w:t>
       </w:r>
     </w:p>
     <w:p>
@@ -29864,59 +30031,45 @@
           <w:bCs/>
           <w:b/>
         </w:rPr>
-        <w:t xml:space="preserve">A.4.</w:t>
-      </w:r>
-      <w:r>
-        <w:t xml:space="preserve"> </w:t>
-      </w:r>
-      <w:r>
-        <w:t xml:space="preserve">Cho biết khi phân loại,</w:t>
-      </w:r>
-      <w:r>
-        <w:t xml:space="preserve"> </w:t>
-      </w:r>
-      <w:r>
-        <w:rPr>
-          <w:bCs/>
-          <w:b/>
-        </w:rPr>
-        <w:t xml:space="preserve">Điều 17 Thông tư số 05/2021/TT-TTCP và đoạn cuối khoản 1 Điều 29 Luật Tố cáo</w:t>
-      </w:r>
-      <w:r>
-        <w:t xml:space="preserve"> </w:t>
-      </w:r>
-      <w:r>
-        <w:t xml:space="preserve">có được đối chiếu hay không; những nội dung nào được xét theo khoản 2 Điều 17; và việc</w:t>
-      </w:r>
-      <w:r>
-        <w:t xml:space="preserve"> </w:t>
-      </w:r>
-      <w:r>
-        <w:rPr>
-          <w:iCs/>
-          <w:i/>
-        </w:rPr>
-        <w:t xml:space="preserve">“</w:t>
-      </w:r>
-      <w:r>
-        <w:rPr>
-          <w:iCs/>
-          <w:i/>
-        </w:rPr>
-        <w:t xml:space="preserve">người tố cáo cung cấp được thông tin, tài liệu, chứng cứ</w:t>
-      </w:r>
-      <w:r>
-        <w:rPr>
-          <w:iCs/>
-          <w:i/>
-        </w:rPr>
-        <w:t xml:space="preserve">”</w:t>
-      </w:r>
-      <w:r>
-        <w:t xml:space="preserve"> </w:t>
-      </w:r>
-      <w:r>
-        <w:t xml:space="preserve">đã được xét trên những tài liệu nào (C.8.1).</w:t>
+        <w:t xml:space="preserve">B.3.</w:t>
+      </w:r>
+      <w:r>
+        <w:t xml:space="preserve"> </w:t>
+      </w:r>
+      <w:r>
+        <w:t xml:space="preserve">Xác định</w:t>
+      </w:r>
+      <w:r>
+        <w:t xml:space="preserve"> </w:t>
+      </w:r>
+      <w:r>
+        <w:rPr>
+          <w:bCs/>
+          <w:b/>
+        </w:rPr>
+        <w:t xml:space="preserve">trạng thái hiện tại của Hồ sơ tố cáo</w:t>
+      </w:r>
+      <w:r>
+        <w:t xml:space="preserve"> </w:t>
+      </w:r>
+      <w:r>
+        <w:t xml:space="preserve">mà phường nhận lúc 08 giờ 39 ngày 09/7/2026, ở trạng thái đã được bổ sung ngày 19/7/2026. Đây là</w:t>
+      </w:r>
+      <w:r>
+        <w:t xml:space="preserve"> </w:t>
+      </w:r>
+      <w:r>
+        <w:rPr>
+          <w:bCs/>
+          <w:b/>
+        </w:rPr>
+        <w:t xml:space="preserve">một</w:t>
+      </w:r>
+      <w:r>
+        <w:t xml:space="preserve"> </w:t>
+      </w:r>
+      <w:r>
+        <w:t xml:space="preserve">việc chờ giải quyết, không phải hai: tài liệu nộp ngày 19/7/2026 là tài liệu đưa vào chính hồ sơ ấy, không làm phát sinh yêu cầu mới. Bản sao Đơn tố cáo và ảnh vận đơn của hồ sơ ấy đã nằm trong hồ sơ của Thanh tra tỉnh từ ngày 29/7/2026, nộp kèm chính đơn ghi ngày 27/7/2026 (C.4.3, C.4.4).</w:t>
       </w:r>
     </w:p>
     <w:p>
@@ -29932,42 +30085,73 @@
           <w:bCs/>
           <w:b/>
         </w:rPr>
-        <w:t xml:space="preserve">A.5.</w:t>
-      </w:r>
-      <w:r>
-        <w:t xml:space="preserve"> </w:t>
-      </w:r>
-      <w:r>
-        <w:t xml:space="preserve">Cho biết việc chuyển đơn theo Công văn 1436</w:t>
-      </w:r>
-      <w:r>
-        <w:t xml:space="preserve"> </w:t>
-      </w:r>
-      <w:r>
-        <w:rPr>
-          <w:bCs/>
-          <w:b/>
-        </w:rPr>
-        <w:t xml:space="preserve">đã được thông báo cho tôi bằng văn bản nào</w:t>
-      </w:r>
-      <w:r>
-        <w:t xml:space="preserve">; nếu chưa, đề nghị ban hành văn bản thông báo theo quy định và</w:t>
-      </w:r>
-      <w:r>
-        <w:t xml:space="preserve"> </w:t>
-      </w:r>
-      <w:r>
-        <w:rPr>
-          <w:bCs/>
-          <w:b/>
-        </w:rPr>
-        <w:t xml:space="preserve">cấp cho tôi bản sao Công văn 1436</w:t>
-      </w:r>
-      <w:r>
-        <w:t xml:space="preserve"> </w:t>
-      </w:r>
-      <w:r>
-        <w:t xml:space="preserve">(C.7).</w:t>
+        <w:t xml:space="preserve">B.4.</w:t>
+      </w:r>
+      <w:r>
+        <w:t xml:space="preserve"> </w:t>
+      </w:r>
+      <w:r>
+        <w:t xml:space="preserve">Cho biết Thanh tra tỉnh</w:t>
+      </w:r>
+      <w:r>
+        <w:t xml:space="preserve"> </w:t>
+      </w:r>
+      <w:r>
+        <w:rPr>
+          <w:bCs/>
+          <w:b/>
+        </w:rPr>
+        <w:t xml:space="preserve">có tiếp tục đôn đốc hay không</w:t>
+      </w:r>
+      <w:r>
+        <w:t xml:space="preserve"> </w:t>
+      </w:r>
+      <w:r>
+        <w:t xml:space="preserve">kể từ ngày nhận đơn 06/10/2026; nếu có thì bằng văn bản nào; nếu không thì vì lý do gì (C.4.3, C.4.2).</w:t>
+      </w:r>
+    </w:p>
+    <w:p>
+      <w:pPr>
+        <w:pStyle w:val="Compact"/>
+        <w:numPr>
+          <w:ilvl w:val="0"/>
+          <w:numId w:val="1017"/>
+        </w:numPr>
+      </w:pPr>
+      <w:r>
+        <w:rPr>
+          <w:bCs/>
+          <w:b/>
+        </w:rPr>
+        <w:t xml:space="preserve">B.5.</w:t>
+      </w:r>
+      <w:r>
+        <w:t xml:space="preserve"> </w:t>
+      </w:r>
+      <w:r>
+        <w:t xml:space="preserve">Đối với tuyến Công văn 1436: cho biết Ủy ban nhân dân phường đã thông báo kết quả xử lý cho Thanh tra tỉnh theo khoản 2 Điều 26 Luật Tố cáo khi nào, bằng văn bản nào; và trong khoảng từ ngày 22/5 đến ngày 03/8/2026 Thanh tra tỉnh có văn bản theo dõi, đôn đốc nào đối với Công văn 1436 hay không (C.8.2).</w:t>
+      </w:r>
+    </w:p>
+    <w:p>
+      <w:pPr>
+        <w:pStyle w:val="Compact"/>
+        <w:numPr>
+          <w:ilvl w:val="0"/>
+          <w:numId w:val="1017"/>
+        </w:numPr>
+      </w:pPr>
+      <w:r>
+        <w:rPr>
+          <w:bCs/>
+          <w:b/>
+        </w:rPr>
+        <w:t xml:space="preserve">B.6.</w:t>
+      </w:r>
+      <w:r>
+        <w:t xml:space="preserve"> </w:t>
+      </w:r>
+      <w:r>
+        <w:t xml:space="preserve">Xem xét, xử lý theo thẩm quyền hoặc kiến nghị cấp có thẩm quyền xử lý trách nhiệm đối với việc chậm thực hiện Phiếu chuyển 2329 và Văn bản 2644, như đơn 06/10/2026 đã đề nghị.</w:t>
       </w:r>
     </w:p>
     <w:p>
@@ -29979,7 +30163,7 @@
           <w:bCs/>
           <w:b/>
         </w:rPr>
-        <w:t xml:space="preserve">B. Nội dung đề nghị thứ hai — xin được trả lời đúng câu hỏi</w:t>
+        <w:t xml:space="preserve">C. Nội dung đề nghị thứ ba — hoặc trả lời, hoặc hướng dẫn</w:t>
       </w:r>
     </w:p>
     <w:p>
@@ -29995,56 +30179,26 @@
           <w:bCs/>
           <w:b/>
         </w:rPr>
-        <w:t xml:space="preserve">B.1.</w:t>
-      </w:r>
-      <w:r>
-        <w:t xml:space="preserve"> </w:t>
-      </w:r>
-      <w:r>
-        <w:t xml:space="preserve">Cho biết yêu cầu</w:t>
-      </w:r>
-      <w:r>
-        <w:t xml:space="preserve"> </w:t>
-      </w:r>
-      <w:r>
-        <w:rPr>
-          <w:iCs/>
-          <w:i/>
-        </w:rPr>
-        <w:t xml:space="preserve">“</w:t>
-      </w:r>
-      <w:r>
-        <w:rPr>
-          <w:iCs/>
-          <w:i/>
-        </w:rPr>
-        <w:t xml:space="preserve">thông báo kết quả đến Thanh tra tỉnh</w:t>
-      </w:r>
-      <w:r>
-        <w:rPr>
-          <w:iCs/>
-          <w:i/>
-        </w:rPr>
-        <w:t xml:space="preserve">”</w:t>
-      </w:r>
-      <w:r>
-        <w:t xml:space="preserve"> </w:t>
-      </w:r>
-      <w:r>
-        <w:t xml:space="preserve">tại Phiếu chuyển 2329 và Văn bản 2644 — cụm không có trong bản thuật lại tại Công văn 3292 —</w:t>
-      </w:r>
-      <w:r>
-        <w:t xml:space="preserve"> </w:t>
-      </w:r>
-      <w:r>
-        <w:rPr>
-          <w:bCs/>
-          <w:b/>
-        </w:rPr>
-        <w:t xml:space="preserve">đã được Ủy ban nhân dân phường thực hiện hay chưa</w:t>
-      </w:r>
-      <w:r>
-        <w:t xml:space="preserve">, bằng văn bản nào, ngày nào (C.4.1).</w:t>
+        <w:t xml:space="preserve">C.1.</w:t>
+      </w:r>
+      <w:r>
+        <w:t xml:space="preserve"> </w:t>
+      </w:r>
+      <w:r>
+        <w:t xml:space="preserve">Đối với ba điểm về Thông báo 5553 nêu tại Mục III.3 đơn ngày 06/10/2026: xem xét và cho biết quan điểm;</w:t>
+      </w:r>
+      <w:r>
+        <w:t xml:space="preserve"> </w:t>
+      </w:r>
+      <w:r>
+        <w:rPr>
+          <w:bCs/>
+          <w:b/>
+        </w:rPr>
+        <w:t xml:space="preserve">hoặc</w:t>
+      </w:r>
+      <w:r>
+        <w:t xml:space="preserve">, nếu nội dung này không thuộc trách nhiệm của Thanh tra tỉnh, xử lý theo khoản 2 Điều 20 Thông tư số 05/2021/TT-TTCP và cho tôi biết cơ quan, người có thẩm quyền (C.10.0).</w:t>
       </w:r>
     </w:p>
     <w:p>
@@ -30060,29 +30214,13 @@
           <w:bCs/>
           <w:b/>
         </w:rPr>
-        <w:t xml:space="preserve">B.2.</w:t>
-      </w:r>
-      <w:r>
-        <w:t xml:space="preserve"> </w:t>
-      </w:r>
-      <w:r>
-        <w:t xml:space="preserve">Trả lời rõ một trong hai hướng nêu tại mục C.10.8: Thông báo 5553</w:t>
-      </w:r>
-      <w:r>
-        <w:t xml:space="preserve"> </w:t>
-      </w:r>
-      <w:r>
-        <w:rPr>
-          <w:bCs/>
-          <w:b/>
-        </w:rPr>
-        <w:t xml:space="preserve">có hay không</w:t>
-      </w:r>
-      <w:r>
-        <w:t xml:space="preserve"> </w:t>
-      </w:r>
-      <w:r>
-        <w:t xml:space="preserve">được tiếp nhận là kết quả xử lý Hồ sơ tố cáo nhận ngày 09/7/2026; nếu có thì mục nào của Thông báo 5553 xử lý hồ sơ ấy; nếu không thì phường đã ban hành văn bản nào về hồ sơ ấy.</w:t>
+        <w:t xml:space="preserve">C.2.</w:t>
+      </w:r>
+      <w:r>
+        <w:t xml:space="preserve"> </w:t>
+      </w:r>
+      <w:r>
+        <w:t xml:space="preserve">Cùng nội dung, cho biết ý kiến về việc Thông báo 5553 chỉ mô tả một trong bảy điểm của đơn tháng 5/2026 và không nêu hướng xử lý các nội dung còn lại (C.10.6, C.10.8), và về việc ba kết luận của Thông báo dựa trên tài liệu do nhà trường cung cấp, chưa thể hiện việc đối chiếu tài liệu do người tố cáo cung cấp (C.10.7).</w:t>
       </w:r>
     </w:p>
     <w:p>
@@ -30098,127 +30236,58 @@
           <w:bCs/>
           <w:b/>
         </w:rPr>
-        <w:t xml:space="preserve">B.3.</w:t>
-      </w:r>
-      <w:r>
-        <w:t xml:space="preserve"> </w:t>
-      </w:r>
-      <w:r>
-        <w:t xml:space="preserve">Xác định</w:t>
-      </w:r>
-      <w:r>
-        <w:t xml:space="preserve"> </w:t>
-      </w:r>
-      <w:r>
-        <w:rPr>
-          <w:bCs/>
-          <w:b/>
-        </w:rPr>
-        <w:t xml:space="preserve">trạng thái hiện tại của Hồ sơ tố cáo</w:t>
-      </w:r>
-      <w:r>
-        <w:t xml:space="preserve"> </w:t>
-      </w:r>
-      <w:r>
-        <w:t xml:space="preserve">mà phường nhận lúc 08 giờ 39 ngày 09/7/2026, ở trạng thái đã được bổ sung ngày 19/7/2026. Đây là</w:t>
-      </w:r>
-      <w:r>
-        <w:t xml:space="preserve"> </w:t>
-      </w:r>
-      <w:r>
-        <w:rPr>
-          <w:bCs/>
-          <w:b/>
-        </w:rPr>
-        <w:t xml:space="preserve">một</w:t>
-      </w:r>
-      <w:r>
-        <w:t xml:space="preserve"> </w:t>
-      </w:r>
-      <w:r>
-        <w:t xml:space="preserve">việc chờ giải quyết, không phải hai: tài liệu nộp ngày 19/7/2026 là tài liệu đưa vào chính hồ sơ ấy, không làm phát sinh yêu cầu mới. Bản sao Đơn tố cáo và ảnh vận đơn của hồ sơ ấy đã nằm trong hồ sơ của Thanh tra tỉnh từ ngày 29/7/2026, nộp kèm chính đơn ghi ngày 27/7/2026 (C.4.3, C.4.4).</w:t>
-      </w:r>
-    </w:p>
-    <w:p>
-      <w:pPr>
-        <w:pStyle w:val="Compact"/>
-        <w:numPr>
-          <w:ilvl w:val="0"/>
-          <w:numId w:val="1018"/>
-        </w:numPr>
-      </w:pPr>
-      <w:r>
-        <w:rPr>
-          <w:bCs/>
-          <w:b/>
-        </w:rPr>
-        <w:t xml:space="preserve">B.4.</w:t>
-      </w:r>
-      <w:r>
-        <w:t xml:space="preserve"> </w:t>
-      </w:r>
-      <w:r>
-        <w:t xml:space="preserve">Cho biết Thanh tra tỉnh</w:t>
-      </w:r>
-      <w:r>
-        <w:t xml:space="preserve"> </w:t>
-      </w:r>
-      <w:r>
-        <w:rPr>
-          <w:bCs/>
-          <w:b/>
-        </w:rPr>
-        <w:t xml:space="preserve">có tiếp tục đôn đốc hay không</w:t>
-      </w:r>
-      <w:r>
-        <w:t xml:space="preserve"> </w:t>
-      </w:r>
-      <w:r>
-        <w:t xml:space="preserve">kể từ ngày nhận đơn 06/10/2026; nếu có thì bằng văn bản nào; nếu không thì vì lý do gì (C.4.3, C.4.2).</w:t>
-      </w:r>
-    </w:p>
-    <w:p>
-      <w:pPr>
-        <w:pStyle w:val="Compact"/>
-        <w:numPr>
-          <w:ilvl w:val="0"/>
-          <w:numId w:val="1018"/>
-        </w:numPr>
-      </w:pPr>
-      <w:r>
-        <w:rPr>
-          <w:bCs/>
-          <w:b/>
-        </w:rPr>
-        <w:t xml:space="preserve">B.5.</w:t>
-      </w:r>
-      <w:r>
-        <w:t xml:space="preserve"> </w:t>
-      </w:r>
-      <w:r>
-        <w:t xml:space="preserve">Đối với tuyến Công văn 1436: cho biết Ủy ban nhân dân phường đã thông báo kết quả xử lý cho Thanh tra tỉnh theo khoản 2 Điều 26 Luật Tố cáo khi nào, bằng văn bản nào; và trong khoảng từ ngày 22/5 đến ngày 03/8/2026 Thanh tra tỉnh có văn bản theo dõi, đôn đốc nào đối với Công văn 1436 hay không (C.8.2).</w:t>
-      </w:r>
-    </w:p>
-    <w:p>
-      <w:pPr>
-        <w:pStyle w:val="Compact"/>
-        <w:numPr>
-          <w:ilvl w:val="0"/>
-          <w:numId w:val="1018"/>
-        </w:numPr>
-      </w:pPr>
-      <w:r>
-        <w:rPr>
-          <w:bCs/>
-          <w:b/>
-        </w:rPr>
-        <w:t xml:space="preserve">B.6.</w:t>
-      </w:r>
-      <w:r>
-        <w:t xml:space="preserve"> </w:t>
-      </w:r>
-      <w:r>
-        <w:t xml:space="preserve">Xem xét, xử lý theo thẩm quyền hoặc kiến nghị cấp có thẩm quyền xử lý trách nhiệm đối với việc chậm thực hiện Phiếu chuyển 2329 và Văn bản 2644, như đơn 06/10/2026 đã đề nghị.</w:t>
+        <w:t xml:space="preserve">C.3.</w:t>
+      </w:r>
+      <w:r>
+        <w:t xml:space="preserve"> </w:t>
+      </w:r>
+      <w:r>
+        <w:t xml:space="preserve">Theo dõi, đôn đốc Ủy ban nhân dân phường</w:t>
+      </w:r>
+      <w:r>
+        <w:t xml:space="preserve"> </w:t>
+      </w:r>
+      <w:r>
+        <w:rPr>
+          <w:bCs/>
+          <w:b/>
+        </w:rPr>
+        <w:t xml:space="preserve">thụ lý và giải quyết Đơn khiếu nại đề ngày 06/10/2026</w:t>
+      </w:r>
+      <w:r>
+        <w:t xml:space="preserve"> </w:t>
+      </w:r>
+      <w:r>
+        <w:t xml:space="preserve">(phường nhận 17 giờ ngày 06/10/2026, có giấy tiếp nhận) đúng trình tự, thời hạn của Luật Khiếu nại, và cho tôi biết kết quả. Mốc 07 ngày làm việc theo Điều 27 Luật Khiếu nại là ngày 15/10/2026; đến ngày lập báo cáo này,</w:t>
+      </w:r>
+      <w:r>
+        <w:t xml:space="preserve"> </w:t>
+      </w:r>
+      <w:r>
+        <w:rPr>
+          <w:bCs/>
+          <w:b/>
+        </w:rPr>
+        <w:t xml:space="preserve">09 ngày làm việc</w:t>
+      </w:r>
+      <w:r>
+        <w:t xml:space="preserve"> </w:t>
+      </w:r>
+      <w:r>
+        <w:t xml:space="preserve">sau mốc ấy, tôi chưa nhận được văn bản nào, kể cả văn bản không thụ lý nêu rõ lý do. Cùng nội dung, kính đề nghị cho biết Thanh tra tỉnh</w:t>
+      </w:r>
+      <w:r>
+        <w:t xml:space="preserve"> </w:t>
+      </w:r>
+      <w:r>
+        <w:rPr>
+          <w:bCs/>
+          <w:b/>
+        </w:rPr>
+        <w:t xml:space="preserve">đã có văn bản đôn đốc nào về việc ấy hay chưa</w:t>
+      </w:r>
+      <w:r>
+        <w:t xml:space="preserve">, kể từ ngày nhận đơn đề nghị của tôi (12/10/2026) (C.11).</w:t>
       </w:r>
     </w:p>
     <w:p>
@@ -30230,7 +30299,7 @@
           <w:bCs/>
           <w:b/>
         </w:rPr>
-        <w:t xml:space="preserve">C. Nội dung đề nghị thứ ba — hoặc trả lời, hoặc hướng dẫn</w:t>
+        <w:t xml:space="preserve">D. Các đánh giá khác nhau trong hồ sơ</w:t>
       </w:r>
     </w:p>
     <w:p>
@@ -30246,26 +30315,13 @@
           <w:bCs/>
           <w:b/>
         </w:rPr>
-        <w:t xml:space="preserve">C.1.</w:t>
-      </w:r>
-      <w:r>
-        <w:t xml:space="preserve"> </w:t>
-      </w:r>
-      <w:r>
-        <w:t xml:space="preserve">Đối với ba điểm về Thông báo 5553 nêu tại Mục III.3 đơn ngày 06/10/2026: xem xét và cho biết quan điểm;</w:t>
-      </w:r>
-      <w:r>
-        <w:t xml:space="preserve"> </w:t>
-      </w:r>
-      <w:r>
-        <w:rPr>
-          <w:bCs/>
-          <w:b/>
-        </w:rPr>
-        <w:t xml:space="preserve">hoặc</w:t>
-      </w:r>
-      <w:r>
-        <w:t xml:space="preserve">, nếu nội dung này không thuộc trách nhiệm của Thanh tra tỉnh, xử lý theo khoản 2 Điều 20 Thông tư số 05/2021/TT-TTCP và cho tôi biết cơ quan, người có thẩm quyền (C.10.0).</w:t>
+        <w:t xml:space="preserve">D.1.</w:t>
+      </w:r>
+      <w:r>
+        <w:t xml:space="preserve"> </w:t>
+      </w:r>
+      <w:r>
+        <w:t xml:space="preserve">Cho biết ý kiến của Thanh tra tỉnh về căn cứ không thụ lý nêu tại Thông báo 5553 — văn bản gửi Thanh tra tỉnh để báo cáo — và việc đánh giá điều kiện thụ lý ấy dựa trên tài liệu nào (C.9); làm rõ đơn tháng 5/2026 được xử lý theo trình tự nào, căn cứ nào (C.5.1).</w:t>
       </w:r>
     </w:p>
     <w:p>
@@ -30281,80 +30337,26 @@
           <w:bCs/>
           <w:b/>
         </w:rPr>
-        <w:t xml:space="preserve">C.2.</w:t>
-      </w:r>
-      <w:r>
-        <w:t xml:space="preserve"> </w:t>
-      </w:r>
-      <w:r>
-        <w:t xml:space="preserve">Cùng nội dung, cho biết ý kiến về việc Thông báo 5553 chỉ mô tả một trong bảy điểm của đơn tháng 5/2026 và không nêu hướng xử lý các nội dung còn lại (C.10.6, C.10.8), và về việc ba kết luận của Thông báo dựa trên tài liệu do nhà trường cung cấp, chưa thể hiện việc đối chiếu tài liệu do người tố cáo cung cấp (C.10.7).</w:t>
-      </w:r>
-    </w:p>
-    <w:p>
-      <w:pPr>
-        <w:pStyle w:val="Compact"/>
-        <w:numPr>
-          <w:ilvl w:val="0"/>
-          <w:numId w:val="1019"/>
-        </w:numPr>
-      </w:pPr>
-      <w:r>
-        <w:rPr>
-          <w:bCs/>
-          <w:b/>
-        </w:rPr>
-        <w:t xml:space="preserve">C.3.</w:t>
-      </w:r>
-      <w:r>
-        <w:t xml:space="preserve"> </w:t>
-      </w:r>
-      <w:r>
-        <w:t xml:space="preserve">Theo dõi, đôn đốc Ủy ban nhân dân phường</w:t>
-      </w:r>
-      <w:r>
-        <w:t xml:space="preserve"> </w:t>
-      </w:r>
-      <w:r>
-        <w:rPr>
-          <w:bCs/>
-          <w:b/>
-        </w:rPr>
-        <w:t xml:space="preserve">thụ lý và giải quyết Đơn khiếu nại đề ngày 06/10/2026</w:t>
-      </w:r>
-      <w:r>
-        <w:t xml:space="preserve"> </w:t>
-      </w:r>
-      <w:r>
-        <w:t xml:space="preserve">(phường nhận 17 giờ ngày 06/10/2026, có giấy tiếp nhận) đúng trình tự, thời hạn của Luật Khiếu nại, và cho tôi biết kết quả. Mốc 07 ngày làm việc theo Điều 27 Luật Khiếu nại là ngày 15/10/2026; đến ngày lập báo cáo này,</w:t>
-      </w:r>
-      <w:r>
-        <w:t xml:space="preserve"> </w:t>
-      </w:r>
-      <w:r>
-        <w:rPr>
-          <w:bCs/>
-          <w:b/>
-        </w:rPr>
-        <w:t xml:space="preserve">09 ngày làm việc</w:t>
-      </w:r>
-      <w:r>
-        <w:t xml:space="preserve"> </w:t>
-      </w:r>
-      <w:r>
-        <w:t xml:space="preserve">sau mốc ấy, tôi chưa nhận được văn bản nào, kể cả văn bản không thụ lý nêu rõ lý do. Cùng nội dung, kính đề nghị cho biết Thanh tra tỉnh</w:t>
-      </w:r>
-      <w:r>
-        <w:t xml:space="preserve"> </w:t>
-      </w:r>
-      <w:r>
-        <w:rPr>
-          <w:bCs/>
-          <w:b/>
-        </w:rPr>
-        <w:t xml:space="preserve">đã có văn bản đôn đốc nào về việc ấy hay chưa</w:t>
-      </w:r>
-      <w:r>
-        <w:t xml:space="preserve">, kể từ ngày nhận đơn đề nghị của tôi (12/10/2026) (C.11).</w:t>
+        <w:t xml:space="preserve">D.2.</w:t>
+      </w:r>
+      <w:r>
+        <w:t xml:space="preserve"> </w:t>
+      </w:r>
+      <w:r>
+        <w:t xml:space="preserve">Cho biết các phụ lục đã nộp kèm đơn ngày 14/9/2026 và đơn ngày 06/10/2026 — Phụ lục I (07.6), Phụ lục II (07.5), Phụ lục IV (07.8) —</w:t>
+      </w:r>
+      <w:r>
+        <w:t xml:space="preserve"> </w:t>
+      </w:r>
+      <w:r>
+        <w:rPr>
+          <w:bCs/>
+          <w:b/>
+        </w:rPr>
+        <w:t xml:space="preserve">đã được xem xét hay chưa</w:t>
+      </w:r>
+      <w:r>
+        <w:t xml:space="preserve">; nếu có thì kết quả xét mục L.10 Phụ lục II thể hiện tại văn bản nào; nếu chưa thì vì lý do gì (C.10.4).</w:t>
       </w:r>
     </w:p>
     <w:p>
@@ -30366,7 +30368,7 @@
           <w:bCs/>
           <w:b/>
         </w:rPr>
-        <w:t xml:space="preserve">D. Các đánh giá khác nhau trong hồ sơ</w:t>
+        <w:t xml:space="preserve">E. Dấu hiệu tội phạm — Điều 27 Luật Tố cáo</w:t>
       </w:r>
     </w:p>
     <w:p>
@@ -30382,13 +30384,26 @@
           <w:bCs/>
           <w:b/>
         </w:rPr>
-        <w:t xml:space="preserve">D.1.</w:t>
-      </w:r>
-      <w:r>
-        <w:t xml:space="preserve"> </w:t>
-      </w:r>
-      <w:r>
-        <w:t xml:space="preserve">Cho biết ý kiến của Thanh tra tỉnh về căn cứ không thụ lý nêu tại Thông báo 5553 — văn bản gửi Thanh tra tỉnh để báo cáo — và việc đánh giá điều kiện thụ lý ấy dựa trên tài liệu nào (C.9); làm rõ đơn tháng 5/2026 được xử lý theo trình tự nào, căn cứ nào (C.5.1).</w:t>
+        <w:t xml:space="preserve">E.1.</w:t>
+      </w:r>
+      <w:r>
+        <w:t xml:space="preserve"> </w:t>
+      </w:r>
+      <w:r>
+        <w:t xml:space="preserve">Cho biết khi phân loại đơn tháng 5/2026 là tố cáo, Thanh tra tỉnh</w:t>
+      </w:r>
+      <w:r>
+        <w:t xml:space="preserve"> </w:t>
+      </w:r>
+      <w:r>
+        <w:rPr>
+          <w:bCs/>
+          <w:b/>
+        </w:rPr>
+        <w:t xml:space="preserve">có xem xét theo khoản 1 Điều 27 Luật Tố cáo hay không</w:t>
+      </w:r>
+      <w:r>
+        <w:t xml:space="preserve">, kết quả thể hiện tại văn bản nào (C.8.3).</w:t>
       </w:r>
     </w:p>
     <w:p>
@@ -30404,26 +30419,29 @@
           <w:bCs/>
           <w:b/>
         </w:rPr>
-        <w:t xml:space="preserve">D.2.</w:t>
-      </w:r>
-      <w:r>
-        <w:t xml:space="preserve"> </w:t>
-      </w:r>
-      <w:r>
-        <w:t xml:space="preserve">Cho biết các phụ lục đã nộp kèm đơn ngày 14/9/2026 và đơn ngày 06/10/2026 — Phụ lục I (07.6), Phụ lục II (07.5), Phụ lục IV (07.8) —</w:t>
-      </w:r>
-      <w:r>
-        <w:t xml:space="preserve"> </w:t>
-      </w:r>
-      <w:r>
-        <w:rPr>
-          <w:bCs/>
-          <w:b/>
-        </w:rPr>
-        <w:t xml:space="preserve">đã được xem xét hay chưa</w:t>
-      </w:r>
-      <w:r>
-        <w:t xml:space="preserve">; nếu có thì kết quả xét mục L.10 Phụ lục II thể hiện tại văn bản nào; nếu chưa thì vì lý do gì (C.10.4).</w:t>
+        <w:t xml:space="preserve">E.2.</w:t>
+      </w:r>
+      <w:r>
+        <w:t xml:space="preserve"> </w:t>
+      </w:r>
+      <w:r>
+        <w:t xml:space="preserve">Cho biết Thanh tra tỉnh</w:t>
+      </w:r>
+      <w:r>
+        <w:t xml:space="preserve"> </w:t>
+      </w:r>
+      <w:r>
+        <w:rPr>
+          <w:bCs/>
+          <w:b/>
+        </w:rPr>
+        <w:t xml:space="preserve">đã nhận được báo cáo nào</w:t>
+      </w:r>
+      <w:r>
+        <w:t xml:space="preserve"> </w:t>
+      </w:r>
+      <w:r>
+        <w:t xml:space="preserve">của Ủy ban nhân dân phường về việc xem xét Điều 27 đối với Hồ sơ tố cáo nhận ngày 09/7/2026; nếu chưa, cho biết Thanh tra tỉnh có yêu cầu phường báo cáo việc xem xét ấy hay không (C.8.3).</w:t>
       </w:r>
     </w:p>
     <w:p>
@@ -30435,7 +30453,7 @@
           <w:bCs/>
           <w:b/>
         </w:rPr>
-        <w:t xml:space="preserve">E. Dấu hiệu tội phạm — Điều 27 Luật Tố cáo</w:t>
+        <w:t xml:space="preserve">F. Về việc trả lời</w:t>
       </w:r>
     </w:p>
     <w:p>
@@ -30451,26 +30469,13 @@
           <w:bCs/>
           <w:b/>
         </w:rPr>
-        <w:t xml:space="preserve">E.1.</w:t>
-      </w:r>
-      <w:r>
-        <w:t xml:space="preserve"> </w:t>
-      </w:r>
-      <w:r>
-        <w:t xml:space="preserve">Cho biết khi phân loại đơn tháng 5/2026 là tố cáo, Thanh tra tỉnh</w:t>
-      </w:r>
-      <w:r>
-        <w:t xml:space="preserve"> </w:t>
-      </w:r>
-      <w:r>
-        <w:rPr>
-          <w:bCs/>
-          <w:b/>
-        </w:rPr>
-        <w:t xml:space="preserve">có xem xét theo khoản 1 Điều 27 Luật Tố cáo hay không</w:t>
-      </w:r>
-      <w:r>
-        <w:t xml:space="preserve">, kết quả thể hiện tại văn bản nào (C.8.3).</w:t>
+        <w:t xml:space="preserve">F.1.</w:t>
+      </w:r>
+      <w:r>
+        <w:t xml:space="preserve"> </w:t>
+      </w:r>
+      <w:r>
+        <w:t xml:space="preserve">Trả lời bằng văn bản về địa chỉ đã ghi tại Phần I đơn ngày 06/10/2026. Nội dung nào không thuộc thẩm quyền của Thanh tra tỉnh, kính đề nghị cho biết cơ quan, người có thẩm quyền để tôi gửi đúng nơi.</w:t>
       </w:r>
     </w:p>
     <w:p>
@@ -30486,29 +30491,13 @@
           <w:bCs/>
           <w:b/>
         </w:rPr>
-        <w:t xml:space="preserve">E.2.</w:t>
-      </w:r>
-      <w:r>
-        <w:t xml:space="preserve"> </w:t>
-      </w:r>
-      <w:r>
-        <w:t xml:space="preserve">Cho biết Thanh tra tỉnh</w:t>
-      </w:r>
-      <w:r>
-        <w:t xml:space="preserve"> </w:t>
-      </w:r>
-      <w:r>
-        <w:rPr>
-          <w:bCs/>
-          <w:b/>
-        </w:rPr>
-        <w:t xml:space="preserve">đã nhận được báo cáo nào</w:t>
-      </w:r>
-      <w:r>
-        <w:t xml:space="preserve"> </w:t>
-      </w:r>
-      <w:r>
-        <w:t xml:space="preserve">của Ủy ban nhân dân phường về việc xem xét Điều 27 đối với Hồ sơ tố cáo nhận ngày 09/7/2026; nếu chưa, cho biết Thanh tra tỉnh có yêu cầu phường báo cáo việc xem xét ấy hay không (C.8.3).</w:t>
+        <w:t xml:space="preserve">F.2.</w:t>
+      </w:r>
+      <w:r>
+        <w:t xml:space="preserve"> </w:t>
+      </w:r>
+      <w:r>
+        <w:t xml:space="preserve">Các nội dung tại phần A, B và D trả lời được bằng tài liệu đang nằm trong hồ sơ của Thanh tra tỉnh. Kính đề nghị trả lời theo từng mục, có hoặc không, kèm tên tài liệu làm căn cứ.</w:t>
       </w:r>
     </w:p>
     <w:p>
@@ -30520,7 +30509,7 @@
           <w:bCs/>
           <w:b/>
         </w:rPr>
-        <w:t xml:space="preserve">F. Về việc trả lời</w:t>
+        <w:t xml:space="preserve">G. Đối với Phiếu hướng dẫn 2960 (đơn ghi ngày 14/9/2026)</w:t>
       </w:r>
     </w:p>
     <w:p>
@@ -30536,13 +30525,13 @@
           <w:bCs/>
           <w:b/>
         </w:rPr>
-        <w:t xml:space="preserve">F.1.</w:t>
-      </w:r>
-      <w:r>
-        <w:t xml:space="preserve"> </w:t>
-      </w:r>
-      <w:r>
-        <w:t xml:space="preserve">Trả lời bằng văn bản về địa chỉ đã ghi tại Phần I đơn ngày 06/10/2026. Nội dung nào không thuộc thẩm quyền của Thanh tra tỉnh, kính đề nghị cho biết cơ quan, người có thẩm quyền để tôi gửi đúng nơi.</w:t>
+        <w:t xml:space="preserve">G.1.</w:t>
+      </w:r>
+      <w:r>
+        <w:t xml:space="preserve"> </w:t>
+      </w:r>
+      <w:r>
+        <w:t xml:space="preserve">Lập lại phiếu hướng dẫn theo đúng Mẫu số 05: ghi từng nội dung của đơn và cơ quan, người có thẩm quyền giải quyết nội dung ấy; trong đó xác định rõ những nội dung thuộc trách nhiệm của chính Thanh tra tỉnh và trả lời các nội dung ấy theo khoản 1 Điều 20 Thông tư 05 (P.1, P.2; Phụ lục E). Các câu hỏi tại Mục IV của đơn ngày 14/9/2026 trùng với các đề nghị A.1 – A.5 và B.1 – B.5 nêu trên; trả lời theo các đề nghị ấy là trả lời cả hai lá đơn.</w:t>
       </w:r>
     </w:p>
     <w:p>
@@ -30558,13 +30547,57 @@
           <w:bCs/>
           <w:b/>
         </w:rPr>
-        <w:t xml:space="preserve">F.2.</w:t>
-      </w:r>
-      <w:r>
-        <w:t xml:space="preserve"> </w:t>
-      </w:r>
-      <w:r>
-        <w:t xml:space="preserve">Các nội dung tại phần A, B và D trả lời được bằng tài liệu đang nằm trong hồ sơ của Thanh tra tỉnh. Kính đề nghị trả lời theo từng mục, có hoặc không, kèm tên tài liệu làm căn cứ.</w:t>
+        <w:t xml:space="preserve">G.2.</w:t>
+      </w:r>
+      <w:r>
+        <w:t xml:space="preserve"> </w:t>
+      </w:r>
+      <w:r>
+        <w:t xml:space="preserve">Cho biết những đoạn nào của đơn ngày 14/9/2026 được xác định là tố cáo; Thanh tra tỉnh đã xem xét theo khoản 1 Điều 27 Luật Tố cáo đối với các đoạn ấy hay chưa, kết quả thể hiện tại văn bản nào (P.3).</w:t>
+      </w:r>
+    </w:p>
+    <w:p>
+      <w:pPr>
+        <w:pStyle w:val="Compact"/>
+        <w:numPr>
+          <w:ilvl w:val="0"/>
+          <w:numId w:val="1022"/>
+        </w:numPr>
+      </w:pPr>
+      <w:r>
+        <w:rPr>
+          <w:bCs/>
+          <w:b/>
+        </w:rPr>
+        <w:t xml:space="preserve">G.3.</w:t>
+      </w:r>
+      <w:r>
+        <w:t xml:space="preserve"> </w:t>
+      </w:r>
+      <w:r>
+        <w:t xml:space="preserve">Cho biết đơn ngày 14/9/2026 có được vào sổ hay không; sau khi trả lại bộ hồ sơ bản giấy, Thanh tra tỉnh lưu bản nào; các phụ lục số hóa có được xem xét trước khi ban hành Phiếu 2960 hay không (P.4).</w:t>
+      </w:r>
+    </w:p>
+    <w:p>
+      <w:pPr>
+        <w:pStyle w:val="Compact"/>
+        <w:numPr>
+          <w:ilvl w:val="0"/>
+          <w:numId w:val="1022"/>
+        </w:numPr>
+      </w:pPr>
+      <w:r>
+        <w:rPr>
+          <w:bCs/>
+          <w:b/>
+        </w:rPr>
+        <w:t xml:space="preserve">G.4.</w:t>
+      </w:r>
+      <w:r>
+        <w:t xml:space="preserve"> </w:t>
+      </w:r>
+      <w:r>
+        <w:t xml:space="preserve">Cho biết vì sao đơn tháng 5/2026 và đơn tháng 9/2026, cùng có nhiều nội dung, được xử lý theo hai cách khác nhau (N.1).</w:t>
       </w:r>
     </w:p>
     <w:p>
@@ -30576,7 +30609,13 @@
           <w:bCs/>
           <w:b/>
         </w:rPr>
-        <w:t xml:space="preserve">G. Đối với Phiếu hướng dẫn 2960 (đơn ghi ngày 14/9/2026)</w:t>
+        <w:t xml:space="preserve">H. Đề nghị đối với cơ quan cấp trên của Thanh tra tỉnh</w:t>
+      </w:r>
+      <w:r>
+        <w:t xml:space="preserve"> </w:t>
+      </w:r>
+      <w:r>
+        <w:t xml:space="preserve">(Tổng Thanh tra Chính phủ; Chủ tịch Ủy ban nhân dân tỉnh Lâm Đồng)</w:t>
       </w:r>
     </w:p>
     <w:p>
@@ -30592,13 +30631,13 @@
           <w:bCs/>
           <w:b/>
         </w:rPr>
-        <w:t xml:space="preserve">G.1.</w:t>
-      </w:r>
-      <w:r>
-        <w:t xml:space="preserve"> </w:t>
-      </w:r>
-      <w:r>
-        <w:t xml:space="preserve">Lập lại phiếu hướng dẫn theo đúng Mẫu số 05: ghi từng nội dung của đơn và cơ quan, người có thẩm quyền giải quyết nội dung ấy; trong đó xác định rõ những nội dung thuộc trách nhiệm của chính Thanh tra tỉnh và trả lời các nội dung ấy theo khoản 1 Điều 20 Thông tư 05 (P.1, P.2; Phụ lục E). Các câu hỏi tại Mục IV của đơn ngày 14/9/2026 trùng với các đề nghị A.1 – A.5 và B.1 – B.5 nêu trên; trả lời theo các đề nghị ấy là trả lời cả hai lá đơn.</w:t>
+        <w:t xml:space="preserve">H.1.</w:t>
+      </w:r>
+      <w:r>
+        <w:t xml:space="preserve"> </w:t>
+      </w:r>
+      <w:r>
+        <w:t xml:space="preserve">Kiểm tra việc áp dụng Điều 20, Điều 21 và Mẫu số 05 Thông tư số 05/2021/TT-TTCP tại Phiếu hướng dẫn 2960 và Công văn 3292 (P.1, P.2, C.2, N.3).</w:t>
       </w:r>
     </w:p>
     <w:p>
@@ -30614,13 +30653,13 @@
           <w:bCs/>
           <w:b/>
         </w:rPr>
-        <w:t xml:space="preserve">G.2.</w:t>
-      </w:r>
-      <w:r>
-        <w:t xml:space="preserve"> </w:t>
-      </w:r>
-      <w:r>
-        <w:t xml:space="preserve">Cho biết những đoạn nào của đơn ngày 14/9/2026 được xác định là tố cáo; Thanh tra tỉnh đã xem xét theo khoản 1 Điều 27 Luật Tố cáo đối với các đoạn ấy hay chưa, kết quả thể hiện tại văn bản nào (P.3).</w:t>
+        <w:t xml:space="preserve">H.2.</w:t>
+      </w:r>
+      <w:r>
+        <w:t xml:space="preserve"> </w:t>
+      </w:r>
+      <w:r>
+        <w:t xml:space="preserve">Yêu cầu Thanh tra tỉnh trả lời theo từng đề nghị tại các phần A – G, có hoặc không, kèm tên tài liệu làm căn cứ, và báo cáo kết quả về cơ quan cấp trên.</w:t>
       </w:r>
     </w:p>
     <w:p>
@@ -30636,13 +30675,13 @@
           <w:bCs/>
           <w:b/>
         </w:rPr>
-        <w:t xml:space="preserve">G.3.</w:t>
-      </w:r>
-      <w:r>
-        <w:t xml:space="preserve"> </w:t>
-      </w:r>
-      <w:r>
-        <w:t xml:space="preserve">Cho biết đơn ngày 14/9/2026 có được vào sổ hay không; sau khi trả lại bộ hồ sơ bản giấy, Thanh tra tỉnh lưu bản nào; các phụ lục số hóa có được xem xét trước khi ban hành Phiếu 2960 hay không (P.4).</w:t>
+        <w:t xml:space="preserve">H.3.</w:t>
+      </w:r>
+      <w:r>
+        <w:t xml:space="preserve"> </w:t>
+      </w:r>
+      <w:r>
+        <w:t xml:space="preserve">Theo dõi việc Ủy ban nhân dân phường Phan Thiết xử lý Hồ sơ tố cáo nhận ngày 09/7/2026 và Đơn khiếu nại nhận ngày 06/10/2026 (C.4.4, C.11).</w:t>
       </w:r>
     </w:p>
     <w:p>
@@ -30658,13 +30697,30 @@
           <w:bCs/>
           <w:b/>
         </w:rPr>
-        <w:t xml:space="preserve">G.4.</w:t>
-      </w:r>
-      <w:r>
-        <w:t xml:space="preserve"> </w:t>
-      </w:r>
-      <w:r>
-        <w:t xml:space="preserve">Cho biết vì sao đơn tháng 5/2026 và đơn tháng 9/2026, cùng có nhiều nội dung, được xử lý theo hai cách khác nhau (N.1).</w:t>
+        <w:t xml:space="preserve">H.4.</w:t>
+      </w:r>
+      <w:r>
+        <w:t xml:space="preserve"> </w:t>
+      </w:r>
+      <w:r>
+        <w:t xml:space="preserve">Thông báo kết quả cho tôi bằng văn bản.</w:t>
+      </w:r>
+    </w:p>
+    <w:p>
+      <w:r>
+        <w:pict>
+          <v:rect style="width:0;height:1.5pt" o:hralign="center" o:hrstd="t" o:hr="t"/>
+        </w:pict>
+      </w:r>
+    </w:p>
+    <w:bookmarkEnd w:id="77"/>
+    <w:bookmarkStart w:id="78" w:name="Xc3b7a417661813019a10754720f70278e6b2625"/>
+    <w:p>
+      <w:pPr>
+        <w:pStyle w:val="Heading2"/>
+      </w:pPr>
+      <w:r>
+        <w:t xml:space="preserve">9. Ghi chú tự đối chiếu và giới hạn của các kết luận</w:t>
       </w:r>
     </w:p>
     <w:p>
@@ -30672,17 +30728,19 @@
         <w:pStyle w:val="FirstParagraph"/>
       </w:pPr>
       <w:r>
-        <w:rPr>
-          <w:bCs/>
-          <w:b/>
-        </w:rPr>
-        <w:t xml:space="preserve">H. Đề nghị đối với cơ quan cấp trên của Thanh tra tỉnh</w:t>
-      </w:r>
-      <w:r>
-        <w:t xml:space="preserve"> </w:t>
-      </w:r>
-      <w:r>
-        <w:t xml:space="preserve">(Tổng Thanh tra Chính phủ; Chủ tịch Ủy ban nhân dân tỉnh Lâm Đồng)</w:t>
+        <w:t xml:space="preserve">Tôi tự nêu những chỗ trong hồ sơ của chính tôi cần ghi chú, và những giới hạn của báo cáo này, để không ai phải đi tìm.</w:t>
+      </w:r>
+    </w:p>
+    <w:p>
+      <w:pPr>
+        <w:pStyle w:val="BodyText"/>
+      </w:pPr>
+      <w:r>
+        <w:rPr>
+          <w:bCs/>
+          <w:b/>
+        </w:rPr>
+        <w:t xml:space="preserve">Các chỗ cần ghi chú trong tài liệu của tôi</w:t>
       </w:r>
     </w:p>
     <w:p>
@@ -30698,13 +30756,31 @@
           <w:bCs/>
           <w:b/>
         </w:rPr>
-        <w:t xml:space="preserve">H.1.</w:t>
-      </w:r>
-      <w:r>
-        <w:t xml:space="preserve"> </w:t>
-      </w:r>
-      <w:r>
-        <w:t xml:space="preserve">Kiểm tra việc áp dụng Điều 20, Điều 21 và Mẫu số 05 Thông tư số 05/2021/TT-TTCP tại Phiếu hướng dẫn 2960 và Công văn 3292 (P.1, P.2, C.2, N.3).</w:t>
+        <w:t xml:space="preserve">Ngày đề Đơn B.</w:t>
+      </w:r>
+      <w:r>
+        <w:t xml:space="preserve"> </w:t>
+      </w:r>
+      <w:r>
+        <w:t xml:space="preserve">Phụ lục II (L.2) và Phụ lục IV (Bảng 4) ghi ngày đề của cả ba đơn tháng 5/2026 là 14/5/2026; Phụ lục I và đơn ngày 14/9/2026 cũng có chỗ ghi đơn gửi Thanh tra tỉnh đề ngày 14/5/2026. Chi tiết đúng: Đơn A và Đơn C đề ngày 14/5/2026; Đơn B đề ngày 16/5/2026 (mục C.10.2; tệp 00.2, dòng 2). Kết luận</w:t>
+      </w:r>
+      <w:r>
+        <w:t xml:space="preserve"> </w:t>
+      </w:r>
+      <w:r>
+        <w:t xml:space="preserve">“</w:t>
+      </w:r>
+      <w:r>
+        <w:t xml:space="preserve">không đơn nào đề ngày 18/5/2026</w:t>
+      </w:r>
+      <w:r>
+        <w:t xml:space="preserve">”</w:t>
+      </w:r>
+      <w:r>
+        <w:t xml:space="preserve"> </w:t>
+      </w:r>
+      <w:r>
+        <w:t xml:space="preserve">đúng với cả hai con số.</w:t>
       </w:r>
     </w:p>
     <w:p>
@@ -30720,13 +30796,28 @@
           <w:bCs/>
           <w:b/>
         </w:rPr>
-        <w:t xml:space="preserve">H.2.</w:t>
-      </w:r>
-      <w:r>
-        <w:t xml:space="preserve"> </w:t>
-      </w:r>
-      <w:r>
-        <w:t xml:space="preserve">Yêu cầu Thanh tra tỉnh trả lời theo từng đề nghị tại các phần A – G, có hoặc không, kèm tên tài liệu làm căn cứ, và báo cáo kết quả về cơ quan cấp trên.</w:t>
+        <w:t xml:space="preserve">Một câu trong đơn ngày 27/7/2026</w:t>
+      </w:r>
+      <w:r>
+        <w:t xml:space="preserve"> </w:t>
+      </w:r>
+      <w:r>
+        <w:t xml:space="preserve">gọi đơn tháng 5/2026 là</w:t>
+      </w:r>
+      <w:r>
+        <w:t xml:space="preserve"> </w:t>
+      </w:r>
+      <w:r>
+        <w:t xml:space="preserve">“</w:t>
+      </w:r>
+      <w:r>
+        <w:t xml:space="preserve">Đơn tố cáo</w:t>
+      </w:r>
+      <w:r>
+        <w:t xml:space="preserve">”</w:t>
+      </w:r>
+      <w:r>
+        <w:t xml:space="preserve">. Tôi đã tự nêu lại cho đúng trong đơn ngày 06/10/2026; câu ấy lập sau Công văn 1436 hơn hai tháng nên không thể là căn cứ phân loại (mục C.3.3).</w:t>
       </w:r>
     </w:p>
     <w:p>
@@ -30742,13 +30833,46 @@
           <w:bCs/>
           <w:b/>
         </w:rPr>
-        <w:t xml:space="preserve">H.3.</w:t>
-      </w:r>
-      <w:r>
-        <w:t xml:space="preserve"> </w:t>
-      </w:r>
-      <w:r>
-        <w:t xml:space="preserve">Theo dõi việc Ủy ban nhân dân phường Phan Thiết xử lý Hồ sơ tố cáo nhận ngày 09/7/2026 và Đơn khiếu nại nhận ngày 06/10/2026 (C.4.4, C.11).</w:t>
+        <w:t xml:space="preserve">Tài liệu kèm đơn ngày 27/7/2026</w:t>
+      </w:r>
+      <w:r>
+        <w:t xml:space="preserve"> </w:t>
+      </w:r>
+      <w:r>
+        <w:t xml:space="preserve">là bản sao Đơn tố cáo ngày 09/7/2026 và ảnh vận đơn, gửi để chứng minh việc tôi đã nộp; hồ sơ gốc — đơn, phụ lục, thẻ nhớ USB — chỉ gửi Chủ tịch Ủy ban nhân dân phường. Đơn ngày 06/10/2026 và bản ngày 27/10/2026 của báo cáo này có chỗ gọi là</w:t>
+      </w:r>
+      <w:r>
+        <w:t xml:space="preserve"> </w:t>
+      </w:r>
+      <w:r>
+        <w:t xml:space="preserve">“</w:t>
+      </w:r>
+      <w:r>
+        <w:t xml:space="preserve">bản Hồ sơ tố cáo</w:t>
+      </w:r>
+      <w:r>
+        <w:t xml:space="preserve">”</w:t>
+      </w:r>
+      <w:r>
+        <w:t xml:space="preserve">; bản này ghi thống nhất là</w:t>
+      </w:r>
+      <w:r>
+        <w:t xml:space="preserve"> </w:t>
+      </w:r>
+      <w:r>
+        <w:t xml:space="preserve">“</w:t>
+      </w:r>
+      <w:r>
+        <w:t xml:space="preserve">bản sao Đơn tố cáo</w:t>
+      </w:r>
+      <w:r>
+        <w:t xml:space="preserve">”</w:t>
+      </w:r>
+      <w:r>
+        <w:t xml:space="preserve"> </w:t>
+      </w:r>
+      <w:r>
+        <w:t xml:space="preserve">(mục C.4.4).</w:t>
       </w:r>
     </w:p>
     <w:p>
@@ -30764,30 +30888,87 @@
           <w:bCs/>
           <w:b/>
         </w:rPr>
-        <w:t xml:space="preserve">H.4.</w:t>
-      </w:r>
-      <w:r>
-        <w:t xml:space="preserve"> </w:t>
-      </w:r>
-      <w:r>
-        <w:t xml:space="preserve">Thông báo kết quả cho tôi bằng văn bản.</w:t>
-      </w:r>
-    </w:p>
-    <w:p>
-      <w:r>
-        <w:pict>
-          <v:rect style="width:0;height:1.5pt" o:hralign="center" o:hrstd="t" o:hr="t"/>
-        </w:pict>
-      </w:r>
-    </w:p>
-    <w:bookmarkEnd w:id="77"/>
-    <w:bookmarkStart w:id="78" w:name="Xc3b7a417661813019a10754720f70278e6b2625"/>
-    <w:p>
-      <w:pPr>
-        <w:pStyle w:val="Heading2"/>
-      </w:pPr>
-      <w:r>
-        <w:t xml:space="preserve">9. Ghi chú tự đối chiếu và giới hạn của các kết luận</w:t>
+        <w:t xml:space="preserve">Khoản về chuyển tố cáo.</w:t>
+      </w:r>
+      <w:r>
+        <w:t xml:space="preserve"> </w:t>
+      </w:r>
+      <w:r>
+        <w:t xml:space="preserve">Nghĩa vụ chuyển trong 05 ngày làm việc và thông báo cho người tố cáo nằm tại khoản 2 Điều 24 Luật Tố cáo, như đơn ngày 27/7/2026 và báo cáo này dẫn. Hồ sơ tố cáo ngày 09/7/2026 (Mục III, Mục VII.C, Mục VIII) ghi là</w:t>
+      </w:r>
+      <w:r>
+        <w:t xml:space="preserve"> </w:t>
+      </w:r>
+      <w:r>
+        <w:t xml:space="preserve">“</w:t>
+      </w:r>
+      <w:r>
+        <w:t xml:space="preserve">khoản 3 Điều 24</w:t>
+      </w:r>
+      <w:r>
+        <w:t xml:space="preserve">”</w:t>
+      </w:r>
+      <w:r>
+        <w:t xml:space="preserve">. Ghi chú này không làm thay đổi nghĩa vụ được đề nghị.</w:t>
+      </w:r>
+    </w:p>
+    <w:p>
+      <w:pPr>
+        <w:pStyle w:val="Compact"/>
+        <w:numPr>
+          <w:ilvl w:val="0"/>
+          <w:numId w:val="1024"/>
+        </w:numPr>
+      </w:pPr>
+      <w:r>
+        <w:rPr>
+          <w:bCs/>
+          <w:b/>
+        </w:rPr>
+        <w:t xml:space="preserve">Luật Thanh tra.</w:t>
+      </w:r>
+      <w:r>
+        <w:t xml:space="preserve"> </w:t>
+      </w:r>
+      <w:r>
+        <w:t xml:space="preserve">Đơn B viện dẫn</w:t>
+      </w:r>
+      <w:r>
+        <w:t xml:space="preserve"> </w:t>
+      </w:r>
+      <w:r>
+        <w:t xml:space="preserve">“</w:t>
+      </w:r>
+      <w:r>
+        <w:t xml:space="preserve">Luật Thanh tra 2022</w:t>
+      </w:r>
+      <w:r>
+        <w:t xml:space="preserve">”</w:t>
+      </w:r>
+      <w:r>
+        <w:t xml:space="preserve">; tại thời điểm gửi đơn, Luật Thanh tra năm 2025 (số 84/2025/QH15) đã có hiệu lực từ ngày 01/7/2025. Viện dẫn ấy không làm thay đổi nội dung đề nghị thanh tra.</w:t>
+      </w:r>
+    </w:p>
+    <w:p>
+      <w:pPr>
+        <w:pStyle w:val="Compact"/>
+        <w:numPr>
+          <w:ilvl w:val="0"/>
+          <w:numId w:val="1024"/>
+        </w:numPr>
+      </w:pPr>
+      <w:r>
+        <w:rPr>
+          <w:bCs/>
+          <w:b/>
+        </w:rPr>
+        <w:t xml:space="preserve">Cách tính mốc.</w:t>
+      </w:r>
+      <w:r>
+        <w:t xml:space="preserve"> </w:t>
+      </w:r>
+      <w:r>
+        <w:t xml:space="preserve">Phụ lục I (mục A.7.2, K.1) tính mốc trên Hồ sơ tố cáo nhận ngày 09/7/2026 là 17/7 và 22/7/2026, tức tính cả ngày nhận. Báo cáo này tính từ ngày tiếp theo ngày nhận (khoản 2 Điều 147 Bộ luật Dân sự năm 2015), nên mốc là 20/7 và 23/7/2026. Hai cách tính đều cho thấy mốc đã qua từ tháng 7/2026.</w:t>
       </w:r>
     </w:p>
     <w:p>
@@ -30795,19 +30976,11 @@
         <w:pStyle w:val="FirstParagraph"/>
       </w:pPr>
       <w:r>
-        <w:t xml:space="preserve">Tôi tự nêu những chỗ trong hồ sơ của chính tôi cần ghi chú, và những giới hạn của báo cáo này, để không ai phải đi tìm.</w:t>
-      </w:r>
-    </w:p>
-    <w:p>
-      <w:pPr>
-        <w:pStyle w:val="BodyText"/>
-      </w:pPr>
-      <w:r>
-        <w:rPr>
-          <w:bCs/>
-          <w:b/>
-        </w:rPr>
-        <w:t xml:space="preserve">Các chỗ cần ghi chú trong tài liệu của tôi</w:t>
+        <w:rPr>
+          <w:bCs/>
+          <w:b/>
+        </w:rPr>
+        <w:t xml:space="preserve">Giới hạn của các kết luận</w:t>
       </w:r>
     </w:p>
     <w:p>
@@ -30819,17 +30992,7 @@
         </w:numPr>
       </w:pPr>
       <w:r>
-        <w:rPr>
-          <w:bCs/>
-          <w:b/>
-        </w:rPr>
-        <w:t xml:space="preserve">Ngày đề Đơn B.</w:t>
-      </w:r>
-      <w:r>
-        <w:t xml:space="preserve"> </w:t>
-      </w:r>
-      <w:r>
-        <w:t xml:space="preserve">Phụ lục II (L.2) và Phụ lục IV (Bảng 4) ghi ngày đề của cả ba đơn tháng 5/2026 là 14/5/2026; Phụ lục I và đơn ngày 14/9/2026 cũng có chỗ ghi đơn gửi Thanh tra tỉnh đề ngày 14/5/2026. Chi tiết đúng: Đơn A và Đơn C đề ngày 14/5/2026; Đơn B đề ngày 16/5/2026 (mục C.10.2; tệp 00.2, dòng 2). Kết luận</w:t>
+        <w:t xml:space="preserve">Những gì báo cáo nói</w:t>
       </w:r>
       <w:r>
         <w:t xml:space="preserve"> </w:t>
@@ -30838,7 +31001,7 @@
         <w:t xml:space="preserve">“</w:t>
       </w:r>
       <w:r>
-        <w:t xml:space="preserve">không đơn nào đề ngày 18/5/2026</w:t>
+        <w:t xml:space="preserve">không có</w:t>
       </w:r>
       <w:r>
         <w:t xml:space="preserve">”</w:t>
@@ -30847,7 +31010,53 @@
         <w:t xml:space="preserve"> </w:t>
       </w:r>
       <w:r>
-        <w:t xml:space="preserve">đúng với cả hai con số.</w:t>
+        <w:t xml:space="preserve">là</w:t>
+      </w:r>
+      <w:r>
+        <w:t xml:space="preserve"> </w:t>
+      </w:r>
+      <w:r>
+        <w:rPr>
+          <w:bCs/>
+          <w:b/>
+        </w:rPr>
+        <w:t xml:space="preserve">không có trong văn bản đã ban hành</w:t>
+      </w:r>
+      <w:r>
+        <w:t xml:space="preserve"> </w:t>
+      </w:r>
+      <w:r>
+        <w:t xml:space="preserve">và trong những gì tôi nhận được đến ngày 28/10/2026. Cơ quan có hoạt động nào không thể hiện ra văn bản hay không thì chỉ hồ sơ xử lý của cơ quan trả lời được; vì vậy các đề nghị tại mục 8 đặt dưới dạng</w:t>
+      </w:r>
+      <w:r>
+        <w:t xml:space="preserve"> </w:t>
+      </w:r>
+      <w:r>
+        <w:t xml:space="preserve">“</w:t>
+      </w:r>
+      <w:r>
+        <w:t xml:space="preserve">cho biết</w:t>
+      </w:r>
+      <w:r>
+        <w:t xml:space="preserve">”</w:t>
+      </w:r>
+      <w:r>
+        <w:t xml:space="preserve">,</w:t>
+      </w:r>
+      <w:r>
+        <w:t xml:space="preserve"> </w:t>
+      </w:r>
+      <w:r>
+        <w:t xml:space="preserve">“</w:t>
+      </w:r>
+      <w:r>
+        <w:t xml:space="preserve">xác nhận</w:t>
+      </w:r>
+      <w:r>
+        <w:t xml:space="preserve">”</w:t>
+      </w:r>
+      <w:r>
+        <w:t xml:space="preserve">.</w:t>
       </w:r>
     </w:p>
     <w:p>
@@ -30859,32 +31068,23 @@
         </w:numPr>
       </w:pPr>
       <w:r>
-        <w:rPr>
-          <w:bCs/>
-          <w:b/>
-        </w:rPr>
-        <w:t xml:space="preserve">Một câu trong đơn ngày 27/7/2026</w:t>
-      </w:r>
-      <w:r>
-        <w:t xml:space="preserve"> </w:t>
-      </w:r>
-      <w:r>
-        <w:t xml:space="preserve">gọi đơn tháng 5/2026 là</w:t>
-      </w:r>
-      <w:r>
-        <w:t xml:space="preserve"> </w:t>
-      </w:r>
-      <w:r>
-        <w:t xml:space="preserve">“</w:t>
-      </w:r>
-      <w:r>
-        <w:t xml:space="preserve">Đơn tố cáo</w:t>
-      </w:r>
-      <w:r>
-        <w:t xml:space="preserve">”</w:t>
-      </w:r>
-      <w:r>
-        <w:t xml:space="preserve">. Tôi đã tự nêu lại cho đúng trong đơn ngày 06/10/2026; câu ấy lập sau Công văn 1436 hơn hai tháng nên không thể là căn cứ phân loại (mục C.3.3).</w:t>
+        <w:t xml:space="preserve">Báo cáo chỉ nêu sự việc đọc được từ văn bản và hệ quả của nó;</w:t>
+      </w:r>
+      <w:r>
+        <w:t xml:space="preserve"> </w:t>
+      </w:r>
+      <w:r>
+        <w:rPr>
+          <w:bCs/>
+          <w:b/>
+        </w:rPr>
+        <w:t xml:space="preserve">không nêu và không suy đoán động cơ</w:t>
+      </w:r>
+      <w:r>
+        <w:t xml:space="preserve"> </w:t>
+      </w:r>
+      <w:r>
+        <w:t xml:space="preserve">của người ký bất kỳ văn bản nào.</w:t>
       </w:r>
     </w:p>
     <w:p>
@@ -30896,50 +31096,39 @@
         </w:numPr>
       </w:pPr>
       <w:r>
-        <w:rPr>
-          <w:bCs/>
-          <w:b/>
-        </w:rPr>
-        <w:t xml:space="preserve">Tài liệu kèm đơn ngày 27/7/2026</w:t>
-      </w:r>
-      <w:r>
-        <w:t xml:space="preserve"> </w:t>
-      </w:r>
-      <w:r>
-        <w:t xml:space="preserve">là bản sao Đơn tố cáo ngày 09/7/2026 và ảnh vận đơn, gửi để chứng minh việc tôi đã nộp; hồ sơ gốc — đơn, phụ lục, thẻ nhớ USB — chỉ gửi Chủ tịch Ủy ban nhân dân phường. Đơn ngày 06/10/2026 và bản ngày 27/10/2026 của báo cáo này có chỗ gọi là</w:t>
-      </w:r>
-      <w:r>
-        <w:t xml:space="preserve"> </w:t>
-      </w:r>
-      <w:r>
-        <w:t xml:space="preserve">“</w:t>
-      </w:r>
-      <w:r>
-        <w:t xml:space="preserve">bản Hồ sơ tố cáo</w:t>
-      </w:r>
-      <w:r>
-        <w:t xml:space="preserve">”</w:t>
-      </w:r>
-      <w:r>
-        <w:t xml:space="preserve">; bản này ghi thống nhất là</w:t>
-      </w:r>
-      <w:r>
-        <w:t xml:space="preserve"> </w:t>
-      </w:r>
-      <w:r>
-        <w:t xml:space="preserve">“</w:t>
-      </w:r>
-      <w:r>
-        <w:t xml:space="preserve">bản sao Đơn tố cáo</w:t>
-      </w:r>
-      <w:r>
-        <w:t xml:space="preserve">”</w:t>
-      </w:r>
-      <w:r>
-        <w:t xml:space="preserve"> </w:t>
-      </w:r>
-      <w:r>
-        <w:t xml:space="preserve">(mục C.4.4).</w:t>
+        <w:t xml:space="preserve">Báo cáo</w:t>
+      </w:r>
+      <w:r>
+        <w:t xml:space="preserve"> </w:t>
+      </w:r>
+      <w:r>
+        <w:rPr>
+          <w:bCs/>
+          <w:b/>
+        </w:rPr>
+        <w:t xml:space="preserve">không đề nghị</w:t>
+      </w:r>
+      <w:r>
+        <w:t xml:space="preserve"> </w:t>
+      </w:r>
+      <w:r>
+        <w:t xml:space="preserve">Thanh tra tỉnh giải quyết khiếu nại thay Chủ tịch Ủy ban nhân dân phường, và</w:t>
+      </w:r>
+      <w:r>
+        <w:t xml:space="preserve"> </w:t>
+      </w:r>
+      <w:r>
+        <w:rPr>
+          <w:bCs/>
+          <w:b/>
+        </w:rPr>
+        <w:t xml:space="preserve">không đề nghị</w:t>
+      </w:r>
+      <w:r>
+        <w:t xml:space="preserve"> </w:t>
+      </w:r>
+      <w:r>
+        <w:t xml:space="preserve">kết luận về trách nhiệm hình sự thay cơ quan tiến hành tố tụng. Việc tôi nêu điều luật hình sự trong các hồ sơ trước không có nghĩa là đã có dấu hiệu tội phạm; điều tôi đề nghị là được biết việc xem xét có được thực hiện hay không (mục C.8.3).</w:t>
       </w:r>
     </w:p>
     <w:p>
@@ -30951,32 +31140,36 @@
         </w:numPr>
       </w:pPr>
       <w:r>
-        <w:rPr>
-          <w:bCs/>
-          <w:b/>
-        </w:rPr>
-        <w:t xml:space="preserve">Khoản về chuyển tố cáo.</w:t>
-      </w:r>
-      <w:r>
-        <w:t xml:space="preserve"> </w:t>
-      </w:r>
-      <w:r>
-        <w:t xml:space="preserve">Nghĩa vụ chuyển trong 05 ngày làm việc và thông báo cho người tố cáo nằm tại khoản 2 Điều 24 Luật Tố cáo, như đơn ngày 27/7/2026 và báo cáo này dẫn. Hồ sơ tố cáo ngày 09/7/2026 (Mục III, Mục VII.C, Mục VIII) ghi là</w:t>
-      </w:r>
-      <w:r>
-        <w:t xml:space="preserve"> </w:t>
-      </w:r>
-      <w:r>
-        <w:t xml:space="preserve">“</w:t>
-      </w:r>
-      <w:r>
-        <w:t xml:space="preserve">khoản 3 Điều 24</w:t>
-      </w:r>
-      <w:r>
-        <w:t xml:space="preserve">”</w:t>
-      </w:r>
-      <w:r>
-        <w:t xml:space="preserve">. Ghi chú này không làm thay đổi nghĩa vụ được đề nghị.</w:t>
+        <w:t xml:space="preserve">Đơn khiếu nại ngày 06/10/2026 khiếu nại</w:t>
+      </w:r>
+      <w:r>
+        <w:t xml:space="preserve"> </w:t>
+      </w:r>
+      <w:r>
+        <w:rPr>
+          <w:bCs/>
+          <w:b/>
+        </w:rPr>
+        <w:t xml:space="preserve">ba kết luận</w:t>
+      </w:r>
+      <w:r>
+        <w:t xml:space="preserve"> </w:t>
+      </w:r>
+      <w:r>
+        <w:t xml:space="preserve">của Thông báo 5553,</w:t>
+      </w:r>
+      <w:r>
+        <w:t xml:space="preserve"> </w:t>
+      </w:r>
+      <w:r>
+        <w:rPr>
+          <w:bCs/>
+          <w:b/>
+        </w:rPr>
+        <w:t xml:space="preserve">không khiếu nại việc không thụ lý tố cáo</w:t>
+      </w:r>
+      <w:r>
+        <w:t xml:space="preserve">. Một thông báo không thụ lý tố cáo tự nó không sai về hình thức; điều được nêu là phạm vi, căn cứ và các kết luận về nội dung đặt trong văn bản ấy (mục C.10.7). Ba kết luận ấy có là đối tượng khiếu nại hay không do người có thẩm quyền xác định (mục C.11).</w:t>
       </w:r>
     </w:p>
     <w:p>
@@ -30988,32 +31181,7 @@
         </w:numPr>
       </w:pPr>
       <w:r>
-        <w:rPr>
-          <w:bCs/>
-          <w:b/>
-        </w:rPr>
-        <w:t xml:space="preserve">Luật Thanh tra.</w:t>
-      </w:r>
-      <w:r>
-        <w:t xml:space="preserve"> </w:t>
-      </w:r>
-      <w:r>
-        <w:t xml:space="preserve">Đơn B viện dẫn</w:t>
-      </w:r>
-      <w:r>
-        <w:t xml:space="preserve"> </w:t>
-      </w:r>
-      <w:r>
-        <w:t xml:space="preserve">“</w:t>
-      </w:r>
-      <w:r>
-        <w:t xml:space="preserve">Luật Thanh tra 2022</w:t>
-      </w:r>
-      <w:r>
-        <w:t xml:space="preserve">”</w:t>
-      </w:r>
-      <w:r>
-        <w:t xml:space="preserve">; tại thời điểm gửi đơn, Luật Thanh tra năm 2025 (số 84/2025/QH15) đã có hiệu lực từ ngày 01/7/2025. Viện dẫn ấy không làm thay đổi nội dung đề nghị thanh tra.</w:t>
+        <w:t xml:space="preserve">Những chỗ trong ngoặc kép là trích nguyên văn từ bản gốc văn bản. Nội dung điều luật ở các chỗ khác được diễn đạt theo văn bản; khi trích dẫn chính thức, xin đối chiếu văn bản hợp nhất (Phụ lục C).</w:t>
       </w:r>
     </w:p>
     <w:p>
@@ -31025,17 +31193,7 @@
         </w:numPr>
       </w:pPr>
       <w:r>
-        <w:rPr>
-          <w:bCs/>
-          <w:b/>
-        </w:rPr>
-        <w:t xml:space="preserve">Cách tính mốc.</w:t>
-      </w:r>
-      <w:r>
-        <w:t xml:space="preserve"> </w:t>
-      </w:r>
-      <w:r>
-        <w:t xml:space="preserve">Phụ lục I (mục A.7.2, K.1) tính mốc trên Hồ sơ tố cáo nhận ngày 09/7/2026 là 17/7 và 22/7/2026, tức tính cả ngày nhận. Báo cáo này tính từ ngày tiếp theo ngày nhận (khoản 2 Điều 147 Bộ luật Dân sự năm 2015), nên mốc là 20/7 và 23/7/2026. Hai cách tính đều cho thấy mốc đã qua từ tháng 7/2026.</w:t>
+        <w:t xml:space="preserve">Số ngày: ngày lịch tính đến ngày 28/10/2026; ngày làm việc không tính thứ Bảy, Chủ nhật và ngày lễ; thời hạn tính từ ngày tiếp theo ngày nhận.</w:t>
       </w:r>
     </w:p>
     <w:p>
@@ -31047,7 +31205,7 @@
           <w:bCs/>
           <w:b/>
         </w:rPr>
-        <w:t xml:space="preserve">Giới hạn của các kết luận</w:t>
+        <w:t xml:space="preserve">Các ghi chú bổ sung trong bản này</w:t>
       </w:r>
     </w:p>
     <w:p>
@@ -31059,71 +31217,17 @@
         </w:numPr>
       </w:pPr>
       <w:r>
-        <w:t xml:space="preserve">Những gì báo cáo nói</w:t>
-      </w:r>
-      <w:r>
-        <w:t xml:space="preserve"> </w:t>
-      </w:r>
-      <w:r>
-        <w:t xml:space="preserve">“</w:t>
-      </w:r>
-      <w:r>
-        <w:t xml:space="preserve">không có</w:t>
-      </w:r>
-      <w:r>
-        <w:t xml:space="preserve">”</w:t>
-      </w:r>
-      <w:r>
-        <w:t xml:space="preserve"> </w:t>
-      </w:r>
-      <w:r>
-        <w:t xml:space="preserve">là</w:t>
-      </w:r>
-      <w:r>
-        <w:t xml:space="preserve"> </w:t>
-      </w:r>
-      <w:r>
-        <w:rPr>
-          <w:bCs/>
-          <w:b/>
-        </w:rPr>
-        <w:t xml:space="preserve">không có trong văn bản đã ban hành</w:t>
-      </w:r>
-      <w:r>
-        <w:t xml:space="preserve"> </w:t>
-      </w:r>
-      <w:r>
-        <w:t xml:space="preserve">và trong những gì tôi nhận được đến ngày 28/10/2026. Cơ quan có hoạt động nào không thể hiện ra văn bản hay không thì chỉ hồ sơ xử lý của cơ quan trả lời được; vì vậy các đề nghị tại mục 8 đặt dưới dạng</w:t>
-      </w:r>
-      <w:r>
-        <w:t xml:space="preserve"> </w:t>
-      </w:r>
-      <w:r>
-        <w:t xml:space="preserve">“</w:t>
-      </w:r>
-      <w:r>
-        <w:t xml:space="preserve">cho biết</w:t>
-      </w:r>
-      <w:r>
-        <w:t xml:space="preserve">”</w:t>
-      </w:r>
-      <w:r>
-        <w:t xml:space="preserve">,</w:t>
-      </w:r>
-      <w:r>
-        <w:t xml:space="preserve"> </w:t>
-      </w:r>
-      <w:r>
-        <w:t xml:space="preserve">“</w:t>
-      </w:r>
-      <w:r>
-        <w:t xml:space="preserve">xác nhận</w:t>
-      </w:r>
-      <w:r>
-        <w:t xml:space="preserve">”</w:t>
-      </w:r>
-      <w:r>
-        <w:t xml:space="preserve">.</w:t>
+        <w:rPr>
+          <w:bCs/>
+          <w:b/>
+        </w:rPr>
+        <w:t xml:space="preserve">Mẫu số 05.</w:t>
+      </w:r>
+      <w:r>
+        <w:t xml:space="preserve"> </w:t>
+      </w:r>
+      <w:r>
+        <w:t xml:space="preserve">Câu trích ở P.1 là câu mở đầu phần nội dung của Mẫu số 05, đối chiếu theo bản Thông tư 05 đăng công khai. Khi trích dẫn chính thức, xin đối chiếu bản đăng Công báo.</w:t>
       </w:r>
     </w:p>
     <w:p>
@@ -31135,23 +31239,17 @@
         </w:numPr>
       </w:pPr>
       <w:r>
-        <w:t xml:space="preserve">Báo cáo chỉ nêu sự việc đọc được từ văn bản và hệ quả của nó;</w:t>
-      </w:r>
-      <w:r>
-        <w:t xml:space="preserve"> </w:t>
-      </w:r>
-      <w:r>
-        <w:rPr>
-          <w:bCs/>
-          <w:b/>
-        </w:rPr>
-        <w:t xml:space="preserve">không nêu và không suy đoán động cơ</w:t>
-      </w:r>
-      <w:r>
-        <w:t xml:space="preserve"> </w:t>
-      </w:r>
-      <w:r>
-        <w:t xml:space="preserve">của người ký bất kỳ văn bản nào.</w:t>
+        <w:rPr>
+          <w:bCs/>
+          <w:b/>
+        </w:rPr>
+        <w:t xml:space="preserve">Việc trả lại hồ sơ</w:t>
+      </w:r>
+      <w:r>
+        <w:t xml:space="preserve"> </w:t>
+      </w:r>
+      <w:r>
+        <w:t xml:space="preserve">(P.4) là sự việc do tôi xác nhận; sổ văn bản của Thanh tra tỉnh kiểm chứng được.</w:t>
       </w:r>
     </w:p>
     <w:p>
@@ -31163,39 +31261,17 @@
         </w:numPr>
       </w:pPr>
       <w:r>
-        <w:t xml:space="preserve">Báo cáo</w:t>
-      </w:r>
-      <w:r>
-        <w:t xml:space="preserve"> </w:t>
-      </w:r>
-      <w:r>
-        <w:rPr>
-          <w:bCs/>
-          <w:b/>
-        </w:rPr>
-        <w:t xml:space="preserve">không đề nghị</w:t>
-      </w:r>
-      <w:r>
-        <w:t xml:space="preserve"> </w:t>
-      </w:r>
-      <w:r>
-        <w:t xml:space="preserve">Thanh tra tỉnh giải quyết khiếu nại thay Chủ tịch Ủy ban nhân dân phường, và</w:t>
-      </w:r>
-      <w:r>
-        <w:t xml:space="preserve"> </w:t>
-      </w:r>
-      <w:r>
-        <w:rPr>
-          <w:bCs/>
-          <w:b/>
-        </w:rPr>
-        <w:t xml:space="preserve">không đề nghị</w:t>
-      </w:r>
-      <w:r>
-        <w:t xml:space="preserve"> </w:t>
-      </w:r>
-      <w:r>
-        <w:t xml:space="preserve">kết luận về trách nhiệm hình sự thay cơ quan tiến hành tố tụng. Việc tôi nêu điều luật hình sự trong các hồ sơ trước không có nghĩa là đã có dấu hiệu tội phạm; điều tôi đề nghị là được biết việc xem xét có được thực hiện hay không (mục C.8.3).</w:t>
+        <w:rPr>
+          <w:bCs/>
+          <w:b/>
+        </w:rPr>
+        <w:t xml:space="preserve">Ngày nhận đơn ngày 14/9/2026.</w:t>
+      </w:r>
+      <w:r>
+        <w:t xml:space="preserve"> </w:t>
+      </w:r>
+      <w:r>
+        <w:t xml:space="preserve">Báo phát ghi giao ngày 18/9/2026 (thứ Sáu); Phiếu 2960 ghi Thanh tra tỉnh nhận ngày 21/9/2026 (thứ Hai). Báo cáo tính theo ngày ghi trong phiếu; khoảng 40 ngày ở mục 1 tính từ ngày giao 18/9/2026.</w:t>
       </w:r>
     </w:p>
     <w:p>
@@ -31207,36 +31283,44 @@
         </w:numPr>
       </w:pPr>
       <w:r>
-        <w:t xml:space="preserve">Đơn khiếu nại ngày 06/10/2026 khiếu nại</w:t>
-      </w:r>
-      <w:r>
-        <w:t xml:space="preserve"> </w:t>
-      </w:r>
-      <w:r>
-        <w:rPr>
-          <w:bCs/>
-          <w:b/>
-        </w:rPr>
-        <w:t xml:space="preserve">ba kết luận</w:t>
-      </w:r>
-      <w:r>
-        <w:t xml:space="preserve"> </w:t>
-      </w:r>
-      <w:r>
-        <w:t xml:space="preserve">của Thông báo 5553,</w:t>
-      </w:r>
-      <w:r>
-        <w:t xml:space="preserve"> </w:t>
-      </w:r>
-      <w:r>
-        <w:rPr>
-          <w:bCs/>
-          <w:b/>
-        </w:rPr>
-        <w:t xml:space="preserve">không khiếu nại việc không thụ lý tố cáo</w:t>
-      </w:r>
-      <w:r>
-        <w:t xml:space="preserve">. Một thông báo không thụ lý tố cáo tự nó không sai về hình thức; điều được nêu là phạm vi, căn cứ và các kết luận về nội dung đặt trong văn bản ấy (mục C.10.7). Ba kết luận ấy có là đối tượng khiếu nại hay không do người có thẩm quyền xác định (mục C.11).</w:t>
+        <w:rPr>
+          <w:bCs/>
+          <w:b/>
+        </w:rPr>
+        <w:t xml:space="preserve">Một câu ở bản phản biện được sửa.</w:t>
+      </w:r>
+      <w:r>
+        <w:t xml:space="preserve"> </w:t>
+      </w:r>
+      <w:r>
+        <w:t xml:space="preserve">Bản phản biện ngày 28/10/2026 (mục 4.17) viết</w:t>
+      </w:r>
+      <w:r>
+        <w:t xml:space="preserve"> </w:t>
+      </w:r>
+      <w:r>
+        <w:rPr>
+          <w:iCs/>
+          <w:i/>
+        </w:rPr>
+        <w:t xml:space="preserve">“</w:t>
+      </w:r>
+      <w:r>
+        <w:rPr>
+          <w:iCs/>
+          <w:i/>
+        </w:rPr>
+        <w:t xml:space="preserve">Thanh tra tỉnh đã dùng đúng quy định ấy</w:t>
+      </w:r>
+      <w:r>
+        <w:rPr>
+          <w:iCs/>
+          <w:i/>
+        </w:rPr>
+        <w:t xml:space="preserve">”</w:t>
+      </w:r>
+      <w:r>
+        <w:t xml:space="preserve">. Câu ấy có thể bị hiểu là công nhận Phiếu 2960 thực hiện đúng Điều 21. Bản này viết lại: Thanh tra tỉnh viện dẫn đúng loại thủ tục, nhưng phiếu thiếu chính phần hướng dẫn mà Mẫu số 05 quy định (N.1, P.1).</w:t>
       </w:r>
     </w:p>
     <w:p>
@@ -31248,7 +31332,44 @@
         </w:numPr>
       </w:pPr>
       <w:r>
-        <w:t xml:space="preserve">Những chỗ trong ngoặc kép là trích nguyên văn từ bản gốc văn bản. Nội dung điều luật ở các chỗ khác được diễn đạt theo văn bản; khi trích dẫn chính thức, xin đối chiếu văn bản hợp nhất (Phụ lục C).</w:t>
+        <w:rPr>
+          <w:bCs/>
+          <w:b/>
+        </w:rPr>
+        <w:t xml:space="preserve">Một câu ở bản phản biện được viết chặt lại.</w:t>
+      </w:r>
+      <w:r>
+        <w:t xml:space="preserve"> </w:t>
+      </w:r>
+      <w:r>
+        <w:t xml:space="preserve">Bản phản biện (mục 4.18) viết kết quả xem xét theo Điều 27 Luật Tố cáo, dù có hay không,</w:t>
+      </w:r>
+      <w:r>
+        <w:t xml:space="preserve"> </w:t>
+      </w:r>
+      <w:r>
+        <w:rPr>
+          <w:iCs/>
+          <w:i/>
+        </w:rPr>
+        <w:t xml:space="preserve">“</w:t>
+      </w:r>
+      <w:r>
+        <w:rPr>
+          <w:iCs/>
+          <w:i/>
+        </w:rPr>
+        <w:t xml:space="preserve">phải để lại dấu trong hồ sơ</w:t>
+      </w:r>
+      <w:r>
+        <w:rPr>
+          <w:iCs/>
+          <w:i/>
+        </w:rPr>
+        <w:t xml:space="preserve">”</w:t>
+      </w:r>
+      <w:r>
+        <w:t xml:space="preserve">. Điều 27 không tự quy định hình thức văn bản cho trường hợp xem xét mà thấy không có dấu hiệu tội phạm. Bản này chỉ đề nghị cho biết việc xem xét có được thực hiện và kết quả thể hiện ở đâu (C.8.3, P.3).</w:t>
       </w:r>
     </w:p>
     <w:p>
@@ -31260,19 +31381,35 @@
         </w:numPr>
       </w:pPr>
       <w:r>
-        <w:t xml:space="preserve">Số ngày: ngày lịch tính đến ngày 28/10/2026; ngày làm việc không tính thứ Bảy, Chủ nhật và ngày lễ; thời hạn tính từ ngày tiếp theo ngày nhận.</w:t>
-      </w:r>
-    </w:p>
-    <w:p>
-      <w:pPr>
-        <w:pStyle w:val="FirstParagraph"/>
-      </w:pPr>
-      <w:r>
-        <w:rPr>
-          <w:bCs/>
-          <w:b/>
-        </w:rPr>
-        <w:t xml:space="preserve">Các ghi chú bổ sung trong bản này</w:t>
+        <w:rPr>
+          <w:bCs/>
+          <w:b/>
+        </w:rPr>
+        <w:t xml:space="preserve">Về hai đánh giá ở C.9.</w:t>
+      </w:r>
+      <w:r>
+        <w:t xml:space="preserve"> </w:t>
+      </w:r>
+      <w:r>
+        <w:t xml:space="preserve">Việc phân loại tính chất lá đơn và việc xét điều kiện thụ lý là hai câu hỏi khác nhau; hai đánh giá ấy không tự động loại trừ nhau. Vì vậy C.9 ở mức B: điều được nêu là sự khác nhau chưa được cơ quan phân loại giải thích, không phải một kết luận rằng một trong hai đánh giá là sai. Bản chỉnh lý ngày 29/10/2026 bỏ cách đặt câu hỏi</w:t>
+      </w:r>
+      <w:r>
+        <w:t xml:space="preserve"> </w:t>
+      </w:r>
+      <w:r>
+        <w:t xml:space="preserve">“</w:t>
+      </w:r>
+      <w:r>
+        <w:t xml:space="preserve">hoặc… hoặc…</w:t>
+      </w:r>
+      <w:r>
+        <w:t xml:space="preserve">”</w:t>
+      </w:r>
+      <w:r>
+        <w:t xml:space="preserve"> </w:t>
+      </w:r>
+      <w:r>
+        <w:t xml:space="preserve">ở bản trước (C.9, D.1).</w:t>
       </w:r>
     </w:p>
     <w:p>
@@ -31280,211 +31417,7 @@
         <w:pStyle w:val="Compact"/>
         <w:numPr>
           <w:ilvl w:val="0"/>
-          <w:numId w:val="1027"/>
-        </w:numPr>
-      </w:pPr>
-      <w:r>
-        <w:rPr>
-          <w:bCs/>
-          <w:b/>
-        </w:rPr>
-        <w:t xml:space="preserve">Mẫu số 05.</w:t>
-      </w:r>
-      <w:r>
-        <w:t xml:space="preserve"> </w:t>
-      </w:r>
-      <w:r>
-        <w:t xml:space="preserve">Câu trích ở P.1 là câu mở đầu phần nội dung của Mẫu số 05, đối chiếu theo bản Thông tư 05 đăng công khai. Khi trích dẫn chính thức, xin đối chiếu bản đăng Công báo.</w:t>
-      </w:r>
-    </w:p>
-    <w:p>
-      <w:pPr>
-        <w:pStyle w:val="Compact"/>
-        <w:numPr>
-          <w:ilvl w:val="0"/>
-          <w:numId w:val="1027"/>
-        </w:numPr>
-      </w:pPr>
-      <w:r>
-        <w:rPr>
-          <w:bCs/>
-          <w:b/>
-        </w:rPr>
-        <w:t xml:space="preserve">Việc trả lại hồ sơ</w:t>
-      </w:r>
-      <w:r>
-        <w:t xml:space="preserve"> </w:t>
-      </w:r>
-      <w:r>
-        <w:t xml:space="preserve">(P.4) là sự việc do tôi xác nhận; sổ văn bản của Thanh tra tỉnh kiểm chứng được.</w:t>
-      </w:r>
-    </w:p>
-    <w:p>
-      <w:pPr>
-        <w:pStyle w:val="Compact"/>
-        <w:numPr>
-          <w:ilvl w:val="0"/>
-          <w:numId w:val="1027"/>
-        </w:numPr>
-      </w:pPr>
-      <w:r>
-        <w:rPr>
-          <w:bCs/>
-          <w:b/>
-        </w:rPr>
-        <w:t xml:space="preserve">Ngày nhận đơn ngày 14/9/2026.</w:t>
-      </w:r>
-      <w:r>
-        <w:t xml:space="preserve"> </w:t>
-      </w:r>
-      <w:r>
-        <w:t xml:space="preserve">Báo phát ghi giao ngày 18/9/2026 (thứ Sáu); Phiếu 2960 ghi Thanh tra tỉnh nhận ngày 21/9/2026 (thứ Hai). Báo cáo tính theo ngày ghi trong phiếu; khoảng 40 ngày ở mục 1 tính từ ngày giao 18/9/2026.</w:t>
-      </w:r>
-    </w:p>
-    <w:p>
-      <w:pPr>
-        <w:pStyle w:val="Compact"/>
-        <w:numPr>
-          <w:ilvl w:val="0"/>
-          <w:numId w:val="1027"/>
-        </w:numPr>
-      </w:pPr>
-      <w:r>
-        <w:rPr>
-          <w:bCs/>
-          <w:b/>
-        </w:rPr>
-        <w:t xml:space="preserve">Một câu ở bản phản biện được sửa.</w:t>
-      </w:r>
-      <w:r>
-        <w:t xml:space="preserve"> </w:t>
-      </w:r>
-      <w:r>
-        <w:t xml:space="preserve">Bản phản biện ngày 28/10/2026 (mục 4.17) viết</w:t>
-      </w:r>
-      <w:r>
-        <w:t xml:space="preserve"> </w:t>
-      </w:r>
-      <w:r>
-        <w:rPr>
-          <w:iCs/>
-          <w:i/>
-        </w:rPr>
-        <w:t xml:space="preserve">“</w:t>
-      </w:r>
-      <w:r>
-        <w:rPr>
-          <w:iCs/>
-          <w:i/>
-        </w:rPr>
-        <w:t xml:space="preserve">Thanh tra tỉnh đã dùng đúng quy định ấy</w:t>
-      </w:r>
-      <w:r>
-        <w:rPr>
-          <w:iCs/>
-          <w:i/>
-        </w:rPr>
-        <w:t xml:space="preserve">”</w:t>
-      </w:r>
-      <w:r>
-        <w:t xml:space="preserve">. Câu ấy có thể bị hiểu là công nhận Phiếu 2960 thực hiện đúng Điều 21. Bản này viết lại: Thanh tra tỉnh viện dẫn đúng loại thủ tục, nhưng phiếu thiếu chính phần hướng dẫn mà Mẫu số 05 quy định (N.1, P.1).</w:t>
-      </w:r>
-    </w:p>
-    <w:p>
-      <w:pPr>
-        <w:pStyle w:val="Compact"/>
-        <w:numPr>
-          <w:ilvl w:val="0"/>
-          <w:numId w:val="1027"/>
-        </w:numPr>
-      </w:pPr>
-      <w:r>
-        <w:rPr>
-          <w:bCs/>
-          <w:b/>
-        </w:rPr>
-        <w:t xml:space="preserve">Một câu ở bản phản biện được viết chặt lại.</w:t>
-      </w:r>
-      <w:r>
-        <w:t xml:space="preserve"> </w:t>
-      </w:r>
-      <w:r>
-        <w:t xml:space="preserve">Bản phản biện (mục 4.18) viết kết quả xem xét theo Điều 27 Luật Tố cáo, dù có hay không,</w:t>
-      </w:r>
-      <w:r>
-        <w:t xml:space="preserve"> </w:t>
-      </w:r>
-      <w:r>
-        <w:rPr>
-          <w:iCs/>
-          <w:i/>
-        </w:rPr>
-        <w:t xml:space="preserve">“</w:t>
-      </w:r>
-      <w:r>
-        <w:rPr>
-          <w:iCs/>
-          <w:i/>
-        </w:rPr>
-        <w:t xml:space="preserve">phải để lại dấu trong hồ sơ</w:t>
-      </w:r>
-      <w:r>
-        <w:rPr>
-          <w:iCs/>
-          <w:i/>
-        </w:rPr>
-        <w:t xml:space="preserve">”</w:t>
-      </w:r>
-      <w:r>
-        <w:t xml:space="preserve">. Điều 27 không tự quy định hình thức văn bản cho trường hợp xem xét mà thấy không có dấu hiệu tội phạm. Bản này chỉ đề nghị cho biết việc xem xét có được thực hiện và kết quả thể hiện ở đâu (C.8.3, P.3).</w:t>
-      </w:r>
-    </w:p>
-    <w:p>
-      <w:pPr>
-        <w:pStyle w:val="Compact"/>
-        <w:numPr>
-          <w:ilvl w:val="0"/>
-          <w:numId w:val="1027"/>
-        </w:numPr>
-      </w:pPr>
-      <w:r>
-        <w:rPr>
-          <w:bCs/>
-          <w:b/>
-        </w:rPr>
-        <w:t xml:space="preserve">Về hai đánh giá ở C.9.</w:t>
-      </w:r>
-      <w:r>
-        <w:t xml:space="preserve"> </w:t>
-      </w:r>
-      <w:r>
-        <w:t xml:space="preserve">Việc phân loại tính chất lá đơn và việc xét điều kiện thụ lý là hai câu hỏi khác nhau; hai đánh giá ấy không tự động loại trừ nhau. Vì vậy C.9 ở mức B: điều được nêu là sự khác nhau chưa được cơ quan phân loại giải thích, không phải một kết luận rằng một trong hai đánh giá là sai. Bản chỉnh lý ngày 29/10/2026 bỏ cách đặt câu hỏi</w:t>
-      </w:r>
-      <w:r>
-        <w:t xml:space="preserve"> </w:t>
-      </w:r>
-      <w:r>
-        <w:t xml:space="preserve">“</w:t>
-      </w:r>
-      <w:r>
-        <w:t xml:space="preserve">hoặc… hoặc…</w:t>
-      </w:r>
-      <w:r>
-        <w:t xml:space="preserve">”</w:t>
-      </w:r>
-      <w:r>
-        <w:t xml:space="preserve"> </w:t>
-      </w:r>
-      <w:r>
-        <w:t xml:space="preserve">ở bản trước (C.9, D.1).</w:t>
-      </w:r>
-    </w:p>
-    <w:p>
-      <w:pPr>
-        <w:pStyle w:val="Compact"/>
-        <w:numPr>
-          <w:ilvl w:val="0"/>
-          <w:numId w:val="1027"/>
+          <w:numId w:val="1026"/>
         </w:numPr>
       </w:pPr>
       <w:r>
@@ -41512,9 +41445,6 @@
     <w:abstractNumId w:val="991"/>
   </w:num>
   <w:num w:numId="1011">
-    <w:abstractNumId w:val="991"/>
-  </w:num>
-  <w:num w:numId="1012">
     <w:abstractNumId w:val="99411"/>
     <w:lvlOverride w:ilvl="0">
       <w:startOverride w:val="1"/>
@@ -41543,6 +41473,9 @@
     <w:lvlOverride w:ilvl="8">
       <w:startOverride w:val="1"/>
     </w:lvlOverride>
+  </w:num>
+  <w:num w:numId="1012">
+    <w:abstractNumId w:val="991"/>
   </w:num>
   <w:num w:numId="1013">
     <w:abstractNumId w:val="991"/>
@@ -41578,9 +41511,6 @@
     <w:abstractNumId w:val="991"/>
   </w:num>
   <w:num w:numId="1024">
-    <w:abstractNumId w:val="991"/>
-  </w:num>
-  <w:num w:numId="1025">
     <w:abstractNumId w:val="99411"/>
     <w:lvlOverride w:ilvl="0">
       <w:startOverride w:val="1"/>
@@ -41610,7 +41540,7 @@
       <w:startOverride w:val="1"/>
     </w:lvlOverride>
   </w:num>
-  <w:num w:numId="1026">
+  <w:num w:numId="1025">
     <w:abstractNumId w:val="99417"/>
     <w:lvlOverride w:ilvl="0">
       <w:startOverride w:val="7"/>
@@ -41640,7 +41570,7 @@
       <w:startOverride w:val="7"/>
     </w:lvlOverride>
   </w:num>
-  <w:num w:numId="1027">
+  <w:num w:numId="1026">
     <w:abstractNumId w:val="994113"/>
     <w:lvlOverride w:ilvl="0">
       <w:startOverride w:val="13"/>
